--- a/lab-04/Лаб_4 Отчёт БойцовИА 315.docx
+++ b/lab-04/Лаб_4 Отчёт БойцовИА 315.docx
@@ -435,17 +435,7 @@
           <w:sz w:val="28"/>
           <w:szCs w:val="28"/>
         </w:rPr>
-        <w:t>Студент</w:t>
-      </w:r>
-      <w:bookmarkStart w:id="0" w:name="_GoBack"/>
-      <w:bookmarkEnd w:id="0"/>
-      <w:r>
-        <w:rPr>
-          <w:rFonts w:ascii="Times New Roman" w:eastAsia="Times New Roman" w:hAnsi="Times New Roman" w:cs="Times New Roman"/>
-          <w:sz w:val="28"/>
-          <w:szCs w:val="28"/>
-        </w:rPr>
-        <w:t>:</w:t>
+        <w:t>Студент:</w:t>
       </w:r>
       <w:r>
         <w:rPr>
@@ -1487,7 +1477,7 @@
           <w:bCs/>
         </w:rPr>
       </w:pPr>
-      <w:bookmarkStart w:id="1" w:name="_Toc232455139"/>
+      <w:bookmarkStart w:id="0" w:name="_Toc232455139"/>
       <w:r>
         <w:rPr>
           <w:rFonts w:ascii="Times New Roman" w:hAnsi="Times New Roman" w:cs="Times New Roman"/>
@@ -1497,7 +1487,7 @@
         <w:lastRenderedPageBreak/>
         <w:t>Тема</w:t>
       </w:r>
-      <w:bookmarkEnd w:id="1"/>
+      <w:bookmarkEnd w:id="0"/>
       <w:r>
         <w:rPr>
           <w:rFonts w:ascii="Times New Roman" w:hAnsi="Times New Roman" w:cs="Times New Roman"/>
@@ -1519,7 +1509,7 @@
           <w:szCs w:val="32"/>
         </w:rPr>
       </w:pPr>
-      <w:bookmarkStart w:id="2" w:name="_Toc197028802"/>
+      <w:bookmarkStart w:id="1" w:name="_Toc197028802"/>
       <w:r>
         <w:rPr>
           <w:rFonts w:ascii="Times New Roman" w:hAnsi="Times New Roman" w:cs="Times New Roman"/>
@@ -1563,7 +1553,7 @@
           </m:sub>
         </m:sSub>
       </m:oMath>
-      <w:bookmarkEnd w:id="2"/>
+      <w:bookmarkEnd w:id="1"/>
     </w:p>
     <w:p>
       <w:pPr>
@@ -1574,7 +1564,7 @@
           <w:bCs/>
         </w:rPr>
       </w:pPr>
-      <w:bookmarkStart w:id="3" w:name="_Toc232455140"/>
+      <w:bookmarkStart w:id="2" w:name="_Toc232455140"/>
       <w:r>
         <w:rPr>
           <w:rFonts w:ascii="Times New Roman" w:hAnsi="Times New Roman" w:cs="Times New Roman"/>
@@ -1583,7 +1573,7 @@
         </w:rPr>
         <w:t>Задание</w:t>
       </w:r>
-      <w:bookmarkEnd w:id="3"/>
+      <w:bookmarkEnd w:id="2"/>
       <w:r>
         <w:rPr>
           <w:rFonts w:ascii="Times New Roman" w:hAnsi="Times New Roman" w:cs="Times New Roman"/>
@@ -1778,7 +1768,7 @@
           <w:bCs/>
         </w:rPr>
       </w:pPr>
-      <w:bookmarkStart w:id="4" w:name="_Toc232455141"/>
+      <w:bookmarkStart w:id="3" w:name="_Toc232455141"/>
       <w:r>
         <w:rPr>
           <w:rFonts w:ascii="Times New Roman" w:hAnsi="Times New Roman" w:cs="Times New Roman"/>
@@ -1788,7 +1778,7 @@
         <w:lastRenderedPageBreak/>
         <w:t>Теория</w:t>
       </w:r>
-      <w:bookmarkEnd w:id="4"/>
+      <w:bookmarkEnd w:id="3"/>
     </w:p>
     <w:p>
       <w:pPr>
@@ -3542,7 +3532,7 @@
           <w:bCs/>
         </w:rPr>
       </w:pPr>
-      <w:bookmarkStart w:id="5" w:name="_Toc232455142"/>
+      <w:bookmarkStart w:id="4" w:name="_Toc232455142"/>
       <w:r>
         <w:rPr>
           <w:rFonts w:ascii="Times New Roman" w:hAnsi="Times New Roman" w:cs="Times New Roman"/>
@@ -3559,6 +3549,253 @@
         </w:rPr>
         <w:t xml:space="preserve"> лабораторной работы</w:t>
       </w:r>
+      <w:bookmarkEnd w:id="4"/>
+    </w:p>
+    <w:p>
+      <w:pPr>
+        <w:ind w:left="0" w:firstLine="428"/>
+        <w:rPr>
+          <w:rFonts w:ascii="Times New Roman" w:hAnsi="Times New Roman" w:cs="Times New Roman"/>
+          <w:sz w:val="28"/>
+          <w:szCs w:val="28"/>
+        </w:rPr>
+      </w:pPr>
+      <w:r>
+        <w:rPr>
+          <w:rFonts w:ascii="Times New Roman" w:hAnsi="Times New Roman" w:cs="Times New Roman"/>
+          <w:sz w:val="28"/>
+          <w:szCs w:val="28"/>
+        </w:rPr>
+        <w:t>Все дальнейшие вычисления производились на ПК со следующими</w:t>
+      </w:r>
+      <w:r>
+        <w:rPr>
+          <w:rFonts w:ascii="Times New Roman" w:hAnsi="Times New Roman" w:cs="Times New Roman"/>
+          <w:sz w:val="28"/>
+          <w:szCs w:val="28"/>
+        </w:rPr>
+        <w:t xml:space="preserve"> </w:t>
+      </w:r>
+      <w:r>
+        <w:rPr>
+          <w:rFonts w:ascii="Times New Roman" w:hAnsi="Times New Roman" w:cs="Times New Roman"/>
+          <w:sz w:val="28"/>
+          <w:szCs w:val="28"/>
+        </w:rPr>
+        <w:t>характеристиками:</w:t>
+      </w:r>
+    </w:p>
+    <w:p>
+      <w:pPr>
+        <w:pStyle w:val="a3"/>
+        <w:numPr>
+          <w:ilvl w:val="0"/>
+          <w:numId w:val="17"/>
+        </w:numPr>
+        <w:spacing w:before="100" w:beforeAutospacing="1" w:after="100" w:afterAutospacing="1" w:line="240" w:lineRule="auto"/>
+        <w:jc w:val="left"/>
+        <w:rPr>
+          <w:rFonts w:ascii="Times New Roman" w:eastAsia="Times New Roman" w:hAnsi="Times New Roman" w:cs="Times New Roman"/>
+          <w:color w:val="auto"/>
+          <w:sz w:val="28"/>
+          <w:szCs w:val="24"/>
+          <w:lang w:val="en-US"/>
+        </w:rPr>
+      </w:pPr>
+      <w:r>
+        <w:rPr>
+          <w:rFonts w:ascii="Times New Roman" w:eastAsia="Times New Roman" w:hAnsi="Times New Roman" w:cs="Times New Roman"/>
+          <w:bCs/>
+          <w:color w:val="auto"/>
+          <w:sz w:val="28"/>
+          <w:szCs w:val="24"/>
+        </w:rPr>
+        <w:t>Процессор</w:t>
+      </w:r>
+      <w:r>
+        <w:rPr>
+          <w:rFonts w:ascii="Times New Roman" w:eastAsia="Times New Roman" w:hAnsi="Times New Roman" w:cs="Times New Roman"/>
+          <w:b/>
+          <w:bCs/>
+          <w:color w:val="auto"/>
+          <w:sz w:val="28"/>
+          <w:szCs w:val="24"/>
+          <w:lang w:val="en-US"/>
+        </w:rPr>
+        <w:t>:</w:t>
+      </w:r>
+      <w:r>
+        <w:rPr>
+          <w:rFonts w:ascii="Times New Roman" w:eastAsia="Times New Roman" w:hAnsi="Times New Roman" w:cs="Times New Roman"/>
+          <w:color w:val="auto"/>
+          <w:sz w:val="28"/>
+          <w:szCs w:val="24"/>
+          <w:lang w:val="en-US"/>
+        </w:rPr>
+        <w:t xml:space="preserve"> </w:t>
+      </w:r>
+      <w:r>
+        <w:rPr>
+          <w:rFonts w:ascii="Times New Roman" w:eastAsia="Times New Roman" w:hAnsi="Times New Roman" w:cs="Times New Roman"/>
+          <w:color w:val="auto"/>
+          <w:sz w:val="28"/>
+          <w:szCs w:val="24"/>
+          <w:lang w:val="en-US"/>
+        </w:rPr>
+        <w:t>AMD</w:t>
+      </w:r>
+      <w:r>
+        <w:rPr>
+          <w:rFonts w:ascii="Times New Roman" w:eastAsia="Times New Roman" w:hAnsi="Times New Roman" w:cs="Times New Roman"/>
+          <w:color w:val="auto"/>
+          <w:sz w:val="28"/>
+          <w:szCs w:val="24"/>
+          <w:lang w:val="en-US"/>
+        </w:rPr>
+        <w:t xml:space="preserve"> </w:t>
+      </w:r>
+      <w:r>
+        <w:rPr>
+          <w:rFonts w:ascii="Times New Roman" w:eastAsia="Times New Roman" w:hAnsi="Times New Roman" w:cs="Times New Roman"/>
+          <w:color w:val="auto"/>
+          <w:sz w:val="28"/>
+          <w:szCs w:val="24"/>
+          <w:lang w:val="en-US"/>
+        </w:rPr>
+        <w:t>Ryzen</w:t>
+      </w:r>
+      <w:r>
+        <w:rPr>
+          <w:rFonts w:ascii="Times New Roman" w:eastAsia="Times New Roman" w:hAnsi="Times New Roman" w:cs="Times New Roman"/>
+          <w:color w:val="auto"/>
+          <w:sz w:val="28"/>
+          <w:szCs w:val="24"/>
+          <w:lang w:val="en-US"/>
+        </w:rPr>
+        <w:t xml:space="preserve"> 7 5700</w:t>
+      </w:r>
+      <w:r>
+        <w:rPr>
+          <w:rFonts w:ascii="Times New Roman" w:eastAsia="Times New Roman" w:hAnsi="Times New Roman" w:cs="Times New Roman"/>
+          <w:color w:val="auto"/>
+          <w:sz w:val="28"/>
+          <w:szCs w:val="24"/>
+          <w:lang w:val="en-US"/>
+        </w:rPr>
+        <w:t>X</w:t>
+      </w:r>
+      <w:r>
+        <w:rPr>
+          <w:rFonts w:ascii="Times New Roman" w:eastAsia="Times New Roman" w:hAnsi="Times New Roman" w:cs="Times New Roman"/>
+          <w:color w:val="auto"/>
+          <w:sz w:val="28"/>
+          <w:szCs w:val="24"/>
+          <w:lang w:val="en-US"/>
+        </w:rPr>
+        <w:t xml:space="preserve"> 8-</w:t>
+      </w:r>
+      <w:r>
+        <w:rPr>
+          <w:rFonts w:ascii="Times New Roman" w:eastAsia="Times New Roman" w:hAnsi="Times New Roman" w:cs="Times New Roman"/>
+          <w:color w:val="auto"/>
+          <w:sz w:val="28"/>
+          <w:szCs w:val="24"/>
+          <w:lang w:val="en-US"/>
+        </w:rPr>
+        <w:t>Core Processor</w:t>
+      </w:r>
+      <w:r>
+        <w:rPr>
+          <w:rFonts w:ascii="Times New Roman" w:eastAsia="Times New Roman" w:hAnsi="Times New Roman" w:cs="Times New Roman"/>
+          <w:color w:val="auto"/>
+          <w:sz w:val="28"/>
+          <w:szCs w:val="24"/>
+          <w:lang w:val="en-US"/>
+        </w:rPr>
+        <w:t xml:space="preserve">, </w:t>
+      </w:r>
+      <w:r>
+        <w:rPr>
+          <w:rFonts w:ascii="Times New Roman" w:eastAsia="Times New Roman" w:hAnsi="Times New Roman" w:cs="Times New Roman"/>
+          <w:color w:val="auto"/>
+          <w:sz w:val="28"/>
+          <w:szCs w:val="24"/>
+          <w:lang w:val="en-US"/>
+        </w:rPr>
+        <w:t xml:space="preserve">4 </w:t>
+      </w:r>
+      <w:r>
+        <w:rPr>
+          <w:rFonts w:ascii="Times New Roman" w:eastAsia="Times New Roman" w:hAnsi="Times New Roman" w:cs="Times New Roman"/>
+          <w:color w:val="auto"/>
+          <w:sz w:val="28"/>
+          <w:szCs w:val="24"/>
+        </w:rPr>
+        <w:t>ГГц</w:t>
+      </w:r>
+      <w:r>
+        <w:rPr>
+          <w:rFonts w:ascii="Times New Roman" w:eastAsia="Times New Roman" w:hAnsi="Times New Roman" w:cs="Times New Roman"/>
+          <w:color w:val="auto"/>
+          <w:sz w:val="28"/>
+          <w:szCs w:val="24"/>
+          <w:lang w:val="en-US"/>
+        </w:rPr>
+        <w:t xml:space="preserve">; </w:t>
+      </w:r>
+    </w:p>
+    <w:p>
+      <w:pPr>
+        <w:pStyle w:val="a3"/>
+        <w:numPr>
+          <w:ilvl w:val="0"/>
+          <w:numId w:val="17"/>
+        </w:numPr>
+        <w:spacing w:before="100" w:beforeAutospacing="1" w:after="100" w:afterAutospacing="1" w:line="240" w:lineRule="auto"/>
+        <w:jc w:val="left"/>
+        <w:rPr>
+          <w:rFonts w:ascii="Times New Roman" w:eastAsia="Times New Roman" w:hAnsi="Times New Roman" w:cs="Times New Roman"/>
+          <w:color w:val="auto"/>
+          <w:sz w:val="28"/>
+          <w:szCs w:val="28"/>
+        </w:rPr>
+      </w:pPr>
+      <w:r>
+        <w:rPr>
+          <w:rFonts w:ascii="Times New Roman" w:eastAsia="Times New Roman" w:hAnsi="Times New Roman" w:cs="Times New Roman"/>
+          <w:color w:val="auto"/>
+          <w:sz w:val="28"/>
+          <w:szCs w:val="28"/>
+        </w:rPr>
+        <w:t>ОЗУ</w:t>
+      </w:r>
+      <w:r>
+        <w:rPr>
+          <w:rFonts w:ascii="Times New Roman" w:eastAsia="Times New Roman" w:hAnsi="Times New Roman" w:cs="Times New Roman"/>
+          <w:color w:val="auto"/>
+          <w:sz w:val="28"/>
+          <w:szCs w:val="28"/>
+          <w:lang w:val="en-US"/>
+        </w:rPr>
+        <w:t xml:space="preserve">: </w:t>
+      </w:r>
+      <w:r>
+        <w:rPr>
+          <w:rFonts w:ascii="Times New Roman" w:hAnsi="Times New Roman" w:cs="Times New Roman"/>
+          <w:sz w:val="28"/>
+          <w:szCs w:val="28"/>
+        </w:rPr>
+        <w:t>16 ГБ DDR4</w:t>
+      </w:r>
+      <w:r>
+        <w:rPr>
+          <w:rFonts w:ascii="Times New Roman" w:hAnsi="Times New Roman" w:cs="Times New Roman"/>
+          <w:sz w:val="28"/>
+          <w:szCs w:val="28"/>
+        </w:rPr>
+        <w:t>.</w:t>
+      </w:r>
+      <w:bookmarkStart w:id="5" w:name="_GoBack"/>
       <w:bookmarkEnd w:id="5"/>
     </w:p>
     <w:p>
@@ -4232,7 +4469,16 @@
           <w:sz w:val="28"/>
           <w:szCs w:val="28"/>
         </w:rPr>
-        <w:t xml:space="preserve">b mod p, и если это значение оказывается квадратичным вычетом по модулю p, из него извлекается y через </w:t>
+        <w:t xml:space="preserve">b mod p, и если это значение оказывается </w:t>
+      </w:r>
+      <w:r>
+        <w:rPr>
+          <w:rFonts w:ascii="Times New Roman" w:hAnsi="Times New Roman" w:cs="Times New Roman"/>
+          <w:sz w:val="28"/>
+          <w:szCs w:val="28"/>
+        </w:rPr>
+        <w:lastRenderedPageBreak/>
+        <w:t xml:space="preserve">квадратичным вычетом по модулю p, из него извлекается y через </w:t>
       </w:r>
       <w:r>
         <w:rPr>
@@ -4338,7 +4584,6 @@
           <w:sz w:val="28"/>
           <w:szCs w:val="28"/>
         </w:rPr>
-        <w:lastRenderedPageBreak/>
         <w:t xml:space="preserve">Сама задача решается функцией </w:t>
       </w:r>
       <w:r>
@@ -4577,6 +4822,9 @@
         <w:jc w:val="center"/>
       </w:pPr>
       <w:r>
+        <w:rPr>
+          <w:noProof/>
+        </w:rPr>
         <w:lastRenderedPageBreak/>
         <w:drawing>
           <wp:inline distT="0" distB="0" distL="0" distR="0" wp14:anchorId="7B3016BE" wp14:editId="3EE94DA8">
@@ -4678,6 +4926,9 @@
         <w:jc w:val="center"/>
       </w:pPr>
       <w:r>
+        <w:rPr>
+          <w:noProof/>
+        </w:rPr>
         <w:lastRenderedPageBreak/>
         <w:drawing>
           <wp:inline distT="0" distB="0" distL="0" distR="0" wp14:anchorId="27B196FD" wp14:editId="5E7E4006">
@@ -15865,6 +16116,7 @@
           <w:color w:val="BBBBBB"/>
           <w:sz w:val="21"/>
           <w:szCs w:val="21"/>
+          <w:lang w:val="en-US"/>
         </w:rPr>
       </w:pPr>
       <w:r>
@@ -15883,6 +16135,7 @@
           <w:color w:val="F39C12"/>
           <w:sz w:val="21"/>
           <w:szCs w:val="21"/>
+          <w:lang w:val="en-US"/>
         </w:rPr>
         <w:t>BITS</w:t>
       </w:r>
@@ -15892,6 +16145,7 @@
           <w:color w:val="BBBBBB"/>
           <w:sz w:val="21"/>
           <w:szCs w:val="21"/>
+          <w:lang w:val="en-US"/>
         </w:rPr>
         <w:t xml:space="preserve"> </w:t>
       </w:r>
@@ -15901,6 +16155,7 @@
           <w:color w:val="EE5D43"/>
           <w:sz w:val="21"/>
           <w:szCs w:val="21"/>
+          <w:lang w:val="en-US"/>
         </w:rPr>
         <w:t>=</w:t>
       </w:r>
@@ -15910,6 +16165,7 @@
           <w:color w:val="BBBBBB"/>
           <w:sz w:val="21"/>
           <w:szCs w:val="21"/>
+          <w:lang w:val="en-US"/>
         </w:rPr>
         <w:t xml:space="preserve"> </w:t>
       </w:r>
@@ -15919,6 +16175,7 @@
           <w:color w:val="F39C12"/>
           <w:sz w:val="21"/>
           <w:szCs w:val="21"/>
+          <w:lang w:val="en-US"/>
         </w:rPr>
         <w:t>30</w:t>
       </w:r>
@@ -15934,6 +16191,7 @@
           <w:color w:val="BBBBBB"/>
           <w:sz w:val="21"/>
           <w:szCs w:val="21"/>
+          <w:lang w:val="en-US"/>
         </w:rPr>
       </w:pPr>
     </w:p>
@@ -15948,14 +16206,16 @@
           <w:color w:val="BBBBBB"/>
           <w:sz w:val="21"/>
           <w:szCs w:val="21"/>
-        </w:rPr>
-      </w:pPr>
-      <w:r>
-        <w:rPr>
-          <w:rFonts w:ascii="Consolas" w:eastAsia="Times New Roman" w:hAnsi="Consolas" w:cs="Times New Roman"/>
-          <w:color w:val="BBBBBB"/>
-          <w:sz w:val="21"/>
-          <w:szCs w:val="21"/>
+          <w:lang w:val="en-US"/>
+        </w:rPr>
+      </w:pPr>
+      <w:r>
+        <w:rPr>
+          <w:rFonts w:ascii="Consolas" w:eastAsia="Times New Roman" w:hAnsi="Consolas" w:cs="Times New Roman"/>
+          <w:color w:val="BBBBBB"/>
+          <w:sz w:val="21"/>
+          <w:szCs w:val="21"/>
+          <w:lang w:val="en-US"/>
         </w:rPr>
         <w:t xml:space="preserve">    </w:t>
       </w:r>
@@ -15965,6 +16225,7 @@
           <w:color w:val="FFE66D"/>
           <w:sz w:val="21"/>
           <w:szCs w:val="21"/>
+          <w:lang w:val="en-US"/>
         </w:rPr>
         <w:t>print</w:t>
       </w:r>
@@ -15974,6 +16235,7 @@
           <w:color w:val="BBBBBB"/>
           <w:sz w:val="21"/>
           <w:szCs w:val="21"/>
+          <w:lang w:val="en-US"/>
         </w:rPr>
         <w:t>(</w:t>
       </w:r>
@@ -15983,6 +16245,7 @@
           <w:color w:val="C74DED"/>
           <w:sz w:val="21"/>
           <w:szCs w:val="21"/>
+          <w:lang w:val="en-US"/>
         </w:rPr>
         <w:t>f</w:t>
       </w:r>
@@ -15992,8 +16255,66 @@
           <w:color w:val="96E072"/>
           <w:sz w:val="21"/>
           <w:szCs w:val="21"/>
-        </w:rPr>
-        <w:t xml:space="preserve">"Подбираем простое p размером </w:t>
+          <w:lang w:val="en-US"/>
+        </w:rPr>
+        <w:t>"</w:t>
+      </w:r>
+      <w:r>
+        <w:rPr>
+          <w:rFonts w:ascii="Consolas" w:eastAsia="Times New Roman" w:hAnsi="Consolas" w:cs="Times New Roman"/>
+          <w:color w:val="96E072"/>
+          <w:sz w:val="21"/>
+          <w:szCs w:val="21"/>
+        </w:rPr>
+        <w:t>Подбираем</w:t>
+      </w:r>
+      <w:r>
+        <w:rPr>
+          <w:rFonts w:ascii="Consolas" w:eastAsia="Times New Roman" w:hAnsi="Consolas" w:cs="Times New Roman"/>
+          <w:color w:val="96E072"/>
+          <w:sz w:val="21"/>
+          <w:szCs w:val="21"/>
+          <w:lang w:val="en-US"/>
+        </w:rPr>
+        <w:t xml:space="preserve"> </w:t>
+      </w:r>
+      <w:r>
+        <w:rPr>
+          <w:rFonts w:ascii="Consolas" w:eastAsia="Times New Roman" w:hAnsi="Consolas" w:cs="Times New Roman"/>
+          <w:color w:val="96E072"/>
+          <w:sz w:val="21"/>
+          <w:szCs w:val="21"/>
+        </w:rPr>
+        <w:t>простое</w:t>
+      </w:r>
+      <w:r>
+        <w:rPr>
+          <w:rFonts w:ascii="Consolas" w:eastAsia="Times New Roman" w:hAnsi="Consolas" w:cs="Times New Roman"/>
+          <w:color w:val="96E072"/>
+          <w:sz w:val="21"/>
+          <w:szCs w:val="21"/>
+          <w:lang w:val="en-US"/>
+        </w:rPr>
+        <w:t xml:space="preserve"> p </w:t>
+      </w:r>
+      <w:r>
+        <w:rPr>
+          <w:rFonts w:ascii="Consolas" w:eastAsia="Times New Roman" w:hAnsi="Consolas" w:cs="Times New Roman"/>
+          <w:color w:val="96E072"/>
+          <w:sz w:val="21"/>
+          <w:szCs w:val="21"/>
+        </w:rPr>
+        <w:t>размером</w:t>
+      </w:r>
+      <w:r>
+        <w:rPr>
+          <w:rFonts w:ascii="Consolas" w:eastAsia="Times New Roman" w:hAnsi="Consolas" w:cs="Times New Roman"/>
+          <w:color w:val="96E072"/>
+          <w:sz w:val="21"/>
+          <w:szCs w:val="21"/>
+          <w:lang w:val="en-US"/>
+        </w:rPr>
+        <w:t xml:space="preserve"> </w:t>
       </w:r>
       <w:r>
         <w:rPr>
@@ -16001,6 +16322,7 @@
           <w:color w:val="EE5D43"/>
           <w:sz w:val="21"/>
           <w:szCs w:val="21"/>
+          <w:lang w:val="en-US"/>
         </w:rPr>
         <w:t>{</w:t>
       </w:r>
@@ -16010,6 +16332,7 @@
           <w:color w:val="F39C12"/>
           <w:sz w:val="21"/>
           <w:szCs w:val="21"/>
+          <w:lang w:val="en-US"/>
         </w:rPr>
         <w:t>BITS</w:t>
       </w:r>
@@ -16019,6 +16342,7 @@
           <w:color w:val="EE5D43"/>
           <w:sz w:val="21"/>
           <w:szCs w:val="21"/>
+          <w:lang w:val="en-US"/>
         </w:rPr>
         <w:t>}</w:t>
       </w:r>
@@ -16028,15 +16352,36 @@
           <w:color w:val="96E072"/>
           <w:sz w:val="21"/>
           <w:szCs w:val="21"/>
-        </w:rPr>
-        <w:t xml:space="preserve"> бит (p % 4 == 3)..."</w:t>
-      </w:r>
-      <w:r>
-        <w:rPr>
-          <w:rFonts w:ascii="Consolas" w:eastAsia="Times New Roman" w:hAnsi="Consolas" w:cs="Times New Roman"/>
-          <w:color w:val="BBBBBB"/>
-          <w:sz w:val="21"/>
-          <w:szCs w:val="21"/>
+          <w:lang w:val="en-US"/>
+        </w:rPr>
+        <w:t xml:space="preserve"> </w:t>
+      </w:r>
+      <w:r>
+        <w:rPr>
+          <w:rFonts w:ascii="Consolas" w:eastAsia="Times New Roman" w:hAnsi="Consolas" w:cs="Times New Roman"/>
+          <w:color w:val="96E072"/>
+          <w:sz w:val="21"/>
+          <w:szCs w:val="21"/>
+        </w:rPr>
+        <w:t>бит</w:t>
+      </w:r>
+      <w:r>
+        <w:rPr>
+          <w:rFonts w:ascii="Consolas" w:eastAsia="Times New Roman" w:hAnsi="Consolas" w:cs="Times New Roman"/>
+          <w:color w:val="96E072"/>
+          <w:sz w:val="21"/>
+          <w:szCs w:val="21"/>
+          <w:lang w:val="en-US"/>
+        </w:rPr>
+        <w:t xml:space="preserve"> (p % 4 == 3)..."</w:t>
+      </w:r>
+      <w:r>
+        <w:rPr>
+          <w:rFonts w:ascii="Consolas" w:eastAsia="Times New Roman" w:hAnsi="Consolas" w:cs="Times New Roman"/>
+          <w:color w:val="BBBBBB"/>
+          <w:sz w:val="21"/>
+          <w:szCs w:val="21"/>
+          <w:lang w:val="en-US"/>
         </w:rPr>
         <w:t>)</w:t>
       </w:r>
@@ -16061,6 +16406,7 @@
           <w:color w:val="BBBBBB"/>
           <w:sz w:val="21"/>
           <w:szCs w:val="21"/>
+          <w:lang w:val="en-US"/>
         </w:rPr>
         <w:t xml:space="preserve">    </w:t>
       </w:r>
@@ -18707,102 +19053,16 @@
     </w:lvl>
   </w:abstractNum>
   <w:abstractNum w:abstractNumId="2" w15:restartNumberingAfterBreak="0">
-    <w:nsid w:val="290562A5"/>
+    <w:nsid w:val="25DF0701"/>
     <w:multiLevelType w:val="hybridMultilevel"/>
-    <w:tmpl w:val="23F86DAA"/>
-    <w:lvl w:ilvl="0" w:tplc="0419000F">
-      <w:start w:val="1"/>
-      <w:numFmt w:val="decimal"/>
-      <w:lvlText w:val="%1."/>
-      <w:lvlJc w:val="left"/>
-      <w:pPr>
-        <w:ind w:left="1146" w:hanging="360"/>
-      </w:pPr>
-    </w:lvl>
-    <w:lvl w:ilvl="1" w:tplc="04190019" w:tentative="1">
-      <w:start w:val="1"/>
-      <w:numFmt w:val="lowerLetter"/>
-      <w:lvlText w:val="%2."/>
-      <w:lvlJc w:val="left"/>
-      <w:pPr>
-        <w:ind w:left="1866" w:hanging="360"/>
-      </w:pPr>
-    </w:lvl>
-    <w:lvl w:ilvl="2" w:tplc="0419001B" w:tentative="1">
-      <w:start w:val="1"/>
-      <w:numFmt w:val="lowerRoman"/>
-      <w:lvlText w:val="%3."/>
-      <w:lvlJc w:val="right"/>
-      <w:pPr>
-        <w:ind w:left="2586" w:hanging="180"/>
-      </w:pPr>
-    </w:lvl>
-    <w:lvl w:ilvl="3" w:tplc="0419000F" w:tentative="1">
-      <w:start w:val="1"/>
-      <w:numFmt w:val="decimal"/>
-      <w:lvlText w:val="%4."/>
-      <w:lvlJc w:val="left"/>
-      <w:pPr>
-        <w:ind w:left="3306" w:hanging="360"/>
-      </w:pPr>
-    </w:lvl>
-    <w:lvl w:ilvl="4" w:tplc="04190019" w:tentative="1">
-      <w:start w:val="1"/>
-      <w:numFmt w:val="lowerLetter"/>
-      <w:lvlText w:val="%5."/>
-      <w:lvlJc w:val="left"/>
-      <w:pPr>
-        <w:ind w:left="4026" w:hanging="360"/>
-      </w:pPr>
-    </w:lvl>
-    <w:lvl w:ilvl="5" w:tplc="0419001B" w:tentative="1">
-      <w:start w:val="1"/>
-      <w:numFmt w:val="lowerRoman"/>
-      <w:lvlText w:val="%6."/>
-      <w:lvlJc w:val="right"/>
-      <w:pPr>
-        <w:ind w:left="4746" w:hanging="180"/>
-      </w:pPr>
-    </w:lvl>
-    <w:lvl w:ilvl="6" w:tplc="0419000F" w:tentative="1">
-      <w:start w:val="1"/>
-      <w:numFmt w:val="decimal"/>
-      <w:lvlText w:val="%7."/>
-      <w:lvlJc w:val="left"/>
-      <w:pPr>
-        <w:ind w:left="5466" w:hanging="360"/>
-      </w:pPr>
-    </w:lvl>
-    <w:lvl w:ilvl="7" w:tplc="04190019" w:tentative="1">
-      <w:start w:val="1"/>
-      <w:numFmt w:val="lowerLetter"/>
-      <w:lvlText w:val="%8."/>
-      <w:lvlJc w:val="left"/>
-      <w:pPr>
-        <w:ind w:left="6186" w:hanging="360"/>
-      </w:pPr>
-    </w:lvl>
-    <w:lvl w:ilvl="8" w:tplc="0419001B" w:tentative="1">
-      <w:start w:val="1"/>
-      <w:numFmt w:val="lowerRoman"/>
-      <w:lvlText w:val="%9."/>
-      <w:lvlJc w:val="right"/>
-      <w:pPr>
-        <w:ind w:left="6906" w:hanging="180"/>
-      </w:pPr>
-    </w:lvl>
-  </w:abstractNum>
-  <w:abstractNum w:abstractNumId="3" w15:restartNumberingAfterBreak="0">
-    <w:nsid w:val="2FB62471"/>
-    <w:multiLevelType w:val="hybridMultilevel"/>
-    <w:tmpl w:val="52F603E2"/>
+    <w:tmpl w:val="A9521AF8"/>
     <w:lvl w:ilvl="0" w:tplc="04190001">
       <w:start w:val="1"/>
       <w:numFmt w:val="bullet"/>
       <w:lvlText w:val=""/>
       <w:lvlJc w:val="left"/>
       <w:pPr>
-        <w:ind w:left="1146" w:hanging="360"/>
+        <w:ind w:left="788" w:hanging="360"/>
       </w:pPr>
       <w:rPr>
         <w:rFonts w:ascii="Symbol" w:hAnsi="Symbol" w:hint="default"/>
@@ -18814,7 +19074,7 @@
       <w:lvlText w:val="o"/>
       <w:lvlJc w:val="left"/>
       <w:pPr>
-        <w:ind w:left="1866" w:hanging="360"/>
+        <w:ind w:left="1508" w:hanging="360"/>
       </w:pPr>
       <w:rPr>
         <w:rFonts w:ascii="Courier New" w:hAnsi="Courier New" w:cs="Courier New" w:hint="default"/>
@@ -18826,7 +19086,7 @@
       <w:lvlText w:val=""/>
       <w:lvlJc w:val="left"/>
       <w:pPr>
-        <w:ind w:left="2586" w:hanging="360"/>
+        <w:ind w:left="2228" w:hanging="360"/>
       </w:pPr>
       <w:rPr>
         <w:rFonts w:ascii="Wingdings" w:hAnsi="Wingdings" w:hint="default"/>
@@ -18838,7 +19098,7 @@
       <w:lvlText w:val=""/>
       <w:lvlJc w:val="left"/>
       <w:pPr>
-        <w:ind w:left="3306" w:hanging="360"/>
+        <w:ind w:left="2948" w:hanging="360"/>
       </w:pPr>
       <w:rPr>
         <w:rFonts w:ascii="Symbol" w:hAnsi="Symbol" w:hint="default"/>
@@ -18850,7 +19110,7 @@
       <w:lvlText w:val="o"/>
       <w:lvlJc w:val="left"/>
       <w:pPr>
-        <w:ind w:left="4026" w:hanging="360"/>
+        <w:ind w:left="3668" w:hanging="360"/>
       </w:pPr>
       <w:rPr>
         <w:rFonts w:ascii="Courier New" w:hAnsi="Courier New" w:cs="Courier New" w:hint="default"/>
@@ -18862,7 +19122,7 @@
       <w:lvlText w:val=""/>
       <w:lvlJc w:val="left"/>
       <w:pPr>
-        <w:ind w:left="4746" w:hanging="360"/>
+        <w:ind w:left="4388" w:hanging="360"/>
       </w:pPr>
       <w:rPr>
         <w:rFonts w:ascii="Wingdings" w:hAnsi="Wingdings" w:hint="default"/>
@@ -18874,7 +19134,7 @@
       <w:lvlText w:val=""/>
       <w:lvlJc w:val="left"/>
       <w:pPr>
-        <w:ind w:left="5466" w:hanging="360"/>
+        <w:ind w:left="5108" w:hanging="360"/>
       </w:pPr>
       <w:rPr>
         <w:rFonts w:ascii="Symbol" w:hAnsi="Symbol" w:hint="default"/>
@@ -18886,7 +19146,7 @@
       <w:lvlText w:val="o"/>
       <w:lvlJc w:val="left"/>
       <w:pPr>
-        <w:ind w:left="6186" w:hanging="360"/>
+        <w:ind w:left="5828" w:hanging="360"/>
       </w:pPr>
       <w:rPr>
         <w:rFonts w:ascii="Courier New" w:hAnsi="Courier New" w:cs="Courier New" w:hint="default"/>
@@ -18898,14 +19158,213 @@
       <w:lvlText w:val=""/>
       <w:lvlJc w:val="left"/>
       <w:pPr>
-        <w:ind w:left="6906" w:hanging="360"/>
+        <w:ind w:left="6548" w:hanging="360"/>
       </w:pPr>
       <w:rPr>
         <w:rFonts w:ascii="Wingdings" w:hAnsi="Wingdings" w:hint="default"/>
       </w:rPr>
     </w:lvl>
   </w:abstractNum>
+  <w:abstractNum w:abstractNumId="3" w15:restartNumberingAfterBreak="0">
+    <w:nsid w:val="290562A5"/>
+    <w:multiLevelType w:val="hybridMultilevel"/>
+    <w:tmpl w:val="23F86DAA"/>
+    <w:lvl w:ilvl="0" w:tplc="0419000F">
+      <w:start w:val="1"/>
+      <w:numFmt w:val="decimal"/>
+      <w:lvlText w:val="%1."/>
+      <w:lvlJc w:val="left"/>
+      <w:pPr>
+        <w:ind w:left="1146" w:hanging="360"/>
+      </w:pPr>
+    </w:lvl>
+    <w:lvl w:ilvl="1" w:tplc="04190019" w:tentative="1">
+      <w:start w:val="1"/>
+      <w:numFmt w:val="lowerLetter"/>
+      <w:lvlText w:val="%2."/>
+      <w:lvlJc w:val="left"/>
+      <w:pPr>
+        <w:ind w:left="1866" w:hanging="360"/>
+      </w:pPr>
+    </w:lvl>
+    <w:lvl w:ilvl="2" w:tplc="0419001B" w:tentative="1">
+      <w:start w:val="1"/>
+      <w:numFmt w:val="lowerRoman"/>
+      <w:lvlText w:val="%3."/>
+      <w:lvlJc w:val="right"/>
+      <w:pPr>
+        <w:ind w:left="2586" w:hanging="180"/>
+      </w:pPr>
+    </w:lvl>
+    <w:lvl w:ilvl="3" w:tplc="0419000F" w:tentative="1">
+      <w:start w:val="1"/>
+      <w:numFmt w:val="decimal"/>
+      <w:lvlText w:val="%4."/>
+      <w:lvlJc w:val="left"/>
+      <w:pPr>
+        <w:ind w:left="3306" w:hanging="360"/>
+      </w:pPr>
+    </w:lvl>
+    <w:lvl w:ilvl="4" w:tplc="04190019" w:tentative="1">
+      <w:start w:val="1"/>
+      <w:numFmt w:val="lowerLetter"/>
+      <w:lvlText w:val="%5."/>
+      <w:lvlJc w:val="left"/>
+      <w:pPr>
+        <w:ind w:left="4026" w:hanging="360"/>
+      </w:pPr>
+    </w:lvl>
+    <w:lvl w:ilvl="5" w:tplc="0419001B" w:tentative="1">
+      <w:start w:val="1"/>
+      <w:numFmt w:val="lowerRoman"/>
+      <w:lvlText w:val="%6."/>
+      <w:lvlJc w:val="right"/>
+      <w:pPr>
+        <w:ind w:left="4746" w:hanging="180"/>
+      </w:pPr>
+    </w:lvl>
+    <w:lvl w:ilvl="6" w:tplc="0419000F" w:tentative="1">
+      <w:start w:val="1"/>
+      <w:numFmt w:val="decimal"/>
+      <w:lvlText w:val="%7."/>
+      <w:lvlJc w:val="left"/>
+      <w:pPr>
+        <w:ind w:left="5466" w:hanging="360"/>
+      </w:pPr>
+    </w:lvl>
+    <w:lvl w:ilvl="7" w:tplc="04190019" w:tentative="1">
+      <w:start w:val="1"/>
+      <w:numFmt w:val="lowerLetter"/>
+      <w:lvlText w:val="%8."/>
+      <w:lvlJc w:val="left"/>
+      <w:pPr>
+        <w:ind w:left="6186" w:hanging="360"/>
+      </w:pPr>
+    </w:lvl>
+    <w:lvl w:ilvl="8" w:tplc="0419001B" w:tentative="1">
+      <w:start w:val="1"/>
+      <w:numFmt w:val="lowerRoman"/>
+      <w:lvlText w:val="%9."/>
+      <w:lvlJc w:val="right"/>
+      <w:pPr>
+        <w:ind w:left="6906" w:hanging="180"/>
+      </w:pPr>
+    </w:lvl>
+  </w:abstractNum>
   <w:abstractNum w:abstractNumId="4" w15:restartNumberingAfterBreak="0">
+    <w:nsid w:val="2FB62471"/>
+    <w:multiLevelType w:val="hybridMultilevel"/>
+    <w:tmpl w:val="52F603E2"/>
+    <w:lvl w:ilvl="0" w:tplc="04190001">
+      <w:start w:val="1"/>
+      <w:numFmt w:val="bullet"/>
+      <w:lvlText w:val=""/>
+      <w:lvlJc w:val="left"/>
+      <w:pPr>
+        <w:ind w:left="1146" w:hanging="360"/>
+      </w:pPr>
+      <w:rPr>
+        <w:rFonts w:ascii="Symbol" w:hAnsi="Symbol" w:hint="default"/>
+      </w:rPr>
+    </w:lvl>
+    <w:lvl w:ilvl="1" w:tplc="04190003" w:tentative="1">
+      <w:start w:val="1"/>
+      <w:numFmt w:val="bullet"/>
+      <w:lvlText w:val="o"/>
+      <w:lvlJc w:val="left"/>
+      <w:pPr>
+        <w:ind w:left="1866" w:hanging="360"/>
+      </w:pPr>
+      <w:rPr>
+        <w:rFonts w:ascii="Courier New" w:hAnsi="Courier New" w:cs="Courier New" w:hint="default"/>
+      </w:rPr>
+    </w:lvl>
+    <w:lvl w:ilvl="2" w:tplc="04190005" w:tentative="1">
+      <w:start w:val="1"/>
+      <w:numFmt w:val="bullet"/>
+      <w:lvlText w:val=""/>
+      <w:lvlJc w:val="left"/>
+      <w:pPr>
+        <w:ind w:left="2586" w:hanging="360"/>
+      </w:pPr>
+      <w:rPr>
+        <w:rFonts w:ascii="Wingdings" w:hAnsi="Wingdings" w:hint="default"/>
+      </w:rPr>
+    </w:lvl>
+    <w:lvl w:ilvl="3" w:tplc="04190001" w:tentative="1">
+      <w:start w:val="1"/>
+      <w:numFmt w:val="bullet"/>
+      <w:lvlText w:val=""/>
+      <w:lvlJc w:val="left"/>
+      <w:pPr>
+        <w:ind w:left="3306" w:hanging="360"/>
+      </w:pPr>
+      <w:rPr>
+        <w:rFonts w:ascii="Symbol" w:hAnsi="Symbol" w:hint="default"/>
+      </w:rPr>
+    </w:lvl>
+    <w:lvl w:ilvl="4" w:tplc="04190003" w:tentative="1">
+      <w:start w:val="1"/>
+      <w:numFmt w:val="bullet"/>
+      <w:lvlText w:val="o"/>
+      <w:lvlJc w:val="left"/>
+      <w:pPr>
+        <w:ind w:left="4026" w:hanging="360"/>
+      </w:pPr>
+      <w:rPr>
+        <w:rFonts w:ascii="Courier New" w:hAnsi="Courier New" w:cs="Courier New" w:hint="default"/>
+      </w:rPr>
+    </w:lvl>
+    <w:lvl w:ilvl="5" w:tplc="04190005" w:tentative="1">
+      <w:start w:val="1"/>
+      <w:numFmt w:val="bullet"/>
+      <w:lvlText w:val=""/>
+      <w:lvlJc w:val="left"/>
+      <w:pPr>
+        <w:ind w:left="4746" w:hanging="360"/>
+      </w:pPr>
+      <w:rPr>
+        <w:rFonts w:ascii="Wingdings" w:hAnsi="Wingdings" w:hint="default"/>
+      </w:rPr>
+    </w:lvl>
+    <w:lvl w:ilvl="6" w:tplc="04190001" w:tentative="1">
+      <w:start w:val="1"/>
+      <w:numFmt w:val="bullet"/>
+      <w:lvlText w:val=""/>
+      <w:lvlJc w:val="left"/>
+      <w:pPr>
+        <w:ind w:left="5466" w:hanging="360"/>
+      </w:pPr>
+      <w:rPr>
+        <w:rFonts w:ascii="Symbol" w:hAnsi="Symbol" w:hint="default"/>
+      </w:rPr>
+    </w:lvl>
+    <w:lvl w:ilvl="7" w:tplc="04190003" w:tentative="1">
+      <w:start w:val="1"/>
+      <w:numFmt w:val="bullet"/>
+      <w:lvlText w:val="o"/>
+      <w:lvlJc w:val="left"/>
+      <w:pPr>
+        <w:ind w:left="6186" w:hanging="360"/>
+      </w:pPr>
+      <w:rPr>
+        <w:rFonts w:ascii="Courier New" w:hAnsi="Courier New" w:cs="Courier New" w:hint="default"/>
+      </w:rPr>
+    </w:lvl>
+    <w:lvl w:ilvl="8" w:tplc="04190005" w:tentative="1">
+      <w:start w:val="1"/>
+      <w:numFmt w:val="bullet"/>
+      <w:lvlText w:val=""/>
+      <w:lvlJc w:val="left"/>
+      <w:pPr>
+        <w:ind w:left="6906" w:hanging="360"/>
+      </w:pPr>
+      <w:rPr>
+        <w:rFonts w:ascii="Wingdings" w:hAnsi="Wingdings" w:hint="default"/>
+      </w:rPr>
+    </w:lvl>
+  </w:abstractNum>
+  <w:abstractNum w:abstractNumId="5" w15:restartNumberingAfterBreak="0">
     <w:nsid w:val="3AE40D4C"/>
     <w:multiLevelType w:val="hybridMultilevel"/>
     <w:tmpl w:val="362A5B60"/>
@@ -18994,7 +19453,7 @@
       </w:pPr>
     </w:lvl>
   </w:abstractNum>
-  <w:abstractNum w:abstractNumId="5" w15:restartNumberingAfterBreak="0">
+  <w:abstractNum w:abstractNumId="6" w15:restartNumberingAfterBreak="0">
     <w:nsid w:val="3D122DDF"/>
     <w:multiLevelType w:val="hybridMultilevel"/>
     <w:tmpl w:val="AA4EF624"/>
@@ -19109,7 +19568,7 @@
       </w:rPr>
     </w:lvl>
   </w:abstractNum>
-  <w:abstractNum w:abstractNumId="6" w15:restartNumberingAfterBreak="0">
+  <w:abstractNum w:abstractNumId="7" w15:restartNumberingAfterBreak="0">
     <w:nsid w:val="4D5B6D55"/>
     <w:multiLevelType w:val="hybridMultilevel"/>
     <w:tmpl w:val="E7DA5196"/>
@@ -19199,7 +19658,7 @@
       </w:pPr>
     </w:lvl>
   </w:abstractNum>
-  <w:abstractNum w:abstractNumId="7" w15:restartNumberingAfterBreak="0">
+  <w:abstractNum w:abstractNumId="8" w15:restartNumberingAfterBreak="0">
     <w:nsid w:val="52820B7B"/>
     <w:multiLevelType w:val="hybridMultilevel"/>
     <w:tmpl w:val="4DC4B6E6"/>
@@ -19288,7 +19747,7 @@
       </w:pPr>
     </w:lvl>
   </w:abstractNum>
-  <w:abstractNum w:abstractNumId="8" w15:restartNumberingAfterBreak="0">
+  <w:abstractNum w:abstractNumId="9" w15:restartNumberingAfterBreak="0">
     <w:nsid w:val="60F61173"/>
     <w:multiLevelType w:val="hybridMultilevel"/>
     <w:tmpl w:val="46966E6A"/>
@@ -19401,7 +19860,7 @@
       </w:rPr>
     </w:lvl>
   </w:abstractNum>
-  <w:abstractNum w:abstractNumId="9" w15:restartNumberingAfterBreak="0">
+  <w:abstractNum w:abstractNumId="10" w15:restartNumberingAfterBreak="0">
     <w:nsid w:val="61A843BD"/>
     <w:multiLevelType w:val="hybridMultilevel"/>
     <w:tmpl w:val="DD3A7446"/>
@@ -19487,7 +19946,7 @@
       </w:pPr>
     </w:lvl>
   </w:abstractNum>
-  <w:abstractNum w:abstractNumId="10" w15:restartNumberingAfterBreak="0">
+  <w:abstractNum w:abstractNumId="11" w15:restartNumberingAfterBreak="0">
     <w:nsid w:val="673B1E88"/>
     <w:multiLevelType w:val="hybridMultilevel"/>
     <w:tmpl w:val="013842CC"/>
@@ -19600,7 +20059,7 @@
       </w:rPr>
     </w:lvl>
   </w:abstractNum>
-  <w:abstractNum w:abstractNumId="11" w15:restartNumberingAfterBreak="0">
+  <w:abstractNum w:abstractNumId="12" w15:restartNumberingAfterBreak="0">
     <w:nsid w:val="694F49D6"/>
     <w:multiLevelType w:val="hybridMultilevel"/>
     <w:tmpl w:val="99E20602"/>
@@ -19686,7 +20145,7 @@
       </w:pPr>
     </w:lvl>
   </w:abstractNum>
-  <w:abstractNum w:abstractNumId="12" w15:restartNumberingAfterBreak="0">
+  <w:abstractNum w:abstractNumId="13" w15:restartNumberingAfterBreak="0">
     <w:nsid w:val="72D77E4D"/>
     <w:multiLevelType w:val="hybridMultilevel"/>
     <w:tmpl w:val="7E983176"/>
@@ -19799,7 +20258,7 @@
       </w:rPr>
     </w:lvl>
   </w:abstractNum>
-  <w:abstractNum w:abstractNumId="13" w15:restartNumberingAfterBreak="0">
+  <w:abstractNum w:abstractNumId="14" w15:restartNumberingAfterBreak="0">
     <w:nsid w:val="766600E8"/>
     <w:multiLevelType w:val="hybridMultilevel"/>
     <w:tmpl w:val="F4CE27F2"/>
@@ -19912,7 +20371,7 @@
       </w:rPr>
     </w:lvl>
   </w:abstractNum>
-  <w:abstractNum w:abstractNumId="14" w15:restartNumberingAfterBreak="0">
+  <w:abstractNum w:abstractNumId="15" w15:restartNumberingAfterBreak="0">
     <w:nsid w:val="78257A6A"/>
     <w:multiLevelType w:val="hybridMultilevel"/>
     <w:tmpl w:val="DDB272CA"/>
@@ -20001,7 +20460,7 @@
       </w:pPr>
     </w:lvl>
   </w:abstractNum>
-  <w:abstractNum w:abstractNumId="15" w15:restartNumberingAfterBreak="0">
+  <w:abstractNum w:abstractNumId="16" w15:restartNumberingAfterBreak="0">
     <w:nsid w:val="7DCE0D6C"/>
     <w:multiLevelType w:val="hybridMultilevel"/>
     <w:tmpl w:val="C12AE894"/>
@@ -20216,7 +20675,7 @@
     </w:lvl>
   </w:abstractNum>
   <w:num w:numId="1">
-    <w:abstractNumId w:val="15"/>
+    <w:abstractNumId w:val="16"/>
     <w:lvlOverride w:ilvl="0">
       <w:startOverride w:val="1"/>
     </w:lvlOverride>
@@ -20246,43 +20705,43 @@
     </w:lvlOverride>
   </w:num>
   <w:num w:numId="2">
-    <w:abstractNumId w:val="8"/>
+    <w:abstractNumId w:val="9"/>
   </w:num>
   <w:num w:numId="3">
-    <w:abstractNumId w:val="13"/>
+    <w:abstractNumId w:val="14"/>
   </w:num>
   <w:num w:numId="4">
+    <w:abstractNumId w:val="6"/>
+  </w:num>
+  <w:num w:numId="5">
+    <w:abstractNumId w:val="11"/>
+  </w:num>
+  <w:num w:numId="6">
+    <w:abstractNumId w:val="4"/>
+  </w:num>
+  <w:num w:numId="7">
+    <w:abstractNumId w:val="3"/>
+  </w:num>
+  <w:num w:numId="8">
+    <w:abstractNumId w:val="10"/>
+  </w:num>
+  <w:num w:numId="9">
     <w:abstractNumId w:val="5"/>
   </w:num>
-  <w:num w:numId="5">
-    <w:abstractNumId w:val="10"/>
-  </w:num>
-  <w:num w:numId="6">
-    <w:abstractNumId w:val="3"/>
-  </w:num>
-  <w:num w:numId="7">
-    <w:abstractNumId w:val="2"/>
-  </w:num>
-  <w:num w:numId="8">
-    <w:abstractNumId w:val="9"/>
-  </w:num>
-  <w:num w:numId="9">
-    <w:abstractNumId w:val="4"/>
-  </w:num>
   <w:num w:numId="10">
-    <w:abstractNumId w:val="6"/>
+    <w:abstractNumId w:val="7"/>
   </w:num>
   <w:num w:numId="11">
-    <w:abstractNumId w:val="14"/>
+    <w:abstractNumId w:val="15"/>
   </w:num>
   <w:num w:numId="12">
-    <w:abstractNumId w:val="7"/>
+    <w:abstractNumId w:val="8"/>
   </w:num>
   <w:num w:numId="13">
     <w:abstractNumId w:val="1"/>
   </w:num>
   <w:num w:numId="14">
-    <w:abstractNumId w:val="11"/>
+    <w:abstractNumId w:val="12"/>
     <w:lvlOverride w:ilvl="0">
       <w:startOverride w:val="1"/>
     </w:lvlOverride>
@@ -20312,10 +20771,13 @@
     </w:lvlOverride>
   </w:num>
   <w:num w:numId="15">
-    <w:abstractNumId w:val="12"/>
+    <w:abstractNumId w:val="13"/>
   </w:num>
   <w:num w:numId="16">
     <w:abstractNumId w:val="0"/>
+  </w:num>
+  <w:num w:numId="17">
+    <w:abstractNumId w:val="2"/>
   </w:num>
 </w:numbering>
 </file>
@@ -21726,7 +22188,7 @@
 </file>
 
 <file path=customXml/itemProps1.xml><?xml version="1.0" encoding="utf-8"?>
-<ds:datastoreItem xmlns:ds="http://schemas.openxmlformats.org/officeDocument/2006/customXml" ds:itemID="{C6DE6F81-473B-4014-AC0D-7D560CE20777}">
+<ds:datastoreItem xmlns:ds="http://schemas.openxmlformats.org/officeDocument/2006/customXml" ds:itemID="{97D83559-C6AD-4A3C-84EC-1E525357F632}">
   <ds:schemaRefs>
     <ds:schemaRef ds:uri="http://schemas.openxmlformats.org/officeDocument/2006/bibliography"/>
   </ds:schemaRefs>

--- a/lab-04/Лаб_4 Отчёт БойцовИА 315.docx
+++ b/lab-04/Лаб_4 Отчёт БойцовИА 315.docx
@@ -1470,6 +1470,7 @@
     <w:p>
       <w:pPr>
         <w:pStyle w:val="1"/>
+        <w:spacing w:line="360" w:lineRule="auto"/>
         <w:ind w:left="0"/>
         <w:rPr>
           <w:rFonts w:ascii="Times New Roman" w:hAnsi="Times New Roman" w:cs="Times New Roman"/>
@@ -1499,7 +1500,7 @@
     </w:p>
     <w:p>
       <w:pPr>
-        <w:spacing w:before="120" w:after="120" w:line="247" w:lineRule="auto"/>
+        <w:spacing w:before="120" w:after="120" w:line="360" w:lineRule="auto"/>
         <w:ind w:left="0" w:firstLine="720"/>
         <w:rPr>
           <w:rFonts w:ascii="Times New Roman" w:hAnsi="Times New Roman" w:cs="Times New Roman"/>
@@ -1558,6 +1559,7 @@
     <w:p>
       <w:pPr>
         <w:pStyle w:val="1"/>
+        <w:spacing w:line="360" w:lineRule="auto"/>
         <w:rPr>
           <w:rFonts w:ascii="Times New Roman" w:hAnsi="Times New Roman" w:cs="Times New Roman"/>
           <w:b/>
@@ -1585,6 +1587,7 @@
     </w:p>
     <w:p>
       <w:pPr>
+        <w:spacing w:line="360" w:lineRule="auto"/>
         <w:ind w:left="199" w:firstLine="521"/>
         <w:rPr>
           <w:shd w:val="clear" w:color="auto" w:fill="FFFFFF"/>
@@ -1703,6 +1706,7 @@
     </w:p>
     <w:p>
       <w:pPr>
+        <w:spacing w:line="360" w:lineRule="auto"/>
         <w:ind w:left="199" w:firstLine="521"/>
         <w:rPr>
           <w:shd w:val="clear" w:color="auto" w:fill="FFFFFF"/>
@@ -1711,6 +1715,7 @@
     </w:p>
     <w:p>
       <w:pPr>
+        <w:spacing w:line="360" w:lineRule="auto"/>
         <w:ind w:left="199" w:firstLine="521"/>
         <w:rPr>
           <w:shd w:val="clear" w:color="auto" w:fill="FFFFFF"/>
@@ -1739,7 +1744,7 @@
     </w:p>
     <w:p>
       <w:pPr>
-        <w:spacing w:after="160" w:line="259" w:lineRule="auto"/>
+        <w:spacing w:after="160" w:line="360" w:lineRule="auto"/>
         <w:ind w:left="0" w:firstLine="0"/>
         <w:jc w:val="left"/>
         <w:rPr>
@@ -1760,6 +1765,7 @@
     <w:p>
       <w:pPr>
         <w:pStyle w:val="1"/>
+        <w:spacing w:line="360" w:lineRule="auto"/>
         <w:ind w:firstLine="0"/>
         <w:jc w:val="both"/>
         <w:rPr>
@@ -1782,7 +1788,7 @@
     </w:p>
     <w:p>
       <w:pPr>
-        <w:spacing w:before="120" w:after="120" w:line="269" w:lineRule="auto"/>
+        <w:spacing w:before="120" w:after="120" w:line="360" w:lineRule="auto"/>
         <w:ind w:left="0" w:firstLine="0"/>
         <w:rPr>
           <w:rFonts w:ascii="Times New Roman" w:hAnsi="Times New Roman" w:cs="Times New Roman"/>
@@ -1805,6 +1811,7 @@
     </w:p>
     <w:p>
       <w:pPr>
+        <w:spacing w:line="360" w:lineRule="auto"/>
         <w:ind w:left="0" w:firstLine="720"/>
         <w:rPr>
           <w:rFonts w:ascii="Times New Roman" w:hAnsi="Times New Roman" w:cs="Times New Roman"/>
@@ -1823,6 +1830,7 @@
     </w:p>
     <w:p>
       <w:pPr>
+        <w:spacing w:line="360" w:lineRule="auto"/>
         <w:ind w:left="0" w:firstLine="0"/>
         <w:rPr>
           <w:rFonts w:ascii="Times New Roman" w:hAnsi="Times New Roman" w:cs="Times New Roman"/>
@@ -1833,6 +1841,7 @@
     </w:p>
     <w:p>
       <w:pPr>
+        <w:spacing w:line="360" w:lineRule="auto"/>
         <w:ind w:left="0" w:firstLine="0"/>
         <w:rPr>
           <w:rFonts w:ascii="Times New Roman" w:hAnsi="Times New Roman" w:cs="Times New Roman"/>
@@ -1927,6 +1936,7 @@
     </w:p>
     <w:p>
       <w:pPr>
+        <w:spacing w:line="360" w:lineRule="auto"/>
         <w:ind w:left="0" w:firstLine="0"/>
         <w:rPr>
           <w:rFonts w:ascii="Times New Roman" w:hAnsi="Times New Roman" w:cs="Times New Roman"/>
@@ -1937,6 +1947,7 @@
     </w:p>
     <w:p>
       <w:pPr>
+        <w:spacing w:line="360" w:lineRule="auto"/>
         <w:ind w:left="0" w:firstLine="720"/>
         <w:rPr>
           <w:rFonts w:ascii="Times New Roman" w:hAnsi="Times New Roman" w:cs="Times New Roman"/>
@@ -2465,6 +2476,7 @@
           <w:sz w:val="28"/>
           <w:szCs w:val="28"/>
         </w:rPr>
+        <w:lastRenderedPageBreak/>
         <w:t>В криптографии используются кривые, определённые не над вещественными числами, а над конечным полем Z</w:t>
       </w:r>
       <w:r>
@@ -2509,15 +2521,7 @@
           <w:sz w:val="28"/>
           <w:szCs w:val="28"/>
         </w:rPr>
-        <w:t xml:space="preserve">вычетов по </w:t>
-      </w:r>
-      <w:r>
-        <w:rPr>
-          <w:sz w:val="28"/>
-          <w:szCs w:val="28"/>
-        </w:rPr>
-        <w:lastRenderedPageBreak/>
-        <w:t>модулю простого p, содержащим целые числа от 0 до p</w:t>
+        <w:t>вычетов по модулю простого p, содержащим целые числа от 0 до p</w:t>
       </w:r>
       <w:r>
         <w:rPr>
@@ -2545,21 +2549,69 @@
           <w:sz w:val="28"/>
           <w:szCs w:val="28"/>
         </w:rPr>
-        <w:t>1. Уравнение кривой принимает вид y² ≡ x³ + ax + b (mod p), и все арифметические операции</w:t>
-      </w:r>
-      <w:r>
-        <w:rPr>
-          <w:sz w:val="28"/>
-          <w:szCs w:val="28"/>
-        </w:rPr>
-        <w:t xml:space="preserve"> </w:t>
-      </w:r>
-      <w:r>
-        <w:rPr>
-          <w:sz w:val="28"/>
-          <w:szCs w:val="28"/>
-        </w:rPr>
-        <w:t>выполняются по модулю p. Множество точек, удовлетворяющих этому уравнению, вместе с O, конечно и образует абелеву группу.</w:t>
+        <w:t xml:space="preserve">1. Уравнение кривой принимает вид y² ≡ x³ + </w:t>
+      </w:r>
+      <w:proofErr w:type="spellStart"/>
+      <w:r>
+        <w:rPr>
+          <w:sz w:val="28"/>
+          <w:szCs w:val="28"/>
+        </w:rPr>
+        <w:t>ax</w:t>
+      </w:r>
+      <w:proofErr w:type="spellEnd"/>
+      <w:r>
+        <w:rPr>
+          <w:sz w:val="28"/>
+          <w:szCs w:val="28"/>
+        </w:rPr>
+        <w:t xml:space="preserve"> + b (</w:t>
+      </w:r>
+      <w:proofErr w:type="spellStart"/>
+      <w:r>
+        <w:rPr>
+          <w:sz w:val="28"/>
+          <w:szCs w:val="28"/>
+        </w:rPr>
+        <w:t>mod</w:t>
+      </w:r>
+      <w:proofErr w:type="spellEnd"/>
+      <w:r>
+        <w:rPr>
+          <w:sz w:val="28"/>
+          <w:szCs w:val="28"/>
+        </w:rPr>
+        <w:t xml:space="preserve"> p), и все арифметические операции</w:t>
+      </w:r>
+      <w:r>
+        <w:rPr>
+          <w:sz w:val="28"/>
+          <w:szCs w:val="28"/>
+        </w:rPr>
+        <w:t xml:space="preserve"> </w:t>
+      </w:r>
+      <w:r>
+        <w:rPr>
+          <w:sz w:val="28"/>
+          <w:szCs w:val="28"/>
+        </w:rPr>
+        <w:t xml:space="preserve">выполняются по модулю p. Множество точек, удовлетворяющих этому уравнению, вместе с O, конечно и образует </w:t>
+      </w:r>
+      <w:proofErr w:type="spellStart"/>
+      <w:r>
+        <w:rPr>
+          <w:sz w:val="28"/>
+          <w:szCs w:val="28"/>
+        </w:rPr>
+        <w:t>абелеву</w:t>
+      </w:r>
+      <w:proofErr w:type="spellEnd"/>
+      <w:r>
+        <w:rPr>
+          <w:sz w:val="28"/>
+          <w:szCs w:val="28"/>
+        </w:rPr>
+        <w:t xml:space="preserve"> группу.</w:t>
       </w:r>
     </w:p>
     <w:p>
@@ -2611,7 +2663,64 @@
           <w:sz w:val="28"/>
           <w:szCs w:val="28"/>
         </w:rPr>
-        <w:t>Для двух точек P=(x₁,y₁) и Q=(x₂,y₂) результат сложения R=(x₃,y₃) вычисляется как:</w:t>
+        <w:t>Для двух точек P=(</w:t>
+      </w:r>
+      <w:proofErr w:type="spellStart"/>
+      <w:r>
+        <w:rPr>
+          <w:sz w:val="28"/>
+          <w:szCs w:val="28"/>
+        </w:rPr>
+        <w:t>x</w:t>
+      </w:r>
+      <w:proofErr w:type="gramStart"/>
+      <w:r>
+        <w:rPr>
+          <w:sz w:val="28"/>
+          <w:szCs w:val="28"/>
+        </w:rPr>
+        <w:t>₁,y</w:t>
+      </w:r>
+      <w:proofErr w:type="spellEnd"/>
+      <w:proofErr w:type="gramEnd"/>
+      <w:r>
+        <w:rPr>
+          <w:sz w:val="28"/>
+          <w:szCs w:val="28"/>
+        </w:rPr>
+        <w:t>₁) и Q=(</w:t>
+      </w:r>
+      <w:proofErr w:type="spellStart"/>
+      <w:r>
+        <w:rPr>
+          <w:sz w:val="28"/>
+          <w:szCs w:val="28"/>
+        </w:rPr>
+        <w:t>x₂,y</w:t>
+      </w:r>
+      <w:proofErr w:type="spellEnd"/>
+      <w:r>
+        <w:rPr>
+          <w:sz w:val="28"/>
+          <w:szCs w:val="28"/>
+        </w:rPr>
+        <w:t>₂) результат сложения R=(</w:t>
+      </w:r>
+      <w:proofErr w:type="spellStart"/>
+      <w:r>
+        <w:rPr>
+          <w:sz w:val="28"/>
+          <w:szCs w:val="28"/>
+        </w:rPr>
+        <w:t>x₃,y</w:t>
+      </w:r>
+      <w:proofErr w:type="spellEnd"/>
+      <w:r>
+        <w:rPr>
+          <w:sz w:val="28"/>
+          <w:szCs w:val="28"/>
+        </w:rPr>
+        <w:t>₃) вычисляется как:</w:t>
       </w:r>
     </w:p>
     <w:p>
@@ -2633,7 +2742,23 @@
           <w:sz w:val="28"/>
           <w:szCs w:val="28"/>
         </w:rPr>
-        <w:t>x₃ = λ² - x₁ - x₂ (mod p)</w:t>
+        <w:t>x₃ = λ² - x₁ - x₂ (</w:t>
+      </w:r>
+      <w:proofErr w:type="spellStart"/>
+      <w:r>
+        <w:rPr>
+          <w:sz w:val="28"/>
+          <w:szCs w:val="28"/>
+        </w:rPr>
+        <w:t>mod</w:t>
+      </w:r>
+      <w:proofErr w:type="spellEnd"/>
+      <w:r>
+        <w:rPr>
+          <w:sz w:val="28"/>
+          <w:szCs w:val="28"/>
+        </w:rPr>
+        <w:t xml:space="preserve"> p)</w:t>
       </w:r>
     </w:p>
     <w:p>
@@ -2655,7 +2780,39 @@
           <w:sz w:val="28"/>
           <w:szCs w:val="28"/>
         </w:rPr>
-        <w:t>y₃ = λ(x₁ - x₃) - y₁ (mod p)</w:t>
+        <w:t xml:space="preserve">y₃ = </w:t>
+      </w:r>
+      <w:proofErr w:type="gramStart"/>
+      <w:r>
+        <w:rPr>
+          <w:sz w:val="28"/>
+          <w:szCs w:val="28"/>
+        </w:rPr>
+        <w:t>λ(</w:t>
+      </w:r>
+      <w:proofErr w:type="gramEnd"/>
+      <w:r>
+        <w:rPr>
+          <w:sz w:val="28"/>
+          <w:szCs w:val="28"/>
+        </w:rPr>
+        <w:t>x₁ - x₃) - y₁ (</w:t>
+      </w:r>
+      <w:proofErr w:type="spellStart"/>
+      <w:r>
+        <w:rPr>
+          <w:sz w:val="28"/>
+          <w:szCs w:val="28"/>
+        </w:rPr>
+        <w:t>mod</w:t>
+      </w:r>
+      <w:proofErr w:type="spellEnd"/>
+      <w:r>
+        <w:rPr>
+          <w:sz w:val="28"/>
+          <w:szCs w:val="28"/>
+        </w:rPr>
+        <w:t xml:space="preserve"> p)</w:t>
       </w:r>
     </w:p>
     <w:p>
@@ -2778,7 +2935,23 @@
           <w:sz w:val="28"/>
           <w:szCs w:val="28"/>
         </w:rPr>
-        <w:t>x₁) (mod p), а при удвоении точки (P=Q)</w:t>
+        <w:t>x₁) (</w:t>
+      </w:r>
+      <w:proofErr w:type="spellStart"/>
+      <w:r>
+        <w:rPr>
+          <w:sz w:val="28"/>
+          <w:szCs w:val="28"/>
+        </w:rPr>
+        <w:t>mod</w:t>
+      </w:r>
+      <w:proofErr w:type="spellEnd"/>
+      <w:r>
+        <w:rPr>
+          <w:sz w:val="28"/>
+          <w:szCs w:val="28"/>
+        </w:rPr>
+        <w:t xml:space="preserve"> p), а при удвоении точки (P=Q)</w:t>
       </w:r>
       <w:r>
         <w:rPr>
@@ -2869,7 +3042,23 @@
           <w:sz w:val="28"/>
           <w:szCs w:val="28"/>
         </w:rPr>
-        <w:t xml:space="preserve">(2y₁) (mod p). Деление здесь </w:t>
+        <w:t>(2y₁) (</w:t>
+      </w:r>
+      <w:proofErr w:type="spellStart"/>
+      <w:r>
+        <w:rPr>
+          <w:sz w:val="28"/>
+          <w:szCs w:val="28"/>
+        </w:rPr>
+        <w:t>mod</w:t>
+      </w:r>
+      <w:proofErr w:type="spellEnd"/>
+      <w:r>
+        <w:rPr>
+          <w:sz w:val="28"/>
+          <w:szCs w:val="28"/>
+        </w:rPr>
+        <w:t xml:space="preserve"> p). Деление здесь </w:t>
       </w:r>
       <w:r>
         <w:rPr>
@@ -2883,7 +3072,15 @@
           <w:sz w:val="28"/>
           <w:szCs w:val="28"/>
         </w:rPr>
-        <w:t>умножение на модульный обратный элемент, который для простого p находится через малую теорему Ферма: d⁻¹ ≡ d</w:t>
+        <w:t xml:space="preserve">умножение на модульный обратный элемент, который для простого p находится через малую теорему Ферма: d⁻¹ ≡ </w:t>
+      </w:r>
+      <w:proofErr w:type="gramStart"/>
+      <w:r>
+        <w:rPr>
+          <w:sz w:val="28"/>
+          <w:szCs w:val="28"/>
+        </w:rPr>
+        <w:t>d</w:t>
       </w:r>
       <w:r>
         <w:rPr>
@@ -2891,15 +3088,16 @@
           <w:szCs w:val="28"/>
           <w:vertAlign w:val="superscript"/>
         </w:rPr>
-        <w:t>(p</w:t>
-      </w:r>
+        <w:t>(</w:t>
+      </w:r>
+      <w:proofErr w:type="gramEnd"/>
       <w:r>
         <w:rPr>
           <w:sz w:val="28"/>
           <w:szCs w:val="28"/>
           <w:vertAlign w:val="superscript"/>
         </w:rPr>
-        <w:t xml:space="preserve"> </w:t>
+        <w:t>p</w:t>
       </w:r>
       <w:r>
         <w:rPr>
@@ -2907,6 +3105,14 @@
           <w:szCs w:val="28"/>
           <w:vertAlign w:val="superscript"/>
         </w:rPr>
+        <w:t xml:space="preserve"> </w:t>
+      </w:r>
+      <w:r>
+        <w:rPr>
+          <w:sz w:val="28"/>
+          <w:szCs w:val="28"/>
+          <w:vertAlign w:val="superscript"/>
+        </w:rPr>
         <w:t>-</w:t>
       </w:r>
       <w:r>
@@ -2930,7 +3136,23 @@
           <w:sz w:val="28"/>
           <w:szCs w:val="28"/>
         </w:rPr>
-        <w:t xml:space="preserve"> (mod p).</w:t>
+        <w:t xml:space="preserve"> (</w:t>
+      </w:r>
+      <w:proofErr w:type="spellStart"/>
+      <w:r>
+        <w:rPr>
+          <w:sz w:val="28"/>
+          <w:szCs w:val="28"/>
+        </w:rPr>
+        <w:t>mod</w:t>
+      </w:r>
+      <w:proofErr w:type="spellEnd"/>
+      <w:r>
+        <w:rPr>
+          <w:sz w:val="28"/>
+          <w:szCs w:val="28"/>
+        </w:rPr>
+        <w:t xml:space="preserve"> p).</w:t>
       </w:r>
     </w:p>
     <w:p>
@@ -3041,7 +3263,15 @@
           <w:sz w:val="28"/>
           <w:szCs w:val="28"/>
         </w:rPr>
-        <w:t>порядок любой точки является делителем порядка кривой (следствие теоремы Лагранжа для конечных групп). По теореме Хассе порядок кривой #E лежит в диапазоне p</w:t>
+        <w:t xml:space="preserve">порядок любой точки является делителем порядка кривой (следствие теоремы Лагранжа для конечных групп). По теореме Хассе порядок кривой #E лежит в </w:t>
+      </w:r>
+      <w:r>
+        <w:rPr>
+          <w:sz w:val="28"/>
+          <w:szCs w:val="28"/>
+        </w:rPr>
+        <w:lastRenderedPageBreak/>
+        <w:t>диапазоне p</w:t>
       </w:r>
       <w:r>
         <w:rPr>
@@ -3192,8 +3422,23 @@
           <w:sz w:val="28"/>
           <w:szCs w:val="28"/>
         </w:rPr>
-        <w:lastRenderedPageBreak/>
-        <w:t>Дано: точки P и Q на кривой, известно, что Q = n·P для некоторого целого n. Задача</w:t>
+        <w:t xml:space="preserve">Дано: точки P и Q на кривой, известно, что Q = </w:t>
+      </w:r>
+      <w:proofErr w:type="spellStart"/>
+      <w:r>
+        <w:rPr>
+          <w:sz w:val="28"/>
+          <w:szCs w:val="28"/>
+        </w:rPr>
+        <w:t>n·P</w:t>
+      </w:r>
+      <w:proofErr w:type="spellEnd"/>
+      <w:r>
+        <w:rPr>
+          <w:sz w:val="28"/>
+          <w:szCs w:val="28"/>
+        </w:rPr>
+        <w:t xml:space="preserve"> для некоторого целого n. Задача</w:t>
       </w:r>
       <w:r>
         <w:rPr>
@@ -3221,7 +3466,23 @@
           <w:sz w:val="28"/>
           <w:szCs w:val="28"/>
         </w:rPr>
-        <w:t>n. Эта задача считается вычислительно сложной: эффективного (полиномиального по log p) алгоритма для неё не существует. Если бы такой алгоритм был найден, большинство современных асимметричных криптосистем (ECDSA, ECDH и схожие) перестали бы быть безопасными, поскольку их стойкость напрямую опирается на сложность ECDLP. Для классической задачи дискретного логарифма в мультипликативной группе Z</w:t>
+        <w:t xml:space="preserve">n. Эта задача считается вычислительно сложной: эффективного (полиномиального по </w:t>
+      </w:r>
+      <w:proofErr w:type="spellStart"/>
+      <w:r>
+        <w:rPr>
+          <w:sz w:val="28"/>
+          <w:szCs w:val="28"/>
+        </w:rPr>
+        <w:t>log</w:t>
+      </w:r>
+      <w:proofErr w:type="spellEnd"/>
+      <w:r>
+        <w:rPr>
+          <w:sz w:val="28"/>
+          <w:szCs w:val="28"/>
+        </w:rPr>
+        <w:t xml:space="preserve"> p) алгоритма для неё не существует. Если бы такой алгоритм был найден, большинство современных асимметричных криптосистем (ECDSA, ECDH и схожие) перестали бы быть безопасными, поскольку их стойкость напрямую опирается на сложность ECDLP. Для классической задачи дискретного логарифма в мультипликативной группе Z</w:t>
       </w:r>
       <w:r>
         <w:rPr>
@@ -3253,7 +3514,39 @@
           <w:sz w:val="28"/>
           <w:szCs w:val="28"/>
         </w:rPr>
-        <w:t xml:space="preserve"> ≡ y mod p) существуют субэкспоненциальные алгоритмы, использующие структуру группы</w:t>
+        <w:t xml:space="preserve"> ≡ y </w:t>
+      </w:r>
+      <w:proofErr w:type="spellStart"/>
+      <w:r>
+        <w:rPr>
+          <w:sz w:val="28"/>
+          <w:szCs w:val="28"/>
+        </w:rPr>
+        <w:t>mod</w:t>
+      </w:r>
+      <w:proofErr w:type="spellEnd"/>
+      <w:r>
+        <w:rPr>
+          <w:sz w:val="28"/>
+          <w:szCs w:val="28"/>
+        </w:rPr>
+        <w:t xml:space="preserve"> p) существуют </w:t>
+      </w:r>
+      <w:proofErr w:type="spellStart"/>
+      <w:r>
+        <w:rPr>
+          <w:sz w:val="28"/>
+          <w:szCs w:val="28"/>
+        </w:rPr>
+        <w:t>субэкспоненциальные</w:t>
+      </w:r>
+      <w:proofErr w:type="spellEnd"/>
+      <w:r>
+        <w:rPr>
+          <w:sz w:val="28"/>
+          <w:szCs w:val="28"/>
+        </w:rPr>
+        <w:t xml:space="preserve"> алгоритмы, использующие структуру группы</w:t>
       </w:r>
       <w:r>
         <w:rPr>
@@ -3267,7 +3560,87 @@
           <w:sz w:val="28"/>
           <w:szCs w:val="28"/>
         </w:rPr>
-        <w:t xml:space="preserve">элементов через разложение на множители "гладких" чисел. Группа точек эллиптической кривой устроена иначе: у неё нет аналогичного естественного представления элементов, на которое можно было бы перенести index calculus. Из-за этого для ECDLP лучшие известные алгоритмы (Pollard's rho, BSGS) имеют экспоненциальную сложность O(√n) относительно размера группы, а не субэкспоненциальную </w:t>
+        <w:t xml:space="preserve">элементов через разложение на множители "гладких" чисел. Группа точек эллиптической кривой устроена иначе: у неё нет аналогичного естественного представления элементов, на которое можно было бы перенести </w:t>
+      </w:r>
+      <w:proofErr w:type="spellStart"/>
+      <w:r>
+        <w:rPr>
+          <w:sz w:val="28"/>
+          <w:szCs w:val="28"/>
+        </w:rPr>
+        <w:t>index</w:t>
+      </w:r>
+      <w:proofErr w:type="spellEnd"/>
+      <w:r>
+        <w:rPr>
+          <w:sz w:val="28"/>
+          <w:szCs w:val="28"/>
+        </w:rPr>
+        <w:t xml:space="preserve"> </w:t>
+      </w:r>
+      <w:proofErr w:type="spellStart"/>
+      <w:r>
+        <w:rPr>
+          <w:sz w:val="28"/>
+          <w:szCs w:val="28"/>
+        </w:rPr>
+        <w:t>calculus</w:t>
+      </w:r>
+      <w:proofErr w:type="spellEnd"/>
+      <w:r>
+        <w:rPr>
+          <w:sz w:val="28"/>
+          <w:szCs w:val="28"/>
+        </w:rPr>
+        <w:t>. Из-за этого для ECDLP лучшие известные алгоритмы (</w:t>
+      </w:r>
+      <w:proofErr w:type="spellStart"/>
+      <w:r>
+        <w:rPr>
+          <w:sz w:val="28"/>
+          <w:szCs w:val="28"/>
+        </w:rPr>
+        <w:t>Pollard's</w:t>
+      </w:r>
+      <w:proofErr w:type="spellEnd"/>
+      <w:r>
+        <w:rPr>
+          <w:sz w:val="28"/>
+          <w:szCs w:val="28"/>
+        </w:rPr>
+        <w:t xml:space="preserve"> </w:t>
+      </w:r>
+      <w:proofErr w:type="spellStart"/>
+      <w:r>
+        <w:rPr>
+          <w:sz w:val="28"/>
+          <w:szCs w:val="28"/>
+        </w:rPr>
+        <w:t>rho</w:t>
+      </w:r>
+      <w:proofErr w:type="spellEnd"/>
+      <w:r>
+        <w:rPr>
+          <w:sz w:val="28"/>
+          <w:szCs w:val="28"/>
+        </w:rPr>
+        <w:t xml:space="preserve">, BSGS) имеют экспоненциальную сложность O(√n) относительно размера группы, а не </w:t>
+      </w:r>
+      <w:proofErr w:type="spellStart"/>
+      <w:r>
+        <w:rPr>
+          <w:sz w:val="28"/>
+          <w:szCs w:val="28"/>
+        </w:rPr>
+        <w:t>субэкспоненциальную</w:t>
+      </w:r>
+      <w:proofErr w:type="spellEnd"/>
+      <w:r>
+        <w:rPr>
+          <w:sz w:val="28"/>
+          <w:szCs w:val="28"/>
+        </w:rPr>
+        <w:t xml:space="preserve"> </w:t>
       </w:r>
       <w:r>
         <w:rPr>
@@ -3336,7 +3709,15 @@
           <w:sz w:val="28"/>
           <w:szCs w:val="28"/>
         </w:rPr>
-        <w:t>оследовательное вычисление G, 2G, 3G, ... до получения O, с подсчётом числа шагов. Сложность</w:t>
+        <w:t xml:space="preserve">оследовательное вычисление G, 2G, 3G, ... до получения O, с подсчётом числа </w:t>
+      </w:r>
+      <w:r>
+        <w:rPr>
+          <w:sz w:val="28"/>
+          <w:szCs w:val="28"/>
+        </w:rPr>
+        <w:lastRenderedPageBreak/>
+        <w:t>шагов. Сложность</w:t>
       </w:r>
       <w:r>
         <w:rPr>
@@ -3364,6 +3745,7 @@
     <w:p>
       <w:pPr>
         <w:pStyle w:val="font-claude-response-body"/>
+        <w:spacing w:line="360" w:lineRule="auto"/>
         <w:rPr>
           <w:sz w:val="28"/>
           <w:szCs w:val="28"/>
@@ -3382,6 +3764,7 @@
     <w:p>
       <w:pPr>
         <w:pStyle w:val="font-claude-response-body"/>
+        <w:spacing w:line="360" w:lineRule="auto"/>
         <w:ind w:firstLine="720"/>
         <w:rPr>
           <w:sz w:val="28"/>
@@ -3393,27 +3776,75 @@
           <w:sz w:val="28"/>
           <w:szCs w:val="28"/>
         </w:rPr>
-        <w:t>Алгоритм Шуфа — детерминированный, полиномиальный по log p алгоритм для вычисления #E(Z_p) целиком, без перебора отдельных точек.</w:t>
-      </w:r>
-      <w:r>
-        <w:rPr>
-          <w:sz w:val="28"/>
-          <w:szCs w:val="28"/>
-        </w:rPr>
-        <w:t xml:space="preserve"> </w:t>
-      </w:r>
-      <w:r>
-        <w:rPr>
-          <w:sz w:val="28"/>
-          <w:szCs w:val="28"/>
-        </w:rPr>
-        <w:lastRenderedPageBreak/>
+        <w:t xml:space="preserve">Алгоритм </w:t>
+      </w:r>
+      <w:proofErr w:type="spellStart"/>
+      <w:r>
+        <w:rPr>
+          <w:sz w:val="28"/>
+          <w:szCs w:val="28"/>
+        </w:rPr>
+        <w:t>Шуфа</w:t>
+      </w:r>
+      <w:proofErr w:type="spellEnd"/>
+      <w:r>
+        <w:rPr>
+          <w:sz w:val="28"/>
+          <w:szCs w:val="28"/>
+        </w:rPr>
+        <w:t xml:space="preserve"> — детерминированный, полиномиальный по </w:t>
+      </w:r>
+      <w:proofErr w:type="spellStart"/>
+      <w:r>
+        <w:rPr>
+          <w:sz w:val="28"/>
+          <w:szCs w:val="28"/>
+        </w:rPr>
+        <w:t>log</w:t>
+      </w:r>
+      <w:proofErr w:type="spellEnd"/>
+      <w:r>
+        <w:rPr>
+          <w:sz w:val="28"/>
+          <w:szCs w:val="28"/>
+        </w:rPr>
+        <w:t xml:space="preserve"> p алгоритм для вычисления #E(</w:t>
+      </w:r>
+      <w:proofErr w:type="spellStart"/>
+      <w:r>
+        <w:rPr>
+          <w:sz w:val="28"/>
+          <w:szCs w:val="28"/>
+        </w:rPr>
+        <w:t>Z_p</w:t>
+      </w:r>
+      <w:proofErr w:type="spellEnd"/>
+      <w:r>
+        <w:rPr>
+          <w:sz w:val="28"/>
+          <w:szCs w:val="28"/>
+        </w:rPr>
+        <w:t>) целиком, без перебора отдельных точек.</w:t>
+      </w:r>
+      <w:r>
+        <w:rPr>
+          <w:sz w:val="28"/>
+          <w:szCs w:val="28"/>
+        </w:rPr>
+        <w:t xml:space="preserve"> </w:t>
+      </w:r>
+      <w:r>
+        <w:rPr>
+          <w:sz w:val="28"/>
+          <w:szCs w:val="28"/>
+        </w:rPr>
         <w:t>Используется на практике для проверки параметров криптографических кривых.</w:t>
       </w:r>
     </w:p>
     <w:p>
       <w:pPr>
         <w:pStyle w:val="font-claude-response-body"/>
+        <w:spacing w:line="360" w:lineRule="auto"/>
         <w:ind w:firstLine="720"/>
         <w:rPr>
           <w:sz w:val="28"/>
@@ -3425,7 +3856,23 @@
           <w:sz w:val="28"/>
           <w:szCs w:val="28"/>
         </w:rPr>
-        <w:t>Бэби-степ-джайнт-степ (BSGS)</w:t>
+        <w:t>Бэби-степ-</w:t>
+      </w:r>
+      <w:proofErr w:type="spellStart"/>
+      <w:r>
+        <w:rPr>
+          <w:sz w:val="28"/>
+          <w:szCs w:val="28"/>
+        </w:rPr>
+        <w:t>джайнт</w:t>
+      </w:r>
+      <w:proofErr w:type="spellEnd"/>
+      <w:r>
+        <w:rPr>
+          <w:sz w:val="28"/>
+          <w:szCs w:val="28"/>
+        </w:rPr>
+        <w:t>-степ (BSGS)</w:t>
       </w:r>
       <w:r>
         <w:rPr>
@@ -3445,6 +3892,7 @@
     <w:p>
       <w:pPr>
         <w:pStyle w:val="font-claude-response-body"/>
+        <w:spacing w:line="360" w:lineRule="auto"/>
         <w:ind w:firstLine="720"/>
         <w:rPr>
           <w:sz w:val="28"/>
@@ -3456,7 +3904,39 @@
           <w:sz w:val="28"/>
           <w:szCs w:val="28"/>
         </w:rPr>
-        <w:t>Метод Полларда "ро"</w:t>
+        <w:t xml:space="preserve">Метод </w:t>
+      </w:r>
+      <w:proofErr w:type="spellStart"/>
+      <w:r>
+        <w:rPr>
+          <w:sz w:val="28"/>
+          <w:szCs w:val="28"/>
+        </w:rPr>
+        <w:t>Полларда</w:t>
+      </w:r>
+      <w:proofErr w:type="spellEnd"/>
+      <w:r>
+        <w:rPr>
+          <w:sz w:val="28"/>
+          <w:szCs w:val="28"/>
+        </w:rPr>
+        <w:t xml:space="preserve"> "</w:t>
+      </w:r>
+      <w:proofErr w:type="spellStart"/>
+      <w:r>
+        <w:rPr>
+          <w:sz w:val="28"/>
+          <w:szCs w:val="28"/>
+        </w:rPr>
+        <w:t>ро</w:t>
+      </w:r>
+      <w:proofErr w:type="spellEnd"/>
+      <w:r>
+        <w:rPr>
+          <w:sz w:val="28"/>
+          <w:szCs w:val="28"/>
+        </w:rPr>
+        <w:t>"</w:t>
       </w:r>
       <w:r>
         <w:rPr>
@@ -3476,6 +3956,7 @@
     <w:p>
       <w:pPr>
         <w:pStyle w:val="font-claude-response-body"/>
+        <w:spacing w:line="360" w:lineRule="auto"/>
         <w:ind w:firstLine="720"/>
         <w:rPr>
           <w:sz w:val="28"/>
@@ -3492,7 +3973,7 @@
     </w:p>
     <w:p>
       <w:pPr>
-        <w:spacing w:after="160" w:line="259" w:lineRule="auto"/>
+        <w:spacing w:after="160" w:line="360" w:lineRule="auto"/>
         <w:ind w:left="0" w:firstLine="0"/>
         <w:jc w:val="left"/>
         <w:rPr>
@@ -3512,7 +3993,7 @@
     </w:p>
     <w:p>
       <w:pPr>
-        <w:spacing w:after="160" w:line="259" w:lineRule="auto"/>
+        <w:spacing w:after="160" w:line="360" w:lineRule="auto"/>
         <w:ind w:left="0" w:firstLine="0"/>
         <w:jc w:val="left"/>
         <w:rPr>
@@ -3525,6 +4006,7 @@
     <w:p>
       <w:pPr>
         <w:pStyle w:val="1"/>
+        <w:spacing w:line="360" w:lineRule="auto"/>
         <w:ind w:firstLine="0"/>
         <w:rPr>
           <w:rFonts w:ascii="Times New Roman" w:hAnsi="Times New Roman" w:cs="Times New Roman"/>
@@ -3553,6 +4035,7 @@
     </w:p>
     <w:p>
       <w:pPr>
+        <w:spacing w:line="360" w:lineRule="auto"/>
         <w:ind w:left="0" w:firstLine="428"/>
         <w:rPr>
           <w:rFonts w:ascii="Times New Roman" w:hAnsi="Times New Roman" w:cs="Times New Roman"/>
@@ -3592,7 +4075,7 @@
           <w:ilvl w:val="0"/>
           <w:numId w:val="17"/>
         </w:numPr>
-        <w:spacing w:before="100" w:beforeAutospacing="1" w:after="100" w:afterAutospacing="1" w:line="240" w:lineRule="auto"/>
+        <w:spacing w:before="100" w:beforeAutospacing="1" w:after="100" w:afterAutospacing="1" w:line="360" w:lineRule="auto"/>
         <w:jc w:val="left"/>
         <w:rPr>
           <w:rFonts w:ascii="Times New Roman" w:eastAsia="Times New Roman" w:hAnsi="Times New Roman" w:cs="Times New Roman"/>
@@ -3751,7 +4234,7 @@
           <w:ilvl w:val="0"/>
           <w:numId w:val="17"/>
         </w:numPr>
-        <w:spacing w:before="100" w:beforeAutospacing="1" w:after="100" w:afterAutospacing="1" w:line="240" w:lineRule="auto"/>
+        <w:spacing w:before="100" w:beforeAutospacing="1" w:after="100" w:afterAutospacing="1" w:line="360" w:lineRule="auto"/>
         <w:jc w:val="left"/>
         <w:rPr>
           <w:rFonts w:ascii="Times New Roman" w:eastAsia="Times New Roman" w:hAnsi="Times New Roman" w:cs="Times New Roman"/>
@@ -3795,12 +4278,10 @@
         </w:rPr>
         <w:t>.</w:t>
       </w:r>
-      <w:bookmarkStart w:id="5" w:name="_GoBack"/>
-      <w:bookmarkEnd w:id="5"/>
-    </w:p>
-    <w:p>
-      <w:pPr>
-        <w:spacing w:before="120" w:after="120" w:line="259" w:lineRule="auto"/>
+    </w:p>
+    <w:p>
+      <w:pPr>
+        <w:spacing w:before="120" w:after="120" w:line="360" w:lineRule="auto"/>
         <w:ind w:firstLine="511"/>
         <w:rPr>
           <w:rFonts w:ascii="Times New Roman" w:hAnsi="Times New Roman" w:cs="Times New Roman"/>
@@ -3816,6 +4297,7 @@
         </w:rPr>
         <w:t xml:space="preserve">Реализация построена на нескольких уровнях. В основе лежит модульная арифметика: функция </w:t>
       </w:r>
+      <w:proofErr w:type="spellStart"/>
       <w:r>
         <w:rPr>
           <w:rStyle w:val="HTML1"/>
@@ -3827,6 +4309,7 @@
         </w:rPr>
         <w:t>mod_inverse</w:t>
       </w:r>
+      <w:proofErr w:type="spellEnd"/>
       <w:r>
         <w:rPr>
           <w:rFonts w:ascii="Times New Roman" w:hAnsi="Times New Roman" w:cs="Times New Roman"/>
@@ -3835,6 +4318,7 @@
         </w:rPr>
         <w:t xml:space="preserve"> вычисляет обратный элемент по модулю p через малую теорему Ферма, что корректно работает, поскольку p простое. Функция </w:t>
       </w:r>
+      <w:proofErr w:type="spellStart"/>
       <w:r>
         <w:rPr>
           <w:rStyle w:val="HTML1"/>
@@ -3846,6 +4330,7 @@
         </w:rPr>
         <w:t>is_quadratic_residue</w:t>
       </w:r>
+      <w:proofErr w:type="spellEnd"/>
       <w:r>
         <w:rPr>
           <w:rFonts w:ascii="Times New Roman" w:hAnsi="Times New Roman" w:cs="Times New Roman"/>
@@ -3864,6 +4349,7 @@
         </w:rPr>
         <w:t xml:space="preserve">реализует критерий Эйлера для проверки, является ли число квадратом по модулю p, а </w:t>
       </w:r>
+      <w:proofErr w:type="spellStart"/>
       <w:r>
         <w:rPr>
           <w:rStyle w:val="HTML1"/>
@@ -3875,6 +4361,7 @@
         </w:rPr>
         <w:t>sqrt_mod</w:t>
       </w:r>
+      <w:proofErr w:type="spellEnd"/>
       <w:r>
         <w:rPr>
           <w:rFonts w:ascii="Times New Roman" w:hAnsi="Times New Roman" w:cs="Times New Roman"/>
@@ -3898,14 +4385,32 @@
           <w:sz w:val="28"/>
           <w:szCs w:val="28"/>
         </w:rPr>
-        <w:t xml:space="preserve"> mod p </w:t>
-      </w:r>
+        <w:t xml:space="preserve"> </w:t>
+      </w:r>
+      <w:proofErr w:type="spellStart"/>
       <w:r>
         <w:rPr>
           <w:rFonts w:ascii="Times New Roman" w:hAnsi="Times New Roman" w:cs="Times New Roman"/>
           <w:sz w:val="28"/>
           <w:szCs w:val="28"/>
         </w:rPr>
+        <w:t>mod</w:t>
+      </w:r>
+      <w:proofErr w:type="spellEnd"/>
+      <w:r>
+        <w:rPr>
+          <w:rFonts w:ascii="Times New Roman" w:hAnsi="Times New Roman" w:cs="Times New Roman"/>
+          <w:sz w:val="28"/>
+          <w:szCs w:val="28"/>
+        </w:rPr>
+        <w:t xml:space="preserve"> p </w:t>
+      </w:r>
+      <w:r>
+        <w:rPr>
+          <w:rFonts w:ascii="Times New Roman" w:hAnsi="Times New Roman" w:cs="Times New Roman"/>
+          <w:sz w:val="28"/>
+          <w:szCs w:val="28"/>
+        </w:rPr>
         <w:t xml:space="preserve">– этот </w:t>
       </w:r>
       <w:r>
@@ -3914,8 +4419,27 @@
           <w:sz w:val="28"/>
           <w:szCs w:val="28"/>
         </w:rPr>
-        <w:t>частный случай работает только при p ≡ 3 (mod 4), поэтому генерация простого числа (</w:t>
-      </w:r>
+        <w:t>частный случай работает только при p ≡ 3 (</w:t>
+      </w:r>
+      <w:proofErr w:type="spellStart"/>
+      <w:r>
+        <w:rPr>
+          <w:rFonts w:ascii="Times New Roman" w:hAnsi="Times New Roman" w:cs="Times New Roman"/>
+          <w:sz w:val="28"/>
+          <w:szCs w:val="28"/>
+        </w:rPr>
+        <w:t>mod</w:t>
+      </w:r>
+      <w:proofErr w:type="spellEnd"/>
+      <w:r>
+        <w:rPr>
+          <w:rFonts w:ascii="Times New Roman" w:hAnsi="Times New Roman" w:cs="Times New Roman"/>
+          <w:sz w:val="28"/>
+          <w:szCs w:val="28"/>
+        </w:rPr>
+        <w:t xml:space="preserve"> 4), поэтому генерация простого числа (</w:t>
+      </w:r>
+      <w:proofErr w:type="spellStart"/>
       <w:r>
         <w:rPr>
           <w:rStyle w:val="HTML1"/>
@@ -3927,6 +4451,7 @@
         </w:rPr>
         <w:t>find_prime</w:t>
       </w:r>
+      <w:proofErr w:type="spellEnd"/>
       <w:r>
         <w:rPr>
           <w:rFonts w:ascii="Times New Roman" w:hAnsi="Times New Roman" w:cs="Times New Roman"/>
@@ -3938,7 +4463,7 @@
     </w:p>
     <w:p>
       <w:pPr>
-        <w:spacing w:before="120" w:after="120" w:line="259" w:lineRule="auto"/>
+        <w:spacing w:before="120" w:after="120" w:line="360" w:lineRule="auto"/>
         <w:ind w:firstLine="511"/>
         <w:rPr>
           <w:rFonts w:ascii="Times New Roman" w:hAnsi="Times New Roman" w:cs="Times New Roman"/>
@@ -3954,6 +4479,7 @@
         </w:rPr>
         <w:t xml:space="preserve">На основе этой арифметики реализован класс </w:t>
       </w:r>
+      <w:proofErr w:type="spellStart"/>
       <w:r>
         <w:rPr>
           <w:rStyle w:val="HTML1"/>
@@ -3965,6 +4491,7 @@
         </w:rPr>
         <w:t>EllipticCurve</w:t>
       </w:r>
+      <w:proofErr w:type="spellEnd"/>
       <w:r>
         <w:rPr>
           <w:rFonts w:ascii="Times New Roman" w:hAnsi="Times New Roman" w:cs="Times New Roman"/>
@@ -4003,14 +4530,32 @@
           <w:sz w:val="28"/>
           <w:szCs w:val="28"/>
         </w:rPr>
-        <w:t>27b² ≠ 0 (mod p)</w:t>
-      </w:r>
+        <w:t>27b² ≠ 0 (</w:t>
+      </w:r>
+      <w:proofErr w:type="spellStart"/>
       <w:r>
         <w:rPr>
           <w:rFonts w:ascii="Times New Roman" w:hAnsi="Times New Roman" w:cs="Times New Roman"/>
           <w:sz w:val="28"/>
           <w:szCs w:val="28"/>
         </w:rPr>
+        <w:t>mod</w:t>
+      </w:r>
+      <w:proofErr w:type="spellEnd"/>
+      <w:r>
+        <w:rPr>
+          <w:rFonts w:ascii="Times New Roman" w:hAnsi="Times New Roman" w:cs="Times New Roman"/>
+          <w:sz w:val="28"/>
+          <w:szCs w:val="28"/>
+        </w:rPr>
+        <w:t xml:space="preserve"> p)</w:t>
+      </w:r>
+      <w:r>
+        <w:rPr>
+          <w:rFonts w:ascii="Times New Roman" w:hAnsi="Times New Roman" w:cs="Times New Roman"/>
+          <w:sz w:val="28"/>
+          <w:szCs w:val="28"/>
+        </w:rPr>
         <w:t xml:space="preserve">. </w:t>
       </w:r>
       <w:r>
@@ -4029,6 +4574,7 @@
         </w:rPr>
         <w:t xml:space="preserve"> кривая оказывается вырожденной, конструктор бросает исключение, и в основном блоке программы выбираются новые a, b. Метод </w:t>
       </w:r>
+      <w:proofErr w:type="spellStart"/>
       <w:r>
         <w:rPr>
           <w:rStyle w:val="HTML1"/>
@@ -4040,6 +4586,7 @@
         </w:rPr>
         <w:t>is_on_curve</w:t>
       </w:r>
+      <w:proofErr w:type="spellEnd"/>
       <w:r>
         <w:rPr>
           <w:rFonts w:ascii="Times New Roman" w:hAnsi="Times New Roman" w:cs="Times New Roman"/>
@@ -4083,7 +4630,7 @@
           <w:ilvl w:val="0"/>
           <w:numId w:val="16"/>
         </w:numPr>
-        <w:spacing w:before="120" w:after="120" w:line="259" w:lineRule="auto"/>
+        <w:spacing w:before="120" w:after="120" w:line="360" w:lineRule="auto"/>
         <w:rPr>
           <w:rFonts w:ascii="Times New Roman" w:hAnsi="Times New Roman" w:cs="Times New Roman"/>
           <w:sz w:val="28"/>
@@ -4114,7 +4661,7 @@
           <w:ilvl w:val="0"/>
           <w:numId w:val="16"/>
         </w:numPr>
-        <w:spacing w:before="120" w:after="120" w:line="259" w:lineRule="auto"/>
+        <w:spacing w:before="120" w:after="120" w:line="360" w:lineRule="auto"/>
         <w:rPr>
           <w:rFonts w:ascii="Times New Roman" w:hAnsi="Times New Roman" w:cs="Times New Roman"/>
           <w:sz w:val="28"/>
@@ -4127,6 +4674,7 @@
           <w:sz w:val="28"/>
           <w:szCs w:val="28"/>
         </w:rPr>
+        <w:lastRenderedPageBreak/>
         <w:t>Е</w:t>
       </w:r>
       <w:r>
@@ -4266,7 +4814,7 @@
           <w:ilvl w:val="0"/>
           <w:numId w:val="16"/>
         </w:numPr>
-        <w:spacing w:before="120" w:after="120" w:line="259" w:lineRule="auto"/>
+        <w:spacing w:before="120" w:after="120" w:line="360" w:lineRule="auto"/>
         <w:rPr>
           <w:rFonts w:ascii="Times New Roman" w:hAnsi="Times New Roman" w:cs="Times New Roman"/>
           <w:sz w:val="28"/>
@@ -4372,7 +4920,7 @@
     </w:p>
     <w:p>
       <w:pPr>
-        <w:spacing w:before="120" w:after="120" w:line="259" w:lineRule="auto"/>
+        <w:spacing w:before="120" w:after="120" w:line="360" w:lineRule="auto"/>
         <w:ind w:left="199" w:firstLine="521"/>
         <w:rPr>
           <w:rFonts w:ascii="Times New Roman" w:hAnsi="Times New Roman" w:cs="Times New Roman"/>
@@ -4388,6 +4936,7 @@
         </w:rPr>
         <w:t xml:space="preserve">Перед запуском перебора нужна стартовая точка G. Функция </w:t>
       </w:r>
+      <w:proofErr w:type="spellStart"/>
       <w:r>
         <w:rPr>
           <w:rStyle w:val="HTML1"/>
@@ -4399,6 +4948,7 @@
         </w:rPr>
         <w:t>find_point</w:t>
       </w:r>
+      <w:proofErr w:type="spellEnd"/>
       <w:r>
         <w:rPr>
           <w:rFonts w:ascii="Times New Roman" w:hAnsi="Times New Roman" w:cs="Times New Roman"/>
@@ -4431,6 +4981,7 @@
         </w:rPr>
         <w:t xml:space="preserve"> </w:t>
       </w:r>
+      <w:proofErr w:type="spellStart"/>
       <w:r>
         <w:rPr>
           <w:rFonts w:ascii="Times New Roman" w:hAnsi="Times New Roman" w:cs="Times New Roman"/>
@@ -4439,6 +4990,7 @@
         </w:rPr>
         <w:t>ax</w:t>
       </w:r>
+      <w:proofErr w:type="spellEnd"/>
       <w:r>
         <w:rPr>
           <w:rFonts w:ascii="Times New Roman" w:hAnsi="Times New Roman" w:cs="Times New Roman"/>
@@ -4469,17 +5021,27 @@
           <w:sz w:val="28"/>
           <w:szCs w:val="28"/>
         </w:rPr>
-        <w:t xml:space="preserve">b mod p, и если это значение оказывается </w:t>
-      </w:r>
+        <w:t xml:space="preserve">b </w:t>
+      </w:r>
+      <w:proofErr w:type="spellStart"/>
       <w:r>
         <w:rPr>
           <w:rFonts w:ascii="Times New Roman" w:hAnsi="Times New Roman" w:cs="Times New Roman"/>
           <w:sz w:val="28"/>
           <w:szCs w:val="28"/>
         </w:rPr>
-        <w:lastRenderedPageBreak/>
-        <w:t xml:space="preserve">квадратичным вычетом по модулю p, из него извлекается y через </w:t>
-      </w:r>
+        <w:t>mod</w:t>
+      </w:r>
+      <w:proofErr w:type="spellEnd"/>
+      <w:r>
+        <w:rPr>
+          <w:rFonts w:ascii="Times New Roman" w:hAnsi="Times New Roman" w:cs="Times New Roman"/>
+          <w:sz w:val="28"/>
+          <w:szCs w:val="28"/>
+        </w:rPr>
+        <w:t xml:space="preserve"> p, и если это значение оказывается квадратичным вычетом по модулю p, из него извлекается y через </w:t>
+      </w:r>
+      <w:proofErr w:type="spellStart"/>
       <w:r>
         <w:rPr>
           <w:rStyle w:val="HTML1"/>
@@ -4491,6 +5053,7 @@
         </w:rPr>
         <w:t>sqrt_mod</w:t>
       </w:r>
+      <w:proofErr w:type="spellEnd"/>
       <w:r>
         <w:rPr>
           <w:rFonts w:ascii="Times New Roman" w:hAnsi="Times New Roman" w:cs="Times New Roman"/>
@@ -4531,6 +5094,7 @@
         </w:rPr>
         <w:t xml:space="preserve"> точка на кривой (что дополнительно подтверждается проверкой </w:t>
       </w:r>
+      <w:proofErr w:type="spellStart"/>
       <w:r>
         <w:rPr>
           <w:rStyle w:val="HTML1"/>
@@ -4542,23 +5106,34 @@
         </w:rPr>
         <w:t>is_on_curve</w:t>
       </w:r>
+      <w:proofErr w:type="spellEnd"/>
       <w:r>
         <w:rPr>
           <w:rFonts w:ascii="Times New Roman" w:hAnsi="Times New Roman" w:cs="Times New Roman"/>
           <w:sz w:val="28"/>
           <w:szCs w:val="28"/>
         </w:rPr>
-        <w:t>). Поскольку примерно половина элементов Z</w:t>
-      </w:r>
+        <w:t xml:space="preserve">). Поскольку примерно половина элементов </w:t>
+      </w:r>
+      <w:proofErr w:type="spellStart"/>
       <w:r>
         <w:rPr>
           <w:rFonts w:ascii="Times New Roman" w:hAnsi="Times New Roman" w:cs="Times New Roman"/>
           <w:sz w:val="28"/>
           <w:szCs w:val="28"/>
+        </w:rPr>
+        <w:t>Z</w:t>
+      </w:r>
+      <w:r>
+        <w:rPr>
+          <w:rFonts w:ascii="Times New Roman" w:hAnsi="Times New Roman" w:cs="Times New Roman"/>
+          <w:sz w:val="28"/>
+          <w:szCs w:val="28"/>
           <w:vertAlign w:val="subscript"/>
         </w:rPr>
         <w:t>p</w:t>
       </w:r>
+      <w:proofErr w:type="spellEnd"/>
       <w:r>
         <w:rPr>
           <w:rFonts w:ascii="Times New Roman" w:hAnsi="Times New Roman" w:cs="Times New Roman"/>
@@ -4570,7 +5145,7 @@
     </w:p>
     <w:p>
       <w:pPr>
-        <w:spacing w:before="120" w:after="120" w:line="259" w:lineRule="auto"/>
+        <w:spacing w:before="120" w:after="120" w:line="360" w:lineRule="auto"/>
         <w:ind w:firstLine="511"/>
         <w:rPr>
           <w:rFonts w:ascii="Times New Roman" w:hAnsi="Times New Roman" w:cs="Times New Roman"/>
@@ -4586,6 +5161,7 @@
         </w:rPr>
         <w:t xml:space="preserve">Сама задача решается функцией </w:t>
       </w:r>
+      <w:proofErr w:type="spellStart"/>
       <w:r>
         <w:rPr>
           <w:rStyle w:val="HTML1"/>
@@ -4597,6 +5173,7 @@
         </w:rPr>
         <w:t>brute_force_order</w:t>
       </w:r>
+      <w:proofErr w:type="spellEnd"/>
       <w:r>
         <w:rPr>
           <w:rFonts w:ascii="Times New Roman" w:hAnsi="Times New Roman" w:cs="Times New Roman"/>
@@ -4605,6 +5182,7 @@
         </w:rPr>
         <w:t xml:space="preserve">. Начиная с </w:t>
       </w:r>
+      <w:proofErr w:type="spellStart"/>
       <w:r>
         <w:rPr>
           <w:rFonts w:ascii="Times New Roman" w:hAnsi="Times New Roman" w:cs="Times New Roman"/>
@@ -4615,6 +5193,7 @@
         </w:rPr>
         <w:t>current</w:t>
       </w:r>
+      <w:proofErr w:type="spellEnd"/>
       <w:r>
         <w:rPr>
           <w:rFonts w:ascii="Times New Roman" w:hAnsi="Times New Roman" w:cs="Times New Roman"/>
@@ -4679,6 +5258,7 @@
         </w:rPr>
         <w:t xml:space="preserve">1, на каждом шаге к </w:t>
       </w:r>
+      <w:proofErr w:type="spellStart"/>
       <w:r>
         <w:rPr>
           <w:rFonts w:ascii="Times New Roman" w:hAnsi="Times New Roman" w:cs="Times New Roman"/>
@@ -4689,6 +5269,7 @@
         </w:rPr>
         <w:t>current</w:t>
       </w:r>
+      <w:proofErr w:type="spellEnd"/>
       <w:r>
         <w:rPr>
           <w:rFonts w:ascii="Times New Roman" w:hAnsi="Times New Roman" w:cs="Times New Roman"/>
@@ -4713,6 +5294,7 @@
         </w:rPr>
         <w:t xml:space="preserve"> продолжается до тех пор, пока </w:t>
       </w:r>
+      <w:proofErr w:type="spellStart"/>
       <w:r>
         <w:rPr>
           <w:rFonts w:ascii="Times New Roman" w:hAnsi="Times New Roman" w:cs="Times New Roman"/>
@@ -4723,6 +5305,7 @@
         </w:rPr>
         <w:t>current</w:t>
       </w:r>
+      <w:proofErr w:type="spellEnd"/>
       <w:r>
         <w:rPr>
           <w:rFonts w:ascii="Times New Roman" w:hAnsi="Times New Roman" w:cs="Times New Roman"/>
@@ -4779,6 +5362,7 @@
         </w:rPr>
         <w:t xml:space="preserve">O, то есть найден порядок точки. Каждые </w:t>
       </w:r>
+      <w:proofErr w:type="spellStart"/>
       <w:r>
         <w:rPr>
           <w:rStyle w:val="HTML1"/>
@@ -4790,6 +5374,7 @@
         </w:rPr>
         <w:t>log_every</w:t>
       </w:r>
+      <w:proofErr w:type="spellEnd"/>
       <w:r>
         <w:rPr>
           <w:rFonts w:ascii="Times New Roman" w:hAnsi="Times New Roman" w:cs="Times New Roman"/>
@@ -4817,7 +5402,7 @@
     </w:p>
     <w:p>
       <w:pPr>
-        <w:spacing w:before="120" w:after="120" w:line="259" w:lineRule="auto"/>
+        <w:spacing w:before="120" w:after="120" w:line="360" w:lineRule="auto"/>
         <w:ind w:firstLine="511"/>
         <w:jc w:val="center"/>
       </w:pPr>
@@ -4865,7 +5450,7 @@
     </w:p>
     <w:p>
       <w:pPr>
-        <w:spacing w:before="120" w:after="120" w:line="259" w:lineRule="auto"/>
+        <w:spacing w:before="120" w:after="120" w:line="360" w:lineRule="auto"/>
         <w:ind w:firstLine="511"/>
         <w:rPr>
           <w:rFonts w:ascii="Times New Roman" w:hAnsi="Times New Roman" w:cs="Times New Roman"/>
@@ -4881,6 +5466,7 @@
         </w:rPr>
         <w:t xml:space="preserve">В основном блоке программы все эти компоненты собираются вместе: сначала через </w:t>
       </w:r>
+      <w:proofErr w:type="spellStart"/>
       <w:r>
         <w:rPr>
           <w:rStyle w:val="HTML1"/>
@@ -4892,6 +5478,7 @@
         </w:rPr>
         <w:t>find_prime</w:t>
       </w:r>
+      <w:proofErr w:type="spellEnd"/>
       <w:r>
         <w:rPr>
           <w:rFonts w:ascii="Times New Roman" w:hAnsi="Times New Roman" w:cs="Times New Roman"/>
@@ -4921,7 +5508,7 @@
     </w:p>
     <w:p>
       <w:pPr>
-        <w:spacing w:before="120" w:after="120" w:line="259" w:lineRule="auto"/>
+        <w:spacing w:before="120" w:after="120" w:line="360" w:lineRule="auto"/>
         <w:ind w:firstLine="511"/>
         <w:jc w:val="center"/>
       </w:pPr>
@@ -4969,7 +5556,7 @@
     </w:p>
     <w:p>
       <w:pPr>
-        <w:spacing w:before="120" w:after="120" w:line="259" w:lineRule="auto"/>
+        <w:spacing w:before="120" w:after="120" w:line="360" w:lineRule="auto"/>
         <w:ind w:left="0" w:firstLine="0"/>
         <w:rPr>
           <w:rFonts w:ascii="Times New Roman" w:hAnsi="Times New Roman" w:cs="Times New Roman"/>
@@ -4993,6 +5580,7 @@
     <w:p>
       <w:pPr>
         <w:pStyle w:val="font-claude-response-body"/>
+        <w:spacing w:line="360" w:lineRule="auto"/>
         <w:ind w:firstLine="720"/>
         <w:rPr>
           <w:sz w:val="28"/>
@@ -5141,7 +5729,31 @@
           <w:sz w:val="28"/>
           <w:szCs w:val="28"/>
         </w:rPr>
-        <w:t>277002556 (mod 767592607) и точка G</w:t>
+        <w:t>277002556 (</w:t>
+      </w:r>
+      <w:proofErr w:type="spellStart"/>
+      <w:r>
+        <w:rPr>
+          <w:sz w:val="28"/>
+          <w:szCs w:val="28"/>
+        </w:rPr>
+        <w:t>mod</w:t>
+      </w:r>
+      <w:proofErr w:type="spellEnd"/>
+      <w:r>
+        <w:rPr>
+          <w:sz w:val="28"/>
+          <w:szCs w:val="28"/>
+        </w:rPr>
+        <w:t xml:space="preserve"> </w:t>
+      </w:r>
+      <w:r>
+        <w:rPr>
+          <w:sz w:val="28"/>
+          <w:szCs w:val="28"/>
+        </w:rPr>
+        <w:lastRenderedPageBreak/>
+        <w:t>767592607) и точка G</w:t>
       </w:r>
       <w:r>
         <w:rPr>
@@ -5197,15 +5809,7 @@
           <w:sz w:val="28"/>
           <w:szCs w:val="28"/>
         </w:rPr>
-        <w:t xml:space="preserve">383807864 за 558.34 секунды, то есть 9.31 минуты, что не </w:t>
-      </w:r>
-      <w:r>
-        <w:rPr>
-          <w:sz w:val="28"/>
-          <w:szCs w:val="28"/>
-        </w:rPr>
-        <w:lastRenderedPageBreak/>
-        <w:t xml:space="preserve">достаёт до 10 минут, требуемых в задаче, однако при битовой длине 31 время выполнения программы увеличивается до </w:t>
+        <w:t xml:space="preserve">383807864 за 558.34 секунды, то есть 9.31 минуты, что не достаёт до 10 минут, требуемых в задаче, однако при битовой длине 31 время выполнения программы увеличивается до </w:t>
       </w:r>
       <w:r>
         <w:rPr>
@@ -5344,6 +5948,7 @@
     <w:p>
       <w:pPr>
         <w:pStyle w:val="font-claude-response-body"/>
+        <w:spacing w:line="360" w:lineRule="auto"/>
         <w:ind w:firstLine="720"/>
         <w:rPr>
           <w:sz w:val="28"/>
@@ -5399,6 +6004,7 @@
         </w:rPr>
         <w:t xml:space="preserve">O через независимое вычисление </w:t>
       </w:r>
+      <w:proofErr w:type="spellStart"/>
       <w:r>
         <w:rPr>
           <w:rStyle w:val="HTML1"/>
@@ -5408,24 +6014,62 @@
           <w:sz w:val="28"/>
           <w:szCs w:val="28"/>
         </w:rPr>
-        <w:t>scalar_mult(n, G)</w:t>
-      </w:r>
-      <w:r>
-        <w:rPr>
-          <w:sz w:val="28"/>
-          <w:szCs w:val="28"/>
-        </w:rPr>
-        <w:t xml:space="preserve"> дала </w:t>
-      </w:r>
-      <w:r>
-        <w:rPr>
+        <w:t>scalar_</w:t>
+      </w:r>
+      <w:proofErr w:type="gramStart"/>
+      <w:r>
+        <w:rPr>
+          <w:rStyle w:val="HTML1"/>
+          <w:rFonts w:ascii="Times New Roman" w:eastAsiaTheme="majorEastAsia" w:hAnsi="Times New Roman" w:cs="Times New Roman"/>
           <w:i/>
           <w:iCs/>
           <w:sz w:val="28"/>
           <w:szCs w:val="28"/>
         </w:rPr>
+        <w:t>mult</w:t>
+      </w:r>
+      <w:proofErr w:type="spellEnd"/>
+      <w:r>
+        <w:rPr>
+          <w:rStyle w:val="HTML1"/>
+          <w:rFonts w:ascii="Times New Roman" w:eastAsiaTheme="majorEastAsia" w:hAnsi="Times New Roman" w:cs="Times New Roman"/>
+          <w:i/>
+          <w:iCs/>
+          <w:sz w:val="28"/>
+          <w:szCs w:val="28"/>
+        </w:rPr>
+        <w:t>(</w:t>
+      </w:r>
+      <w:proofErr w:type="gramEnd"/>
+      <w:r>
+        <w:rPr>
+          <w:rStyle w:val="HTML1"/>
+          <w:rFonts w:ascii="Times New Roman" w:eastAsiaTheme="majorEastAsia" w:hAnsi="Times New Roman" w:cs="Times New Roman"/>
+          <w:i/>
+          <w:iCs/>
+          <w:sz w:val="28"/>
+          <w:szCs w:val="28"/>
+        </w:rPr>
+        <w:t>n, G)</w:t>
+      </w:r>
+      <w:r>
+        <w:rPr>
+          <w:sz w:val="28"/>
+          <w:szCs w:val="28"/>
+        </w:rPr>
+        <w:t xml:space="preserve"> дала </w:t>
+      </w:r>
+      <w:proofErr w:type="spellStart"/>
+      <w:r>
+        <w:rPr>
+          <w:i/>
+          <w:iCs/>
+          <w:sz w:val="28"/>
+          <w:szCs w:val="28"/>
+        </w:rPr>
         <w:t>True</w:t>
       </w:r>
+      <w:proofErr w:type="spellEnd"/>
       <w:r>
         <w:rPr>
           <w:sz w:val="28"/>
@@ -5436,7 +6080,7 @@
     </w:p>
     <w:p>
       <w:pPr>
-        <w:spacing w:after="160" w:line="259" w:lineRule="auto"/>
+        <w:spacing w:after="160" w:line="360" w:lineRule="auto"/>
         <w:ind w:left="0" w:firstLine="0"/>
         <w:jc w:val="left"/>
         <w:rPr>
@@ -5461,7 +6105,7 @@
           <w:bCs/>
         </w:rPr>
       </w:pPr>
-      <w:bookmarkStart w:id="6" w:name="_Toc232455143"/>
+      <w:bookmarkStart w:id="5" w:name="_Toc232455143"/>
       <w:r>
         <w:rPr>
           <w:rFonts w:ascii="Times New Roman" w:hAnsi="Times New Roman" w:cs="Times New Roman"/>
@@ -5471,12 +6115,12 @@
         <w:lastRenderedPageBreak/>
         <w:t>Листинг</w:t>
       </w:r>
-      <w:bookmarkEnd w:id="6"/>
+      <w:bookmarkEnd w:id="5"/>
     </w:p>
     <w:p>
       <w:pPr>
         <w:shd w:val="clear" w:color="auto" w:fill="1E1E1E"/>
-        <w:spacing w:after="0" w:line="285" w:lineRule="atLeast"/>
+        <w:spacing w:after="0" w:line="240" w:lineRule="auto"/>
         <w:ind w:left="0" w:firstLine="0"/>
         <w:jc w:val="left"/>
         <w:rPr>
@@ -5511,7 +6155,7 @@
     <w:p>
       <w:pPr>
         <w:shd w:val="clear" w:color="auto" w:fill="1E1E1E"/>
-        <w:spacing w:after="0" w:line="285" w:lineRule="atLeast"/>
+        <w:spacing w:after="0" w:line="240" w:lineRule="auto"/>
         <w:ind w:left="0" w:firstLine="0"/>
         <w:jc w:val="left"/>
         <w:rPr>
@@ -5546,7 +6190,7 @@
     <w:p>
       <w:pPr>
         <w:shd w:val="clear" w:color="auto" w:fill="1E1E1E"/>
-        <w:spacing w:after="0" w:line="285" w:lineRule="atLeast"/>
+        <w:spacing w:after="0" w:line="240" w:lineRule="auto"/>
         <w:ind w:left="0" w:firstLine="0"/>
         <w:jc w:val="left"/>
         <w:rPr>
@@ -5561,7 +6205,7 @@
     <w:p>
       <w:pPr>
         <w:shd w:val="clear" w:color="auto" w:fill="1E1E1E"/>
-        <w:spacing w:after="0" w:line="285" w:lineRule="atLeast"/>
+        <w:spacing w:after="0" w:line="240" w:lineRule="auto"/>
         <w:ind w:left="0" w:firstLine="0"/>
         <w:jc w:val="left"/>
         <w:rPr>
@@ -5626,7 +6270,7 @@
     <w:p>
       <w:pPr>
         <w:shd w:val="clear" w:color="auto" w:fill="1E1E1E"/>
-        <w:spacing w:after="240" w:line="285" w:lineRule="atLeast"/>
+        <w:spacing w:after="240" w:line="240" w:lineRule="auto"/>
         <w:ind w:left="0" w:firstLine="0"/>
         <w:jc w:val="left"/>
         <w:rPr>
@@ -5641,7 +6285,7 @@
     <w:p>
       <w:pPr>
         <w:shd w:val="clear" w:color="auto" w:fill="1E1E1E"/>
-        <w:spacing w:after="0" w:line="285" w:lineRule="atLeast"/>
+        <w:spacing w:after="0" w:line="240" w:lineRule="auto"/>
         <w:ind w:left="0" w:firstLine="0"/>
         <w:jc w:val="left"/>
         <w:rPr>
@@ -5672,6 +6316,7 @@
         </w:rPr>
         <w:t xml:space="preserve"> </w:t>
       </w:r>
+      <w:proofErr w:type="spellStart"/>
       <w:r>
         <w:rPr>
           <w:rFonts w:ascii="Consolas" w:eastAsia="Times New Roman" w:hAnsi="Consolas" w:cs="Times New Roman"/>
@@ -5680,8 +6325,20 @@
           <w:szCs w:val="21"/>
           <w:lang w:val="en-US"/>
         </w:rPr>
-        <w:t>mod_inverse</w:t>
-      </w:r>
+        <w:t>mod_</w:t>
+      </w:r>
+      <w:proofErr w:type="gramStart"/>
+      <w:r>
+        <w:rPr>
+          <w:rFonts w:ascii="Consolas" w:eastAsia="Times New Roman" w:hAnsi="Consolas" w:cs="Times New Roman"/>
+          <w:color w:val="FFE66D"/>
+          <w:sz w:val="21"/>
+          <w:szCs w:val="21"/>
+          <w:lang w:val="en-US"/>
+        </w:rPr>
+        <w:t>inverse</w:t>
+      </w:r>
+      <w:proofErr w:type="spellEnd"/>
       <w:r>
         <w:rPr>
           <w:rFonts w:ascii="Consolas" w:eastAsia="Times New Roman" w:hAnsi="Consolas" w:cs="Times New Roman"/>
@@ -5692,6 +6349,7 @@
         </w:rPr>
         <w:t>(</w:t>
       </w:r>
+      <w:proofErr w:type="gramEnd"/>
       <w:r>
         <w:rPr>
           <w:rFonts w:ascii="Consolas" w:eastAsia="Times New Roman" w:hAnsi="Consolas" w:cs="Times New Roman"/>
@@ -5736,7 +6394,7 @@
     <w:p>
       <w:pPr>
         <w:shd w:val="clear" w:color="auto" w:fill="1E1E1E"/>
-        <w:spacing w:after="0" w:line="285" w:lineRule="atLeast"/>
+        <w:spacing w:after="0" w:line="240" w:lineRule="auto"/>
         <w:ind w:left="0" w:firstLine="0"/>
         <w:jc w:val="left"/>
         <w:rPr>
@@ -5777,6 +6435,7 @@
         </w:rPr>
         <w:t xml:space="preserve"> </w:t>
       </w:r>
+      <w:proofErr w:type="gramStart"/>
       <w:r>
         <w:rPr>
           <w:rFonts w:ascii="Consolas" w:eastAsia="Times New Roman" w:hAnsi="Consolas" w:cs="Times New Roman"/>
@@ -5795,7 +6454,18 @@
           <w:szCs w:val="21"/>
           <w:lang w:val="en-US"/>
         </w:rPr>
-        <w:t xml:space="preserve">(k, p </w:t>
+        <w:t>(</w:t>
+      </w:r>
+      <w:proofErr w:type="gramEnd"/>
+      <w:r>
+        <w:rPr>
+          <w:rFonts w:ascii="Consolas" w:eastAsia="Times New Roman" w:hAnsi="Consolas" w:cs="Times New Roman"/>
+          <w:color w:val="BBBBBB"/>
+          <w:sz w:val="21"/>
+          <w:szCs w:val="21"/>
+          <w:lang w:val="en-US"/>
+        </w:rPr>
+        <w:t xml:space="preserve">k, p </w:t>
       </w:r>
       <w:r>
         <w:rPr>
@@ -5841,7 +6511,7 @@
     <w:p>
       <w:pPr>
         <w:shd w:val="clear" w:color="auto" w:fill="1E1E1E"/>
-        <w:spacing w:after="240" w:line="285" w:lineRule="atLeast"/>
+        <w:spacing w:after="240" w:line="240" w:lineRule="auto"/>
         <w:ind w:left="0" w:firstLine="0"/>
         <w:jc w:val="left"/>
         <w:rPr>
@@ -5856,7 +6526,7 @@
     <w:p>
       <w:pPr>
         <w:shd w:val="clear" w:color="auto" w:fill="1E1E1E"/>
-        <w:spacing w:after="0" w:line="285" w:lineRule="atLeast"/>
+        <w:spacing w:after="0" w:line="240" w:lineRule="auto"/>
         <w:ind w:left="0" w:firstLine="0"/>
         <w:jc w:val="left"/>
         <w:rPr>
@@ -5887,6 +6557,7 @@
         </w:rPr>
         <w:t xml:space="preserve"> </w:t>
       </w:r>
+      <w:proofErr w:type="spellStart"/>
       <w:r>
         <w:rPr>
           <w:rFonts w:ascii="Consolas" w:eastAsia="Times New Roman" w:hAnsi="Consolas" w:cs="Times New Roman"/>
@@ -5895,8 +6566,20 @@
           <w:szCs w:val="21"/>
           <w:lang w:val="en-US"/>
         </w:rPr>
-        <w:t>is_quadratic_residue</w:t>
-      </w:r>
+        <w:t>is_quadratic_</w:t>
+      </w:r>
+      <w:proofErr w:type="gramStart"/>
+      <w:r>
+        <w:rPr>
+          <w:rFonts w:ascii="Consolas" w:eastAsia="Times New Roman" w:hAnsi="Consolas" w:cs="Times New Roman"/>
+          <w:color w:val="FFE66D"/>
+          <w:sz w:val="21"/>
+          <w:szCs w:val="21"/>
+          <w:lang w:val="en-US"/>
+        </w:rPr>
+        <w:t>residue</w:t>
+      </w:r>
+      <w:proofErr w:type="spellEnd"/>
       <w:r>
         <w:rPr>
           <w:rFonts w:ascii="Consolas" w:eastAsia="Times New Roman" w:hAnsi="Consolas" w:cs="Times New Roman"/>
@@ -5907,6 +6590,7 @@
         </w:rPr>
         <w:t>(</w:t>
       </w:r>
+      <w:proofErr w:type="gramEnd"/>
       <w:r>
         <w:rPr>
           <w:rFonts w:ascii="Consolas" w:eastAsia="Times New Roman" w:hAnsi="Consolas" w:cs="Times New Roman"/>
@@ -5951,7 +6635,7 @@
     <w:p>
       <w:pPr>
         <w:shd w:val="clear" w:color="auto" w:fill="1E1E1E"/>
-        <w:spacing w:after="0" w:line="285" w:lineRule="atLeast"/>
+        <w:spacing w:after="0" w:line="240" w:lineRule="auto"/>
         <w:ind w:left="0" w:firstLine="0"/>
         <w:jc w:val="left"/>
         <w:rPr>
@@ -6056,7 +6740,7 @@
     <w:p>
       <w:pPr>
         <w:shd w:val="clear" w:color="auto" w:fill="1E1E1E"/>
-        <w:spacing w:after="0" w:line="285" w:lineRule="atLeast"/>
+        <w:spacing w:after="0" w:line="240" w:lineRule="auto"/>
         <w:ind w:left="0" w:firstLine="0"/>
         <w:jc w:val="left"/>
         <w:rPr>
@@ -6111,7 +6795,7 @@
     <w:p>
       <w:pPr>
         <w:shd w:val="clear" w:color="auto" w:fill="1E1E1E"/>
-        <w:spacing w:after="0" w:line="285" w:lineRule="atLeast"/>
+        <w:spacing w:after="0" w:line="240" w:lineRule="auto"/>
         <w:ind w:left="0" w:firstLine="0"/>
         <w:jc w:val="left"/>
         <w:rPr>
@@ -6152,6 +6836,7 @@
         </w:rPr>
         <w:t xml:space="preserve"> </w:t>
       </w:r>
+      <w:proofErr w:type="gramStart"/>
       <w:r>
         <w:rPr>
           <w:rFonts w:ascii="Consolas" w:eastAsia="Times New Roman" w:hAnsi="Consolas" w:cs="Times New Roman"/>
@@ -6170,7 +6855,18 @@
           <w:szCs w:val="21"/>
           <w:lang w:val="en-US"/>
         </w:rPr>
-        <w:t xml:space="preserve">(a, (p </w:t>
+        <w:t>(</w:t>
+      </w:r>
+      <w:proofErr w:type="gramEnd"/>
+      <w:r>
+        <w:rPr>
+          <w:rFonts w:ascii="Consolas" w:eastAsia="Times New Roman" w:hAnsi="Consolas" w:cs="Times New Roman"/>
+          <w:color w:val="BBBBBB"/>
+          <w:sz w:val="21"/>
+          <w:szCs w:val="21"/>
+          <w:lang w:val="en-US"/>
+        </w:rPr>
+        <w:t xml:space="preserve">a, (p </w:t>
       </w:r>
       <w:r>
         <w:rPr>
@@ -6286,7 +6982,7 @@
     <w:p>
       <w:pPr>
         <w:shd w:val="clear" w:color="auto" w:fill="1E1E1E"/>
-        <w:spacing w:after="240" w:line="285" w:lineRule="atLeast"/>
+        <w:spacing w:after="240" w:line="240" w:lineRule="auto"/>
         <w:ind w:left="0" w:firstLine="0"/>
         <w:jc w:val="left"/>
         <w:rPr>
@@ -6301,7 +6997,7 @@
     <w:p>
       <w:pPr>
         <w:shd w:val="clear" w:color="auto" w:fill="1E1E1E"/>
-        <w:spacing w:after="0" w:line="285" w:lineRule="atLeast"/>
+        <w:spacing w:after="0" w:line="240" w:lineRule="auto"/>
         <w:ind w:left="0" w:firstLine="0"/>
         <w:jc w:val="left"/>
         <w:rPr>
@@ -6332,6 +7028,7 @@
         </w:rPr>
         <w:t xml:space="preserve"> </w:t>
       </w:r>
+      <w:proofErr w:type="spellStart"/>
       <w:r>
         <w:rPr>
           <w:rFonts w:ascii="Consolas" w:eastAsia="Times New Roman" w:hAnsi="Consolas" w:cs="Times New Roman"/>
@@ -6340,8 +7037,20 @@
           <w:szCs w:val="21"/>
           <w:lang w:val="en-US"/>
         </w:rPr>
-        <w:t>sqrt_mod</w:t>
-      </w:r>
+        <w:t>sqrt_</w:t>
+      </w:r>
+      <w:proofErr w:type="gramStart"/>
+      <w:r>
+        <w:rPr>
+          <w:rFonts w:ascii="Consolas" w:eastAsia="Times New Roman" w:hAnsi="Consolas" w:cs="Times New Roman"/>
+          <w:color w:val="FFE66D"/>
+          <w:sz w:val="21"/>
+          <w:szCs w:val="21"/>
+          <w:lang w:val="en-US"/>
+        </w:rPr>
+        <w:t>mod</w:t>
+      </w:r>
+      <w:proofErr w:type="spellEnd"/>
       <w:r>
         <w:rPr>
           <w:rFonts w:ascii="Consolas" w:eastAsia="Times New Roman" w:hAnsi="Consolas" w:cs="Times New Roman"/>
@@ -6352,6 +7061,7 @@
         </w:rPr>
         <w:t>(</w:t>
       </w:r>
+      <w:proofErr w:type="gramEnd"/>
       <w:r>
         <w:rPr>
           <w:rFonts w:ascii="Consolas" w:eastAsia="Times New Roman" w:hAnsi="Consolas" w:cs="Times New Roman"/>
@@ -6396,7 +7106,7 @@
     <w:p>
       <w:pPr>
         <w:shd w:val="clear" w:color="auto" w:fill="1E1E1E"/>
-        <w:spacing w:after="0" w:line="285" w:lineRule="atLeast"/>
+        <w:spacing w:after="0" w:line="240" w:lineRule="auto"/>
         <w:ind w:left="0" w:firstLine="0"/>
         <w:jc w:val="left"/>
         <w:rPr>
@@ -6416,6 +7126,7 @@
         </w:rPr>
         <w:t xml:space="preserve">    </w:t>
       </w:r>
+      <w:proofErr w:type="spellStart"/>
       <w:r>
         <w:rPr>
           <w:rFonts w:ascii="Consolas" w:eastAsia="Times New Roman" w:hAnsi="Consolas" w:cs="Times New Roman"/>
@@ -6425,6 +7136,7 @@
         </w:rPr>
         <w:t>assert</w:t>
       </w:r>
+      <w:proofErr w:type="spellEnd"/>
       <w:r>
         <w:rPr>
           <w:rFonts w:ascii="Consolas" w:eastAsia="Times New Roman" w:hAnsi="Consolas" w:cs="Times New Roman"/>
@@ -6513,13 +7225,33 @@
           <w:sz w:val="21"/>
           <w:szCs w:val="21"/>
         </w:rPr>
-        <w:t>"sqrt_mod реализован только для p % 4 == 3"</w:t>
+        <w:t>"</w:t>
+      </w:r>
+      <w:proofErr w:type="spellStart"/>
+      <w:r>
+        <w:rPr>
+          <w:rFonts w:ascii="Consolas" w:eastAsia="Times New Roman" w:hAnsi="Consolas" w:cs="Times New Roman"/>
+          <w:color w:val="96E072"/>
+          <w:sz w:val="21"/>
+          <w:szCs w:val="21"/>
+        </w:rPr>
+        <w:t>sqrt_mod</w:t>
+      </w:r>
+      <w:proofErr w:type="spellEnd"/>
+      <w:r>
+        <w:rPr>
+          <w:rFonts w:ascii="Consolas" w:eastAsia="Times New Roman" w:hAnsi="Consolas" w:cs="Times New Roman"/>
+          <w:color w:val="96E072"/>
+          <w:sz w:val="21"/>
+          <w:szCs w:val="21"/>
+        </w:rPr>
+        <w:t xml:space="preserve"> реализован только для p % 4 == 3"</w:t>
       </w:r>
     </w:p>
     <w:p>
       <w:pPr>
         <w:shd w:val="clear" w:color="auto" w:fill="1E1E1E"/>
-        <w:spacing w:after="0" w:line="285" w:lineRule="atLeast"/>
+        <w:spacing w:after="0" w:line="240" w:lineRule="auto"/>
         <w:ind w:left="0" w:firstLine="0"/>
         <w:jc w:val="left"/>
         <w:rPr>
@@ -6559,6 +7291,7 @@
         </w:rPr>
         <w:t xml:space="preserve"> </w:t>
       </w:r>
+      <w:proofErr w:type="gramStart"/>
       <w:r>
         <w:rPr>
           <w:rFonts w:ascii="Consolas" w:eastAsia="Times New Roman" w:hAnsi="Consolas" w:cs="Times New Roman"/>
@@ -6577,7 +7310,18 @@
           <w:szCs w:val="21"/>
           <w:lang w:val="en-US"/>
         </w:rPr>
-        <w:t xml:space="preserve">(a, (p </w:t>
+        <w:t>(</w:t>
+      </w:r>
+      <w:proofErr w:type="gramEnd"/>
+      <w:r>
+        <w:rPr>
+          <w:rFonts w:ascii="Consolas" w:eastAsia="Times New Roman" w:hAnsi="Consolas" w:cs="Times New Roman"/>
+          <w:color w:val="BBBBBB"/>
+          <w:sz w:val="21"/>
+          <w:szCs w:val="21"/>
+          <w:lang w:val="en-US"/>
+        </w:rPr>
+        <w:t xml:space="preserve">a, (p </w:t>
       </w:r>
       <w:r>
         <w:rPr>
@@ -6663,7 +7407,7 @@
     <w:p>
       <w:pPr>
         <w:shd w:val="clear" w:color="auto" w:fill="1E1E1E"/>
-        <w:spacing w:after="240" w:line="285" w:lineRule="atLeast"/>
+        <w:spacing w:after="240" w:line="240" w:lineRule="auto"/>
         <w:ind w:left="0" w:firstLine="0"/>
         <w:jc w:val="left"/>
         <w:rPr>
@@ -6678,7 +7422,7 @@
     <w:p>
       <w:pPr>
         <w:shd w:val="clear" w:color="auto" w:fill="1E1E1E"/>
-        <w:spacing w:after="0" w:line="285" w:lineRule="atLeast"/>
+        <w:spacing w:after="0" w:line="240" w:lineRule="auto"/>
         <w:ind w:left="0" w:firstLine="0"/>
         <w:jc w:val="left"/>
         <w:rPr>
@@ -6709,6 +7453,7 @@
         </w:rPr>
         <w:t xml:space="preserve"> </w:t>
       </w:r>
+      <w:proofErr w:type="spellStart"/>
       <w:r>
         <w:rPr>
           <w:rFonts w:ascii="Consolas" w:eastAsia="Times New Roman" w:hAnsi="Consolas" w:cs="Times New Roman"/>
@@ -6719,6 +7464,7 @@
         </w:rPr>
         <w:t>EllipticCurve</w:t>
       </w:r>
+      <w:proofErr w:type="spellEnd"/>
       <w:r>
         <w:rPr>
           <w:rFonts w:ascii="Consolas" w:eastAsia="Times New Roman" w:hAnsi="Consolas" w:cs="Times New Roman"/>
@@ -6733,7 +7479,7 @@
     <w:p>
       <w:pPr>
         <w:shd w:val="clear" w:color="auto" w:fill="1E1E1E"/>
-        <w:spacing w:after="0" w:line="285" w:lineRule="atLeast"/>
+        <w:spacing w:after="0" w:line="240" w:lineRule="auto"/>
         <w:ind w:left="0" w:firstLine="0"/>
         <w:jc w:val="left"/>
         <w:rPr>
@@ -6768,7 +7514,7 @@
     <w:p>
       <w:pPr>
         <w:shd w:val="clear" w:color="auto" w:fill="1E1E1E"/>
-        <w:spacing w:after="0" w:line="285" w:lineRule="atLeast"/>
+        <w:spacing w:after="0" w:line="240" w:lineRule="auto"/>
         <w:ind w:left="0" w:firstLine="0"/>
         <w:jc w:val="left"/>
         <w:rPr>
@@ -6812,7 +7558,7 @@
     <w:p>
       <w:pPr>
         <w:shd w:val="clear" w:color="auto" w:fill="1E1E1E"/>
-        <w:spacing w:after="0" w:line="285" w:lineRule="atLeast"/>
+        <w:spacing w:after="0" w:line="240" w:lineRule="auto"/>
         <w:ind w:left="0" w:firstLine="0"/>
         <w:jc w:val="left"/>
         <w:rPr>
@@ -6837,7 +7583,7 @@
     <w:p>
       <w:pPr>
         <w:shd w:val="clear" w:color="auto" w:fill="1E1E1E"/>
-        <w:spacing w:after="0" w:line="285" w:lineRule="atLeast"/>
+        <w:spacing w:after="0" w:line="240" w:lineRule="auto"/>
         <w:ind w:left="0" w:firstLine="0"/>
         <w:jc w:val="left"/>
         <w:rPr>
@@ -6852,7 +7598,7 @@
     <w:p>
       <w:pPr>
         <w:shd w:val="clear" w:color="auto" w:fill="1E1E1E"/>
-        <w:spacing w:after="0" w:line="285" w:lineRule="atLeast"/>
+        <w:spacing w:after="0" w:line="240" w:lineRule="auto"/>
         <w:ind w:left="0" w:firstLine="0"/>
         <w:jc w:val="left"/>
         <w:rPr>
@@ -6901,7 +7647,40 @@
           <w:szCs w:val="21"/>
           <w:lang w:val="en-US"/>
         </w:rPr>
-        <w:t>__init__</w:t>
+        <w:t>__</w:t>
+      </w:r>
+      <w:proofErr w:type="spellStart"/>
+      <w:r>
+        <w:rPr>
+          <w:rFonts w:ascii="Consolas" w:eastAsia="Times New Roman" w:hAnsi="Consolas" w:cs="Times New Roman"/>
+          <w:color w:val="EE5D43"/>
+          <w:sz w:val="21"/>
+          <w:szCs w:val="21"/>
+          <w:lang w:val="en-US"/>
+        </w:rPr>
+        <w:t>init</w:t>
+      </w:r>
+      <w:proofErr w:type="spellEnd"/>
+      <w:r>
+        <w:rPr>
+          <w:rFonts w:ascii="Consolas" w:eastAsia="Times New Roman" w:hAnsi="Consolas" w:cs="Times New Roman"/>
+          <w:color w:val="EE5D43"/>
+          <w:sz w:val="21"/>
+          <w:szCs w:val="21"/>
+          <w:lang w:val="en-US"/>
+        </w:rPr>
+        <w:t>_</w:t>
+      </w:r>
+      <w:proofErr w:type="gramStart"/>
+      <w:r>
+        <w:rPr>
+          <w:rFonts w:ascii="Consolas" w:eastAsia="Times New Roman" w:hAnsi="Consolas" w:cs="Times New Roman"/>
+          <w:color w:val="EE5D43"/>
+          <w:sz w:val="21"/>
+          <w:szCs w:val="21"/>
+          <w:lang w:val="en-US"/>
+        </w:rPr>
+        <w:t>_</w:t>
       </w:r>
       <w:r>
         <w:rPr>
@@ -6913,6 +7692,7 @@
         </w:rPr>
         <w:t>(</w:t>
       </w:r>
+      <w:proofErr w:type="gramEnd"/>
       <w:r>
         <w:rPr>
           <w:rFonts w:ascii="Consolas" w:eastAsia="Times New Roman" w:hAnsi="Consolas" w:cs="Times New Roman"/>
@@ -6997,7 +7777,7 @@
     <w:p>
       <w:pPr>
         <w:shd w:val="clear" w:color="auto" w:fill="1E1E1E"/>
-        <w:spacing w:after="0" w:line="285" w:lineRule="atLeast"/>
+        <w:spacing w:after="0" w:line="240" w:lineRule="auto"/>
         <w:ind w:left="0" w:firstLine="0"/>
         <w:jc w:val="left"/>
         <w:rPr>
@@ -7018,6 +7798,8 @@
         </w:rPr>
         <w:t xml:space="preserve">        </w:t>
       </w:r>
+      <w:proofErr w:type="spellStart"/>
+      <w:proofErr w:type="gramStart"/>
       <w:r>
         <w:rPr>
           <w:rFonts w:ascii="Consolas" w:eastAsia="Times New Roman" w:hAnsi="Consolas" w:cs="Times New Roman"/>
@@ -7036,7 +7818,19 @@
           <w:szCs w:val="21"/>
           <w:lang w:val="en-US"/>
         </w:rPr>
-        <w:t xml:space="preserve">.a </w:t>
+        <w:t>.a</w:t>
+      </w:r>
+      <w:proofErr w:type="spellEnd"/>
+      <w:proofErr w:type="gramEnd"/>
+      <w:r>
+        <w:rPr>
+          <w:rFonts w:ascii="Consolas" w:eastAsia="Times New Roman" w:hAnsi="Consolas" w:cs="Times New Roman"/>
+          <w:color w:val="BBBBBB"/>
+          <w:sz w:val="21"/>
+          <w:szCs w:val="21"/>
+          <w:lang w:val="en-US"/>
+        </w:rPr>
+        <w:t xml:space="preserve"> </w:t>
       </w:r>
       <w:r>
         <w:rPr>
@@ -7062,7 +7856,7 @@
     <w:p>
       <w:pPr>
         <w:shd w:val="clear" w:color="auto" w:fill="1E1E1E"/>
-        <w:spacing w:after="0" w:line="285" w:lineRule="atLeast"/>
+        <w:spacing w:after="0" w:line="240" w:lineRule="auto"/>
         <w:ind w:left="0" w:firstLine="0"/>
         <w:jc w:val="left"/>
         <w:rPr>
@@ -7083,6 +7877,8 @@
         </w:rPr>
         <w:t xml:space="preserve">        </w:t>
       </w:r>
+      <w:proofErr w:type="spellStart"/>
+      <w:proofErr w:type="gramStart"/>
       <w:r>
         <w:rPr>
           <w:rFonts w:ascii="Consolas" w:eastAsia="Times New Roman" w:hAnsi="Consolas" w:cs="Times New Roman"/>
@@ -7101,7 +7897,19 @@
           <w:szCs w:val="21"/>
           <w:lang w:val="en-US"/>
         </w:rPr>
-        <w:t xml:space="preserve">.b </w:t>
+        <w:t>.b</w:t>
+      </w:r>
+      <w:proofErr w:type="spellEnd"/>
+      <w:proofErr w:type="gramEnd"/>
+      <w:r>
+        <w:rPr>
+          <w:rFonts w:ascii="Consolas" w:eastAsia="Times New Roman" w:hAnsi="Consolas" w:cs="Times New Roman"/>
+          <w:color w:val="BBBBBB"/>
+          <w:sz w:val="21"/>
+          <w:szCs w:val="21"/>
+          <w:lang w:val="en-US"/>
+        </w:rPr>
+        <w:t xml:space="preserve"> </w:t>
       </w:r>
       <w:r>
         <w:rPr>
@@ -7127,7 +7935,7 @@
     <w:p>
       <w:pPr>
         <w:shd w:val="clear" w:color="auto" w:fill="1E1E1E"/>
-        <w:spacing w:after="0" w:line="285" w:lineRule="atLeast"/>
+        <w:spacing w:after="0" w:line="240" w:lineRule="auto"/>
         <w:ind w:left="0" w:firstLine="0"/>
         <w:jc w:val="left"/>
         <w:rPr>
@@ -7148,6 +7956,8 @@
         </w:rPr>
         <w:t xml:space="preserve">        </w:t>
       </w:r>
+      <w:proofErr w:type="spellStart"/>
+      <w:proofErr w:type="gramStart"/>
       <w:r>
         <w:rPr>
           <w:rFonts w:ascii="Consolas" w:eastAsia="Times New Roman" w:hAnsi="Consolas" w:cs="Times New Roman"/>
@@ -7166,7 +7976,19 @@
           <w:szCs w:val="21"/>
           <w:lang w:val="en-US"/>
         </w:rPr>
-        <w:t xml:space="preserve">.p </w:t>
+        <w:t>.p</w:t>
+      </w:r>
+      <w:proofErr w:type="spellEnd"/>
+      <w:proofErr w:type="gramEnd"/>
+      <w:r>
+        <w:rPr>
+          <w:rFonts w:ascii="Consolas" w:eastAsia="Times New Roman" w:hAnsi="Consolas" w:cs="Times New Roman"/>
+          <w:color w:val="BBBBBB"/>
+          <w:sz w:val="21"/>
+          <w:szCs w:val="21"/>
+          <w:lang w:val="en-US"/>
+        </w:rPr>
+        <w:t xml:space="preserve"> </w:t>
       </w:r>
       <w:r>
         <w:rPr>
@@ -7192,7 +8014,7 @@
     <w:p>
       <w:pPr>
         <w:shd w:val="clear" w:color="auto" w:fill="1E1E1E"/>
-        <w:spacing w:after="0" w:line="285" w:lineRule="atLeast"/>
+        <w:spacing w:after="0" w:line="240" w:lineRule="auto"/>
         <w:ind w:left="0" w:firstLine="0"/>
         <w:jc w:val="left"/>
         <w:rPr>
@@ -7207,7 +8029,7 @@
     <w:p>
       <w:pPr>
         <w:shd w:val="clear" w:color="auto" w:fill="1E1E1E"/>
-        <w:spacing w:after="0" w:line="285" w:lineRule="atLeast"/>
+        <w:spacing w:after="0" w:line="240" w:lineRule="auto"/>
         <w:ind w:left="0" w:firstLine="0"/>
         <w:jc w:val="left"/>
         <w:rPr>
@@ -7432,7 +8254,7 @@
     <w:p>
       <w:pPr>
         <w:shd w:val="clear" w:color="auto" w:fill="1E1E1E"/>
-        <w:spacing w:after="0" w:line="285" w:lineRule="atLeast"/>
+        <w:spacing w:after="0" w:line="240" w:lineRule="auto"/>
         <w:ind w:left="0" w:firstLine="0"/>
         <w:jc w:val="left"/>
         <w:rPr>
@@ -7517,7 +8339,7 @@
     <w:p>
       <w:pPr>
         <w:shd w:val="clear" w:color="auto" w:fill="1E1E1E"/>
-        <w:spacing w:after="0" w:line="285" w:lineRule="atLeast"/>
+        <w:spacing w:after="0" w:line="240" w:lineRule="auto"/>
         <w:ind w:left="0" w:firstLine="0"/>
         <w:jc w:val="left"/>
         <w:rPr>
@@ -7558,6 +8380,8 @@
         </w:rPr>
         <w:t xml:space="preserve"> </w:t>
       </w:r>
+      <w:proofErr w:type="spellStart"/>
+      <w:proofErr w:type="gramStart"/>
       <w:r>
         <w:rPr>
           <w:rFonts w:ascii="Consolas" w:eastAsia="Times New Roman" w:hAnsi="Consolas" w:cs="Times New Roman"/>
@@ -7568,6 +8392,7 @@
         </w:rPr>
         <w:t>ValueError</w:t>
       </w:r>
+      <w:proofErr w:type="spellEnd"/>
       <w:r>
         <w:rPr>
           <w:rFonts w:ascii="Consolas" w:eastAsia="Times New Roman" w:hAnsi="Consolas" w:cs="Times New Roman"/>
@@ -7578,6 +8403,7 @@
         </w:rPr>
         <w:t>(</w:t>
       </w:r>
+      <w:proofErr w:type="gramEnd"/>
       <w:r>
         <w:rPr>
           <w:rFonts w:ascii="Consolas" w:eastAsia="Times New Roman" w:hAnsi="Consolas" w:cs="Times New Roman"/>
@@ -7640,7 +8466,7 @@
     <w:p>
       <w:pPr>
         <w:shd w:val="clear" w:color="auto" w:fill="1E1E1E"/>
-        <w:spacing w:after="0" w:line="285" w:lineRule="atLeast"/>
+        <w:spacing w:after="0" w:line="240" w:lineRule="auto"/>
         <w:ind w:left="0" w:firstLine="0"/>
         <w:jc w:val="left"/>
         <w:rPr>
@@ -7655,7 +8481,7 @@
     <w:p>
       <w:pPr>
         <w:shd w:val="clear" w:color="auto" w:fill="1E1E1E"/>
-        <w:spacing w:after="0" w:line="285" w:lineRule="atLeast"/>
+        <w:spacing w:after="0" w:line="240" w:lineRule="auto"/>
         <w:ind w:left="0" w:firstLine="0"/>
         <w:jc w:val="left"/>
         <w:rPr>
@@ -7696,6 +8522,7 @@
         </w:rPr>
         <w:t xml:space="preserve"> </w:t>
       </w:r>
+      <w:proofErr w:type="spellStart"/>
       <w:r>
         <w:rPr>
           <w:rFonts w:ascii="Consolas" w:eastAsia="Times New Roman" w:hAnsi="Consolas" w:cs="Times New Roman"/>
@@ -7704,8 +8531,20 @@
           <w:szCs w:val="21"/>
           <w:lang w:val="en-US"/>
         </w:rPr>
-        <w:t>is_on_curve</w:t>
-      </w:r>
+        <w:t>is_on_</w:t>
+      </w:r>
+      <w:proofErr w:type="gramStart"/>
+      <w:r>
+        <w:rPr>
+          <w:rFonts w:ascii="Consolas" w:eastAsia="Times New Roman" w:hAnsi="Consolas" w:cs="Times New Roman"/>
+          <w:color w:val="FFE66D"/>
+          <w:sz w:val="21"/>
+          <w:szCs w:val="21"/>
+          <w:lang w:val="en-US"/>
+        </w:rPr>
+        <w:t>curve</w:t>
+      </w:r>
+      <w:proofErr w:type="spellEnd"/>
       <w:r>
         <w:rPr>
           <w:rFonts w:ascii="Consolas" w:eastAsia="Times New Roman" w:hAnsi="Consolas" w:cs="Times New Roman"/>
@@ -7716,6 +8555,7 @@
         </w:rPr>
         <w:t>(</w:t>
       </w:r>
+      <w:proofErr w:type="gramEnd"/>
       <w:r>
         <w:rPr>
           <w:rFonts w:ascii="Consolas" w:eastAsia="Times New Roman" w:hAnsi="Consolas" w:cs="Times New Roman"/>
@@ -7760,7 +8600,7 @@
     <w:p>
       <w:pPr>
         <w:shd w:val="clear" w:color="auto" w:fill="1E1E1E"/>
-        <w:spacing w:after="0" w:line="285" w:lineRule="atLeast"/>
+        <w:spacing w:after="0" w:line="240" w:lineRule="auto"/>
         <w:ind w:left="0" w:firstLine="0"/>
         <w:jc w:val="left"/>
         <w:rPr>
@@ -7845,7 +8685,7 @@
     <w:p>
       <w:pPr>
         <w:shd w:val="clear" w:color="auto" w:fill="1E1E1E"/>
-        <w:spacing w:after="0" w:line="285" w:lineRule="atLeast"/>
+        <w:spacing w:after="0" w:line="240" w:lineRule="auto"/>
         <w:ind w:left="0" w:firstLine="0"/>
         <w:jc w:val="left"/>
         <w:rPr>
@@ -7900,7 +8740,7 @@
     <w:p>
       <w:pPr>
         <w:shd w:val="clear" w:color="auto" w:fill="1E1E1E"/>
-        <w:spacing w:after="0" w:line="285" w:lineRule="atLeast"/>
+        <w:spacing w:after="0" w:line="240" w:lineRule="auto"/>
         <w:ind w:left="0" w:firstLine="0"/>
         <w:jc w:val="left"/>
         <w:rPr>
@@ -7945,7 +8785,7 @@
     <w:p>
       <w:pPr>
         <w:shd w:val="clear" w:color="auto" w:fill="1E1E1E"/>
-        <w:spacing w:after="0" w:line="285" w:lineRule="atLeast"/>
+        <w:spacing w:after="0" w:line="240" w:lineRule="auto"/>
         <w:ind w:left="0" w:firstLine="0"/>
         <w:jc w:val="left"/>
         <w:rPr>
@@ -8076,6 +8916,8 @@
         </w:rPr>
         <w:t xml:space="preserve"> </w:t>
       </w:r>
+      <w:proofErr w:type="spellStart"/>
+      <w:proofErr w:type="gramStart"/>
       <w:r>
         <w:rPr>
           <w:rFonts w:ascii="Consolas" w:eastAsia="Times New Roman" w:hAnsi="Consolas" w:cs="Times New Roman"/>
@@ -8094,7 +8936,19 @@
           <w:szCs w:val="21"/>
           <w:lang w:val="en-US"/>
         </w:rPr>
-        <w:t xml:space="preserve">.a </w:t>
+        <w:t>.a</w:t>
+      </w:r>
+      <w:proofErr w:type="spellEnd"/>
+      <w:proofErr w:type="gramEnd"/>
+      <w:r>
+        <w:rPr>
+          <w:rFonts w:ascii="Consolas" w:eastAsia="Times New Roman" w:hAnsi="Consolas" w:cs="Times New Roman"/>
+          <w:color w:val="BBBBBB"/>
+          <w:sz w:val="21"/>
+          <w:szCs w:val="21"/>
+          <w:lang w:val="en-US"/>
+        </w:rPr>
+        <w:t xml:space="preserve"> </w:t>
       </w:r>
       <w:r>
         <w:rPr>
@@ -8136,6 +8990,7 @@
         </w:rPr>
         <w:t xml:space="preserve"> </w:t>
       </w:r>
+      <w:proofErr w:type="spellStart"/>
       <w:r>
         <w:rPr>
           <w:rFonts w:ascii="Consolas" w:eastAsia="Times New Roman" w:hAnsi="Consolas" w:cs="Times New Roman"/>
@@ -8154,7 +9009,18 @@
           <w:szCs w:val="21"/>
           <w:lang w:val="en-US"/>
         </w:rPr>
-        <w:t xml:space="preserve">.b)) </w:t>
+        <w:t>.b</w:t>
+      </w:r>
+      <w:proofErr w:type="spellEnd"/>
+      <w:r>
+        <w:rPr>
+          <w:rFonts w:ascii="Consolas" w:eastAsia="Times New Roman" w:hAnsi="Consolas" w:cs="Times New Roman"/>
+          <w:color w:val="BBBBBB"/>
+          <w:sz w:val="21"/>
+          <w:szCs w:val="21"/>
+          <w:lang w:val="en-US"/>
+        </w:rPr>
+        <w:t xml:space="preserve">)) </w:t>
       </w:r>
       <w:r>
         <w:rPr>
@@ -8176,6 +9042,7 @@
         </w:rPr>
         <w:t xml:space="preserve"> </w:t>
       </w:r>
+      <w:proofErr w:type="spellStart"/>
       <w:r>
         <w:rPr>
           <w:rFonts w:ascii="Consolas" w:eastAsia="Times New Roman" w:hAnsi="Consolas" w:cs="Times New Roman"/>
@@ -8194,7 +9061,18 @@
           <w:szCs w:val="21"/>
           <w:lang w:val="en-US"/>
         </w:rPr>
-        <w:t xml:space="preserve">.p </w:t>
+        <w:t>.p</w:t>
+      </w:r>
+      <w:proofErr w:type="spellEnd"/>
+      <w:r>
+        <w:rPr>
+          <w:rFonts w:ascii="Consolas" w:eastAsia="Times New Roman" w:hAnsi="Consolas" w:cs="Times New Roman"/>
+          <w:color w:val="BBBBBB"/>
+          <w:sz w:val="21"/>
+          <w:szCs w:val="21"/>
+          <w:lang w:val="en-US"/>
+        </w:rPr>
+        <w:t xml:space="preserve"> </w:t>
       </w:r>
       <w:r>
         <w:rPr>
@@ -8230,7 +9108,7 @@
     <w:p>
       <w:pPr>
         <w:shd w:val="clear" w:color="auto" w:fill="1E1E1E"/>
-        <w:spacing w:after="0" w:line="285" w:lineRule="atLeast"/>
+        <w:spacing w:after="0" w:line="240" w:lineRule="auto"/>
         <w:ind w:left="0" w:firstLine="0"/>
         <w:jc w:val="left"/>
         <w:rPr>
@@ -8245,7 +9123,7 @@
     <w:p>
       <w:pPr>
         <w:shd w:val="clear" w:color="auto" w:fill="1E1E1E"/>
-        <w:spacing w:after="0" w:line="285" w:lineRule="atLeast"/>
+        <w:spacing w:after="0" w:line="240" w:lineRule="auto"/>
         <w:ind w:left="0" w:firstLine="0"/>
         <w:jc w:val="left"/>
         <w:rPr>
@@ -8286,6 +9164,7 @@
         </w:rPr>
         <w:t xml:space="preserve"> </w:t>
       </w:r>
+      <w:proofErr w:type="gramStart"/>
       <w:r>
         <w:rPr>
           <w:rFonts w:ascii="Consolas" w:eastAsia="Times New Roman" w:hAnsi="Consolas" w:cs="Times New Roman"/>
@@ -8306,6 +9185,7 @@
         </w:rPr>
         <w:t>(</w:t>
       </w:r>
+      <w:proofErr w:type="gramEnd"/>
       <w:r>
         <w:rPr>
           <w:rFonts w:ascii="Consolas" w:eastAsia="Times New Roman" w:hAnsi="Consolas" w:cs="Times New Roman"/>
@@ -8370,7 +9250,7 @@
     <w:p>
       <w:pPr>
         <w:shd w:val="clear" w:color="auto" w:fill="1E1E1E"/>
-        <w:spacing w:after="0" w:line="285" w:lineRule="atLeast"/>
+        <w:spacing w:after="0" w:line="240" w:lineRule="auto"/>
         <w:ind w:left="0" w:firstLine="0"/>
         <w:jc w:val="left"/>
         <w:rPr>
@@ -8403,7 +9283,7 @@
     <w:p>
       <w:pPr>
         <w:shd w:val="clear" w:color="auto" w:fill="1E1E1E"/>
-        <w:spacing w:after="0" w:line="285" w:lineRule="atLeast"/>
+        <w:spacing w:after="0" w:line="240" w:lineRule="auto"/>
         <w:ind w:left="0" w:firstLine="0"/>
         <w:jc w:val="left"/>
         <w:rPr>
@@ -8420,14 +9300,13 @@
           <w:sz w:val="21"/>
           <w:szCs w:val="21"/>
         </w:rPr>
-        <w:lastRenderedPageBreak/>
         <w:t>        Сложение двух точек на кривой (с учётом удвоения и точки O).</w:t>
       </w:r>
     </w:p>
     <w:p>
       <w:pPr>
         <w:shd w:val="clear" w:color="auto" w:fill="1E1E1E"/>
-        <w:spacing w:after="0" w:line="285" w:lineRule="atLeast"/>
+        <w:spacing w:after="0" w:line="240" w:lineRule="auto"/>
         <w:ind w:left="0" w:firstLine="0"/>
         <w:jc w:val="left"/>
         <w:rPr>
@@ -8461,7 +9340,7 @@
     <w:p>
       <w:pPr>
         <w:shd w:val="clear" w:color="auto" w:fill="1E1E1E"/>
-        <w:spacing w:after="0" w:line="285" w:lineRule="atLeast"/>
+        <w:spacing w:after="0" w:line="240" w:lineRule="auto"/>
         <w:ind w:left="0" w:firstLine="0"/>
         <w:jc w:val="left"/>
         <w:rPr>
@@ -8502,6 +9381,8 @@
         </w:rPr>
         <w:t xml:space="preserve"> </w:t>
       </w:r>
+      <w:proofErr w:type="spellStart"/>
+      <w:proofErr w:type="gramStart"/>
       <w:r>
         <w:rPr>
           <w:rFonts w:ascii="Consolas" w:eastAsia="Times New Roman" w:hAnsi="Consolas" w:cs="Times New Roman"/>
@@ -8522,11 +9403,13 @@
         </w:rPr>
         <w:t>.p</w:t>
       </w:r>
+      <w:proofErr w:type="spellEnd"/>
+      <w:proofErr w:type="gramEnd"/>
     </w:p>
     <w:p>
       <w:pPr>
         <w:shd w:val="clear" w:color="auto" w:fill="1E1E1E"/>
-        <w:spacing w:after="0" w:line="285" w:lineRule="atLeast"/>
+        <w:spacing w:after="0" w:line="240" w:lineRule="auto"/>
         <w:ind w:left="0" w:firstLine="0"/>
         <w:jc w:val="left"/>
         <w:rPr>
@@ -8541,7 +9424,7 @@
     <w:p>
       <w:pPr>
         <w:shd w:val="clear" w:color="auto" w:fill="1E1E1E"/>
-        <w:spacing w:after="0" w:line="285" w:lineRule="atLeast"/>
+        <w:spacing w:after="0" w:line="240" w:lineRule="auto"/>
         <w:ind w:left="0" w:firstLine="0"/>
         <w:jc w:val="left"/>
         <w:rPr>
@@ -8626,7 +9509,7 @@
     <w:p>
       <w:pPr>
         <w:shd w:val="clear" w:color="auto" w:fill="1E1E1E"/>
-        <w:spacing w:after="0" w:line="285" w:lineRule="atLeast"/>
+        <w:spacing w:after="0" w:line="240" w:lineRule="auto"/>
         <w:ind w:left="0" w:firstLine="0"/>
         <w:jc w:val="left"/>
         <w:rPr>
@@ -8671,7 +9554,7 @@
     <w:p>
       <w:pPr>
         <w:shd w:val="clear" w:color="auto" w:fill="1E1E1E"/>
-        <w:spacing w:after="0" w:line="285" w:lineRule="atLeast"/>
+        <w:spacing w:after="0" w:line="240" w:lineRule="auto"/>
         <w:ind w:left="0" w:firstLine="0"/>
         <w:jc w:val="left"/>
         <w:rPr>
@@ -8690,6 +9573,7 @@
           <w:szCs w:val="21"/>
           <w:lang w:val="en-US"/>
         </w:rPr>
+        <w:lastRenderedPageBreak/>
         <w:t xml:space="preserve">        </w:t>
       </w:r>
       <w:r>
@@ -8756,7 +9640,7 @@
     <w:p>
       <w:pPr>
         <w:shd w:val="clear" w:color="auto" w:fill="1E1E1E"/>
-        <w:spacing w:after="0" w:line="285" w:lineRule="atLeast"/>
+        <w:spacing w:after="0" w:line="240" w:lineRule="auto"/>
         <w:ind w:left="0" w:firstLine="0"/>
         <w:jc w:val="left"/>
         <w:rPr>
@@ -8801,7 +9685,7 @@
     <w:p>
       <w:pPr>
         <w:shd w:val="clear" w:color="auto" w:fill="1E1E1E"/>
-        <w:spacing w:after="0" w:line="285" w:lineRule="atLeast"/>
+        <w:spacing w:after="0" w:line="240" w:lineRule="auto"/>
         <w:ind w:left="0" w:firstLine="0"/>
         <w:jc w:val="left"/>
         <w:rPr>
@@ -8816,7 +9700,7 @@
     <w:p>
       <w:pPr>
         <w:shd w:val="clear" w:color="auto" w:fill="1E1E1E"/>
-        <w:spacing w:after="0" w:line="285" w:lineRule="atLeast"/>
+        <w:spacing w:after="0" w:line="240" w:lineRule="auto"/>
         <w:ind w:left="0" w:firstLine="0"/>
         <w:jc w:val="left"/>
         <w:rPr>
@@ -8861,7 +9745,7 @@
     <w:p>
       <w:pPr>
         <w:shd w:val="clear" w:color="auto" w:fill="1E1E1E"/>
-        <w:spacing w:after="0" w:line="285" w:lineRule="atLeast"/>
+        <w:spacing w:after="0" w:line="240" w:lineRule="auto"/>
         <w:ind w:left="0" w:firstLine="0"/>
         <w:jc w:val="left"/>
         <w:rPr>
@@ -8906,7 +9790,7 @@
     <w:p>
       <w:pPr>
         <w:shd w:val="clear" w:color="auto" w:fill="1E1E1E"/>
-        <w:spacing w:after="0" w:line="285" w:lineRule="atLeast"/>
+        <w:spacing w:after="0" w:line="240" w:lineRule="auto"/>
         <w:ind w:left="0" w:firstLine="0"/>
         <w:jc w:val="left"/>
         <w:rPr>
@@ -8921,7 +9805,7 @@
     <w:p>
       <w:pPr>
         <w:shd w:val="clear" w:color="auto" w:fill="1E1E1E"/>
-        <w:spacing w:after="0" w:line="285" w:lineRule="atLeast"/>
+        <w:spacing w:after="0" w:line="240" w:lineRule="auto"/>
         <w:ind w:left="0" w:firstLine="0"/>
         <w:jc w:val="left"/>
         <w:rPr>
@@ -9086,7 +9970,7 @@
     <w:p>
       <w:pPr>
         <w:shd w:val="clear" w:color="auto" w:fill="1E1E1E"/>
-        <w:spacing w:after="0" w:line="285" w:lineRule="atLeast"/>
+        <w:spacing w:after="0" w:line="240" w:lineRule="auto"/>
         <w:ind w:left="0" w:firstLine="0"/>
         <w:jc w:val="left"/>
         <w:rPr>
@@ -9141,7 +10025,7 @@
     <w:p>
       <w:pPr>
         <w:shd w:val="clear" w:color="auto" w:fill="1E1E1E"/>
-        <w:spacing w:after="0" w:line="285" w:lineRule="atLeast"/>
+        <w:spacing w:after="0" w:line="240" w:lineRule="auto"/>
         <w:ind w:left="0" w:firstLine="0"/>
         <w:jc w:val="left"/>
         <w:rPr>
@@ -9156,7 +10040,7 @@
     <w:p>
       <w:pPr>
         <w:shd w:val="clear" w:color="auto" w:fill="1E1E1E"/>
-        <w:spacing w:after="0" w:line="285" w:lineRule="atLeast"/>
+        <w:spacing w:after="0" w:line="240" w:lineRule="auto"/>
         <w:ind w:left="0" w:firstLine="0"/>
         <w:jc w:val="left"/>
         <w:rPr>
@@ -9221,7 +10105,7 @@
     <w:p>
       <w:pPr>
         <w:shd w:val="clear" w:color="auto" w:fill="1E1E1E"/>
-        <w:spacing w:after="0" w:line="285" w:lineRule="atLeast"/>
+        <w:spacing w:after="0" w:line="240" w:lineRule="auto"/>
         <w:ind w:left="0" w:firstLine="0"/>
         <w:jc w:val="left"/>
         <w:rPr>
@@ -9342,6 +10226,8 @@
         </w:rPr>
         <w:t xml:space="preserve"> </w:t>
       </w:r>
+      <w:proofErr w:type="spellStart"/>
+      <w:proofErr w:type="gramStart"/>
       <w:r>
         <w:rPr>
           <w:rFonts w:ascii="Consolas" w:eastAsia="Times New Roman" w:hAnsi="Consolas" w:cs="Times New Roman"/>
@@ -9360,7 +10246,19 @@
           <w:szCs w:val="21"/>
           <w:lang w:val="en-US"/>
         </w:rPr>
-        <w:t xml:space="preserve">.a) </w:t>
+        <w:t>.a</w:t>
+      </w:r>
+      <w:proofErr w:type="spellEnd"/>
+      <w:proofErr w:type="gramEnd"/>
+      <w:r>
+        <w:rPr>
+          <w:rFonts w:ascii="Consolas" w:eastAsia="Times New Roman" w:hAnsi="Consolas" w:cs="Times New Roman"/>
+          <w:color w:val="BBBBBB"/>
+          <w:sz w:val="21"/>
+          <w:szCs w:val="21"/>
+          <w:lang w:val="en-US"/>
+        </w:rPr>
+        <w:t xml:space="preserve">) </w:t>
       </w:r>
       <w:r>
         <w:rPr>
@@ -9386,7 +10284,7 @@
     <w:p>
       <w:pPr>
         <w:shd w:val="clear" w:color="auto" w:fill="1E1E1E"/>
-        <w:spacing w:after="0" w:line="285" w:lineRule="atLeast"/>
+        <w:spacing w:after="0" w:line="240" w:lineRule="auto"/>
         <w:ind w:left="0" w:firstLine="0"/>
         <w:jc w:val="left"/>
         <w:rPr>
@@ -9491,7 +10389,7 @@
     <w:p>
       <w:pPr>
         <w:shd w:val="clear" w:color="auto" w:fill="1E1E1E"/>
-        <w:spacing w:after="0" w:line="285" w:lineRule="atLeast"/>
+        <w:spacing w:after="0" w:line="240" w:lineRule="auto"/>
         <w:ind w:left="0" w:firstLine="0"/>
         <w:jc w:val="left"/>
         <w:rPr>
@@ -9536,7 +10434,7 @@
     <w:p>
       <w:pPr>
         <w:shd w:val="clear" w:color="auto" w:fill="1E1E1E"/>
-        <w:spacing w:after="0" w:line="285" w:lineRule="atLeast"/>
+        <w:spacing w:after="0" w:line="240" w:lineRule="auto"/>
         <w:ind w:left="0" w:firstLine="0"/>
         <w:jc w:val="left"/>
         <w:rPr>
@@ -9621,7 +10519,7 @@
     <w:p>
       <w:pPr>
         <w:shd w:val="clear" w:color="auto" w:fill="1E1E1E"/>
-        <w:spacing w:after="0" w:line="285" w:lineRule="atLeast"/>
+        <w:spacing w:after="0" w:line="240" w:lineRule="auto"/>
         <w:ind w:left="0" w:firstLine="0"/>
         <w:jc w:val="left"/>
         <w:rPr>
@@ -9706,7 +10604,7 @@
     <w:p>
       <w:pPr>
         <w:shd w:val="clear" w:color="auto" w:fill="1E1E1E"/>
-        <w:spacing w:after="0" w:line="285" w:lineRule="atLeast"/>
+        <w:spacing w:after="0" w:line="240" w:lineRule="auto"/>
         <w:ind w:left="0" w:firstLine="0"/>
         <w:jc w:val="left"/>
         <w:rPr>
@@ -9721,7 +10619,7 @@
     <w:p>
       <w:pPr>
         <w:shd w:val="clear" w:color="auto" w:fill="1E1E1E"/>
-        <w:spacing w:after="0" w:line="285" w:lineRule="atLeast"/>
+        <w:spacing w:after="0" w:line="240" w:lineRule="auto"/>
         <w:ind w:left="0" w:firstLine="0"/>
         <w:jc w:val="left"/>
         <w:rPr>
@@ -9782,6 +10680,7 @@
         </w:rPr>
         <w:t xml:space="preserve"> </w:t>
       </w:r>
+      <w:proofErr w:type="spellStart"/>
       <w:r>
         <w:rPr>
           <w:rFonts w:ascii="Consolas" w:eastAsia="Times New Roman" w:hAnsi="Consolas" w:cs="Times New Roman"/>
@@ -9790,17 +10689,40 @@
           <w:szCs w:val="21"/>
           <w:lang w:val="en-US"/>
         </w:rPr>
-        <w:t>mod_inverse</w:t>
-      </w:r>
-      <w:r>
-        <w:rPr>
-          <w:rFonts w:ascii="Consolas" w:eastAsia="Times New Roman" w:hAnsi="Consolas" w:cs="Times New Roman"/>
-          <w:color w:val="BBBBBB"/>
-          <w:sz w:val="21"/>
-          <w:szCs w:val="21"/>
-          <w:lang w:val="en-US"/>
-        </w:rPr>
-        <w:t xml:space="preserve">(den, p)) </w:t>
+        <w:t>mod_</w:t>
+      </w:r>
+      <w:proofErr w:type="gramStart"/>
+      <w:r>
+        <w:rPr>
+          <w:rFonts w:ascii="Consolas" w:eastAsia="Times New Roman" w:hAnsi="Consolas" w:cs="Times New Roman"/>
+          <w:color w:val="FFE66D"/>
+          <w:sz w:val="21"/>
+          <w:szCs w:val="21"/>
+          <w:lang w:val="en-US"/>
+        </w:rPr>
+        <w:t>inverse</w:t>
+      </w:r>
+      <w:proofErr w:type="spellEnd"/>
+      <w:r>
+        <w:rPr>
+          <w:rFonts w:ascii="Consolas" w:eastAsia="Times New Roman" w:hAnsi="Consolas" w:cs="Times New Roman"/>
+          <w:color w:val="BBBBBB"/>
+          <w:sz w:val="21"/>
+          <w:szCs w:val="21"/>
+          <w:lang w:val="en-US"/>
+        </w:rPr>
+        <w:t>(</w:t>
+      </w:r>
+      <w:proofErr w:type="gramEnd"/>
+      <w:r>
+        <w:rPr>
+          <w:rFonts w:ascii="Consolas" w:eastAsia="Times New Roman" w:hAnsi="Consolas" w:cs="Times New Roman"/>
+          <w:color w:val="BBBBBB"/>
+          <w:sz w:val="21"/>
+          <w:szCs w:val="21"/>
+          <w:lang w:val="en-US"/>
+        </w:rPr>
+        <w:t xml:space="preserve">den, p)) </w:t>
       </w:r>
       <w:r>
         <w:rPr>
@@ -9826,7 +10748,7 @@
     <w:p>
       <w:pPr>
         <w:shd w:val="clear" w:color="auto" w:fill="1E1E1E"/>
-        <w:spacing w:after="0" w:line="285" w:lineRule="atLeast"/>
+        <w:spacing w:after="0" w:line="240" w:lineRule="auto"/>
         <w:ind w:left="0" w:firstLine="0"/>
         <w:jc w:val="left"/>
         <w:rPr>
@@ -9841,7 +10763,7 @@
     <w:p>
       <w:pPr>
         <w:shd w:val="clear" w:color="auto" w:fill="1E1E1E"/>
-        <w:spacing w:after="0" w:line="285" w:lineRule="atLeast"/>
+        <w:spacing w:after="0" w:line="240" w:lineRule="auto"/>
         <w:ind w:left="0" w:firstLine="0"/>
         <w:jc w:val="left"/>
         <w:rPr>
@@ -9966,7 +10888,7 @@
     <w:p>
       <w:pPr>
         <w:shd w:val="clear" w:color="auto" w:fill="1E1E1E"/>
-        <w:spacing w:after="0" w:line="285" w:lineRule="atLeast"/>
+        <w:spacing w:after="0" w:line="240" w:lineRule="auto"/>
         <w:ind w:left="0" w:firstLine="0"/>
         <w:jc w:val="left"/>
         <w:rPr>
@@ -10091,7 +11013,7 @@
     <w:p>
       <w:pPr>
         <w:shd w:val="clear" w:color="auto" w:fill="1E1E1E"/>
-        <w:spacing w:after="0" w:line="285" w:lineRule="atLeast"/>
+        <w:spacing w:after="0" w:line="240" w:lineRule="auto"/>
         <w:ind w:left="0" w:firstLine="0"/>
         <w:jc w:val="left"/>
         <w:rPr>
@@ -10106,7 +11028,7 @@
     <w:p>
       <w:pPr>
         <w:shd w:val="clear" w:color="auto" w:fill="1E1E1E"/>
-        <w:spacing w:after="0" w:line="285" w:lineRule="atLeast"/>
+        <w:spacing w:after="0" w:line="240" w:lineRule="auto"/>
         <w:ind w:left="0" w:firstLine="0"/>
         <w:jc w:val="left"/>
         <w:rPr>
@@ -10151,7 +11073,7 @@
     <w:p>
       <w:pPr>
         <w:shd w:val="clear" w:color="auto" w:fill="1E1E1E"/>
-        <w:spacing w:after="0" w:line="285" w:lineRule="atLeast"/>
+        <w:spacing w:after="0" w:line="240" w:lineRule="auto"/>
         <w:ind w:left="0" w:firstLine="0"/>
         <w:jc w:val="left"/>
         <w:rPr>
@@ -10166,7 +11088,7 @@
     <w:p>
       <w:pPr>
         <w:shd w:val="clear" w:color="auto" w:fill="1E1E1E"/>
-        <w:spacing w:after="0" w:line="285" w:lineRule="atLeast"/>
+        <w:spacing w:after="0" w:line="240" w:lineRule="auto"/>
         <w:ind w:left="0" w:firstLine="0"/>
         <w:jc w:val="left"/>
         <w:rPr>
@@ -10207,6 +11129,7 @@
         </w:rPr>
         <w:t xml:space="preserve"> </w:t>
       </w:r>
+      <w:proofErr w:type="spellStart"/>
       <w:r>
         <w:rPr>
           <w:rFonts w:ascii="Consolas" w:eastAsia="Times New Roman" w:hAnsi="Consolas" w:cs="Times New Roman"/>
@@ -10215,8 +11138,20 @@
           <w:szCs w:val="21"/>
           <w:lang w:val="en-US"/>
         </w:rPr>
-        <w:t>scalar_mult</w:t>
-      </w:r>
+        <w:t>scalar_</w:t>
+      </w:r>
+      <w:proofErr w:type="gramStart"/>
+      <w:r>
+        <w:rPr>
+          <w:rFonts w:ascii="Consolas" w:eastAsia="Times New Roman" w:hAnsi="Consolas" w:cs="Times New Roman"/>
+          <w:color w:val="FFE66D"/>
+          <w:sz w:val="21"/>
+          <w:szCs w:val="21"/>
+          <w:lang w:val="en-US"/>
+        </w:rPr>
+        <w:t>mult</w:t>
+      </w:r>
+      <w:proofErr w:type="spellEnd"/>
       <w:r>
         <w:rPr>
           <w:rFonts w:ascii="Consolas" w:eastAsia="Times New Roman" w:hAnsi="Consolas" w:cs="Times New Roman"/>
@@ -10227,6 +11162,7 @@
         </w:rPr>
         <w:t>(</w:t>
       </w:r>
+      <w:proofErr w:type="gramEnd"/>
       <w:r>
         <w:rPr>
           <w:rFonts w:ascii="Consolas" w:eastAsia="Times New Roman" w:hAnsi="Consolas" w:cs="Times New Roman"/>
@@ -10291,7 +11227,7 @@
     <w:p>
       <w:pPr>
         <w:shd w:val="clear" w:color="auto" w:fill="1E1E1E"/>
-        <w:spacing w:after="0" w:line="285" w:lineRule="atLeast"/>
+        <w:spacing w:after="0" w:line="240" w:lineRule="auto"/>
         <w:ind w:left="0" w:firstLine="0"/>
         <w:jc w:val="left"/>
         <w:rPr>
@@ -10346,7 +11282,7 @@
     <w:p>
       <w:pPr>
         <w:shd w:val="clear" w:color="auto" w:fill="1E1E1E"/>
-        <w:spacing w:after="0" w:line="285" w:lineRule="atLeast"/>
+        <w:spacing w:after="0" w:line="240" w:lineRule="auto"/>
         <w:ind w:left="0" w:firstLine="0"/>
         <w:jc w:val="left"/>
         <w:rPr>
@@ -10391,7 +11327,7 @@
     <w:p>
       <w:pPr>
         <w:shd w:val="clear" w:color="auto" w:fill="1E1E1E"/>
-        <w:spacing w:after="0" w:line="285" w:lineRule="atLeast"/>
+        <w:spacing w:after="0" w:line="240" w:lineRule="auto"/>
         <w:ind w:left="0" w:firstLine="0"/>
         <w:jc w:val="left"/>
         <w:rPr>
@@ -10406,7 +11342,7 @@
     <w:p>
       <w:pPr>
         <w:shd w:val="clear" w:color="auto" w:fill="1E1E1E"/>
-        <w:spacing w:after="0" w:line="285" w:lineRule="atLeast"/>
+        <w:spacing w:after="0" w:line="240" w:lineRule="auto"/>
         <w:ind w:left="0" w:firstLine="0"/>
         <w:jc w:val="left"/>
         <w:rPr>
@@ -10451,7 +11387,7 @@
     <w:p>
       <w:pPr>
         <w:shd w:val="clear" w:color="auto" w:fill="1E1E1E"/>
-        <w:spacing w:after="0" w:line="285" w:lineRule="atLeast"/>
+        <w:spacing w:after="0" w:line="240" w:lineRule="auto"/>
         <w:ind w:left="0" w:firstLine="0"/>
         <w:jc w:val="left"/>
         <w:rPr>
@@ -10536,7 +11472,7 @@
     <w:p>
       <w:pPr>
         <w:shd w:val="clear" w:color="auto" w:fill="1E1E1E"/>
-        <w:spacing w:after="0" w:line="285" w:lineRule="atLeast"/>
+        <w:spacing w:after="0" w:line="240" w:lineRule="auto"/>
         <w:ind w:left="0" w:firstLine="0"/>
         <w:jc w:val="left"/>
         <w:rPr>
@@ -10577,6 +11513,8 @@
         </w:rPr>
         <w:t xml:space="preserve"> </w:t>
       </w:r>
+      <w:proofErr w:type="spellStart"/>
+      <w:proofErr w:type="gramStart"/>
       <w:r>
         <w:rPr>
           <w:rFonts w:ascii="Consolas" w:eastAsia="Times New Roman" w:hAnsi="Consolas" w:cs="Times New Roman"/>
@@ -10607,21 +11545,33 @@
         </w:rPr>
         <w:t>add</w:t>
       </w:r>
-      <w:r>
-        <w:rPr>
-          <w:rFonts w:ascii="Consolas" w:eastAsia="Times New Roman" w:hAnsi="Consolas" w:cs="Times New Roman"/>
-          <w:color w:val="BBBBBB"/>
-          <w:sz w:val="21"/>
-          <w:szCs w:val="21"/>
-          <w:lang w:val="en-US"/>
-        </w:rPr>
-        <w:t>(result, addend)</w:t>
+      <w:proofErr w:type="spellEnd"/>
+      <w:r>
+        <w:rPr>
+          <w:rFonts w:ascii="Consolas" w:eastAsia="Times New Roman" w:hAnsi="Consolas" w:cs="Times New Roman"/>
+          <w:color w:val="BBBBBB"/>
+          <w:sz w:val="21"/>
+          <w:szCs w:val="21"/>
+          <w:lang w:val="en-US"/>
+        </w:rPr>
+        <w:t>(</w:t>
+      </w:r>
+      <w:proofErr w:type="gramEnd"/>
+      <w:r>
+        <w:rPr>
+          <w:rFonts w:ascii="Consolas" w:eastAsia="Times New Roman" w:hAnsi="Consolas" w:cs="Times New Roman"/>
+          <w:color w:val="BBBBBB"/>
+          <w:sz w:val="21"/>
+          <w:szCs w:val="21"/>
+          <w:lang w:val="en-US"/>
+        </w:rPr>
+        <w:t>result, addend)</w:t>
       </w:r>
     </w:p>
     <w:p>
       <w:pPr>
         <w:shd w:val="clear" w:color="auto" w:fill="1E1E1E"/>
-        <w:spacing w:after="0" w:line="285" w:lineRule="atLeast"/>
+        <w:spacing w:after="0" w:line="240" w:lineRule="auto"/>
         <w:ind w:left="0" w:firstLine="0"/>
         <w:jc w:val="left"/>
         <w:rPr>
@@ -10662,6 +11612,8 @@
         </w:rPr>
         <w:t xml:space="preserve"> </w:t>
       </w:r>
+      <w:proofErr w:type="spellStart"/>
+      <w:proofErr w:type="gramStart"/>
       <w:r>
         <w:rPr>
           <w:rFonts w:ascii="Consolas" w:eastAsia="Times New Roman" w:hAnsi="Consolas" w:cs="Times New Roman"/>
@@ -10692,21 +11644,33 @@
         </w:rPr>
         <w:t>add</w:t>
       </w:r>
-      <w:r>
-        <w:rPr>
-          <w:rFonts w:ascii="Consolas" w:eastAsia="Times New Roman" w:hAnsi="Consolas" w:cs="Times New Roman"/>
-          <w:color w:val="BBBBBB"/>
-          <w:sz w:val="21"/>
-          <w:szCs w:val="21"/>
-          <w:lang w:val="en-US"/>
-        </w:rPr>
-        <w:t>(addend, addend)</w:t>
+      <w:proofErr w:type="spellEnd"/>
+      <w:r>
+        <w:rPr>
+          <w:rFonts w:ascii="Consolas" w:eastAsia="Times New Roman" w:hAnsi="Consolas" w:cs="Times New Roman"/>
+          <w:color w:val="BBBBBB"/>
+          <w:sz w:val="21"/>
+          <w:szCs w:val="21"/>
+          <w:lang w:val="en-US"/>
+        </w:rPr>
+        <w:t>(</w:t>
+      </w:r>
+      <w:proofErr w:type="gramEnd"/>
+      <w:r>
+        <w:rPr>
+          <w:rFonts w:ascii="Consolas" w:eastAsia="Times New Roman" w:hAnsi="Consolas" w:cs="Times New Roman"/>
+          <w:color w:val="BBBBBB"/>
+          <w:sz w:val="21"/>
+          <w:szCs w:val="21"/>
+          <w:lang w:val="en-US"/>
+        </w:rPr>
+        <w:t>addend, addend)</w:t>
       </w:r>
     </w:p>
     <w:p>
       <w:pPr>
         <w:shd w:val="clear" w:color="auto" w:fill="1E1E1E"/>
-        <w:spacing w:after="0" w:line="285" w:lineRule="atLeast"/>
+        <w:spacing w:after="0" w:line="240" w:lineRule="auto"/>
         <w:ind w:left="0" w:firstLine="0"/>
         <w:jc w:val="left"/>
         <w:rPr>
@@ -10761,7 +11725,7 @@
     <w:p>
       <w:pPr>
         <w:shd w:val="clear" w:color="auto" w:fill="1E1E1E"/>
-        <w:spacing w:after="0" w:line="285" w:lineRule="atLeast"/>
+        <w:spacing w:after="0" w:line="240" w:lineRule="auto"/>
         <w:ind w:left="0" w:firstLine="0"/>
         <w:jc w:val="left"/>
         <w:rPr>
@@ -10776,7 +11740,7 @@
     <w:p>
       <w:pPr>
         <w:shd w:val="clear" w:color="auto" w:fill="1E1E1E"/>
-        <w:spacing w:after="0" w:line="285" w:lineRule="atLeast"/>
+        <w:spacing w:after="0" w:line="240" w:lineRule="auto"/>
         <w:ind w:left="0" w:firstLine="0"/>
         <w:jc w:val="left"/>
         <w:rPr>
@@ -10821,7 +11785,7 @@
     <w:p>
       <w:pPr>
         <w:shd w:val="clear" w:color="auto" w:fill="1E1E1E"/>
-        <w:spacing w:after="240" w:line="285" w:lineRule="atLeast"/>
+        <w:spacing w:after="240" w:line="240" w:lineRule="auto"/>
         <w:ind w:left="0" w:firstLine="0"/>
         <w:jc w:val="left"/>
         <w:rPr>
@@ -10836,7 +11800,7 @@
     <w:p>
       <w:pPr>
         <w:shd w:val="clear" w:color="auto" w:fill="1E1E1E"/>
-        <w:spacing w:after="0" w:line="285" w:lineRule="atLeast"/>
+        <w:spacing w:after="0" w:line="240" w:lineRule="auto"/>
         <w:ind w:left="0" w:firstLine="0"/>
         <w:jc w:val="left"/>
         <w:rPr>
@@ -10867,6 +11831,7 @@
         </w:rPr>
         <w:t xml:space="preserve"> </w:t>
       </w:r>
+      <w:proofErr w:type="spellStart"/>
       <w:r>
         <w:rPr>
           <w:rFonts w:ascii="Consolas" w:eastAsia="Times New Roman" w:hAnsi="Consolas" w:cs="Times New Roman"/>
@@ -10875,8 +11840,20 @@
           <w:szCs w:val="21"/>
           <w:lang w:val="en-US"/>
         </w:rPr>
-        <w:t>find_point</w:t>
-      </w:r>
+        <w:t>find_</w:t>
+      </w:r>
+      <w:proofErr w:type="gramStart"/>
+      <w:r>
+        <w:rPr>
+          <w:rFonts w:ascii="Consolas" w:eastAsia="Times New Roman" w:hAnsi="Consolas" w:cs="Times New Roman"/>
+          <w:color w:val="FFE66D"/>
+          <w:sz w:val="21"/>
+          <w:szCs w:val="21"/>
+          <w:lang w:val="en-US"/>
+        </w:rPr>
+        <w:t>point</w:t>
+      </w:r>
+      <w:proofErr w:type="spellEnd"/>
       <w:r>
         <w:rPr>
           <w:rFonts w:ascii="Consolas" w:eastAsia="Times New Roman" w:hAnsi="Consolas" w:cs="Times New Roman"/>
@@ -10887,6 +11864,7 @@
         </w:rPr>
         <w:t>(</w:t>
       </w:r>
+      <w:proofErr w:type="gramEnd"/>
       <w:r>
         <w:rPr>
           <w:rFonts w:ascii="Consolas" w:eastAsia="Times New Roman" w:hAnsi="Consolas" w:cs="Times New Roman"/>
@@ -10907,6 +11885,7 @@
         </w:rPr>
         <w:t xml:space="preserve">, </w:t>
       </w:r>
+      <w:proofErr w:type="spellStart"/>
       <w:r>
         <w:rPr>
           <w:rFonts w:ascii="Consolas" w:eastAsia="Times New Roman" w:hAnsi="Consolas" w:cs="Times New Roman"/>
@@ -10917,6 +11896,7 @@
         </w:rPr>
         <w:t>max_attempts</w:t>
       </w:r>
+      <w:proofErr w:type="spellEnd"/>
       <w:r>
         <w:rPr>
           <w:rFonts w:ascii="Consolas" w:eastAsia="Times New Roman" w:hAnsi="Consolas" w:cs="Times New Roman"/>
@@ -10951,7 +11931,7 @@
     <w:p>
       <w:pPr>
         <w:shd w:val="clear" w:color="auto" w:fill="1E1E1E"/>
-        <w:spacing w:after="0" w:line="285" w:lineRule="atLeast"/>
+        <w:spacing w:after="0" w:line="240" w:lineRule="auto"/>
         <w:ind w:left="0" w:firstLine="0"/>
         <w:jc w:val="left"/>
         <w:rPr>
@@ -10990,13 +11970,27 @@
           <w:szCs w:val="21"/>
           <w:lang w:val="en-US"/>
         </w:rPr>
-        <w:t xml:space="preserve"> curve.p</w:t>
-      </w:r>
+        <w:t xml:space="preserve"> </w:t>
+      </w:r>
+      <w:proofErr w:type="spellStart"/>
+      <w:proofErr w:type="gramStart"/>
+      <w:r>
+        <w:rPr>
+          <w:rFonts w:ascii="Consolas" w:eastAsia="Times New Roman" w:hAnsi="Consolas" w:cs="Times New Roman"/>
+          <w:color w:val="BBBBBB"/>
+          <w:sz w:val="21"/>
+          <w:szCs w:val="21"/>
+          <w:lang w:val="en-US"/>
+        </w:rPr>
+        <w:t>curve.p</w:t>
+      </w:r>
+      <w:proofErr w:type="spellEnd"/>
+      <w:proofErr w:type="gramEnd"/>
     </w:p>
     <w:p>
       <w:pPr>
         <w:shd w:val="clear" w:color="auto" w:fill="1E1E1E"/>
-        <w:spacing w:after="0" w:line="285" w:lineRule="atLeast"/>
+        <w:spacing w:after="0" w:line="240" w:lineRule="auto"/>
         <w:ind w:left="0" w:firstLine="0"/>
         <w:jc w:val="left"/>
         <w:rPr>
@@ -11011,7 +12005,7 @@
     <w:p>
       <w:pPr>
         <w:shd w:val="clear" w:color="auto" w:fill="1E1E1E"/>
-        <w:spacing w:after="0" w:line="285" w:lineRule="atLeast"/>
+        <w:spacing w:after="0" w:line="240" w:lineRule="auto"/>
         <w:ind w:left="0" w:firstLine="0"/>
         <w:jc w:val="left"/>
         <w:rPr>
@@ -11030,7 +12024,6 @@
           <w:szCs w:val="21"/>
           <w:lang w:val="en-US"/>
         </w:rPr>
-        <w:lastRenderedPageBreak/>
         <w:t xml:space="preserve">    </w:t>
       </w:r>
       <w:r>
@@ -11091,13 +12084,35 @@
           <w:szCs w:val="21"/>
           <w:lang w:val="en-US"/>
         </w:rPr>
-        <w:t>(max_attempts):</w:t>
+        <w:t>(</w:t>
+      </w:r>
+      <w:proofErr w:type="spellStart"/>
+      <w:r>
+        <w:rPr>
+          <w:rFonts w:ascii="Consolas" w:eastAsia="Times New Roman" w:hAnsi="Consolas" w:cs="Times New Roman"/>
+          <w:color w:val="BBBBBB"/>
+          <w:sz w:val="21"/>
+          <w:szCs w:val="21"/>
+          <w:lang w:val="en-US"/>
+        </w:rPr>
+        <w:t>max_attempts</w:t>
+      </w:r>
+      <w:proofErr w:type="spellEnd"/>
+      <w:r>
+        <w:rPr>
+          <w:rFonts w:ascii="Consolas" w:eastAsia="Times New Roman" w:hAnsi="Consolas" w:cs="Times New Roman"/>
+          <w:color w:val="BBBBBB"/>
+          <w:sz w:val="21"/>
+          <w:szCs w:val="21"/>
+          <w:lang w:val="en-US"/>
+        </w:rPr>
+        <w:t>):</w:t>
       </w:r>
     </w:p>
     <w:p>
       <w:pPr>
         <w:shd w:val="clear" w:color="auto" w:fill="1E1E1E"/>
-        <w:spacing w:after="0" w:line="285" w:lineRule="atLeast"/>
+        <w:spacing w:after="0" w:line="240" w:lineRule="auto"/>
         <w:ind w:left="0" w:firstLine="0"/>
         <w:jc w:val="left"/>
         <w:rPr>
@@ -11136,7 +12151,19 @@
           <w:szCs w:val="21"/>
           <w:lang w:val="en-US"/>
         </w:rPr>
-        <w:t xml:space="preserve"> random.</w:t>
+        <w:t xml:space="preserve"> </w:t>
+      </w:r>
+      <w:proofErr w:type="spellStart"/>
+      <w:proofErr w:type="gramStart"/>
+      <w:r>
+        <w:rPr>
+          <w:rFonts w:ascii="Consolas" w:eastAsia="Times New Roman" w:hAnsi="Consolas" w:cs="Times New Roman"/>
+          <w:color w:val="BBBBBB"/>
+          <w:sz w:val="21"/>
+          <w:szCs w:val="21"/>
+          <w:lang w:val="en-US"/>
+        </w:rPr>
+        <w:t>random.</w:t>
       </w:r>
       <w:r>
         <w:rPr>
@@ -11148,6 +12175,8 @@
         </w:rPr>
         <w:t>randint</w:t>
       </w:r>
+      <w:proofErr w:type="spellEnd"/>
+      <w:proofErr w:type="gramEnd"/>
       <w:r>
         <w:rPr>
           <w:rFonts w:ascii="Consolas" w:eastAsia="Times New Roman" w:hAnsi="Consolas" w:cs="Times New Roman"/>
@@ -11222,7 +12251,7 @@
     <w:p>
       <w:pPr>
         <w:shd w:val="clear" w:color="auto" w:fill="1E1E1E"/>
-        <w:spacing w:after="0" w:line="285" w:lineRule="atLeast"/>
+        <w:spacing w:after="0" w:line="240" w:lineRule="auto"/>
         <w:ind w:left="0" w:firstLine="0"/>
         <w:jc w:val="left"/>
         <w:rPr>
@@ -11241,7 +12270,29 @@
           <w:szCs w:val="21"/>
           <w:lang w:val="en-US"/>
         </w:rPr>
-        <w:t xml:space="preserve">        rhs </w:t>
+        <w:t xml:space="preserve">        </w:t>
+      </w:r>
+      <w:proofErr w:type="spellStart"/>
+      <w:r>
+        <w:rPr>
+          <w:rFonts w:ascii="Consolas" w:eastAsia="Times New Roman" w:hAnsi="Consolas" w:cs="Times New Roman"/>
+          <w:color w:val="BBBBBB"/>
+          <w:sz w:val="21"/>
+          <w:szCs w:val="21"/>
+          <w:lang w:val="en-US"/>
+        </w:rPr>
+        <w:t>rhs</w:t>
+      </w:r>
+      <w:proofErr w:type="spellEnd"/>
+      <w:r>
+        <w:rPr>
+          <w:rFonts w:ascii="Consolas" w:eastAsia="Times New Roman" w:hAnsi="Consolas" w:cs="Times New Roman"/>
+          <w:color w:val="BBBBBB"/>
+          <w:sz w:val="21"/>
+          <w:szCs w:val="21"/>
+          <w:lang w:val="en-US"/>
+        </w:rPr>
+        <w:t xml:space="preserve"> </w:t>
       </w:r>
       <w:r>
         <w:rPr>
@@ -11311,7 +12362,31 @@
           <w:szCs w:val="21"/>
           <w:lang w:val="en-US"/>
         </w:rPr>
-        <w:t xml:space="preserve"> curve.a </w:t>
+        <w:t xml:space="preserve"> </w:t>
+      </w:r>
+      <w:proofErr w:type="spellStart"/>
+      <w:proofErr w:type="gramStart"/>
+      <w:r>
+        <w:rPr>
+          <w:rFonts w:ascii="Consolas" w:eastAsia="Times New Roman" w:hAnsi="Consolas" w:cs="Times New Roman"/>
+          <w:color w:val="BBBBBB"/>
+          <w:sz w:val="21"/>
+          <w:szCs w:val="21"/>
+          <w:lang w:val="en-US"/>
+        </w:rPr>
+        <w:t>curve.a</w:t>
+      </w:r>
+      <w:proofErr w:type="spellEnd"/>
+      <w:proofErr w:type="gramEnd"/>
+      <w:r>
+        <w:rPr>
+          <w:rFonts w:ascii="Consolas" w:eastAsia="Times New Roman" w:hAnsi="Consolas" w:cs="Times New Roman"/>
+          <w:color w:val="BBBBBB"/>
+          <w:sz w:val="21"/>
+          <w:szCs w:val="21"/>
+          <w:lang w:val="en-US"/>
+        </w:rPr>
+        <w:t xml:space="preserve"> </w:t>
       </w:r>
       <w:r>
         <w:rPr>
@@ -11351,7 +12426,29 @@
           <w:szCs w:val="21"/>
           <w:lang w:val="en-US"/>
         </w:rPr>
-        <w:t xml:space="preserve"> curve.b) </w:t>
+        <w:t xml:space="preserve"> </w:t>
+      </w:r>
+      <w:proofErr w:type="spellStart"/>
+      <w:r>
+        <w:rPr>
+          <w:rFonts w:ascii="Consolas" w:eastAsia="Times New Roman" w:hAnsi="Consolas" w:cs="Times New Roman"/>
+          <w:color w:val="BBBBBB"/>
+          <w:sz w:val="21"/>
+          <w:szCs w:val="21"/>
+          <w:lang w:val="en-US"/>
+        </w:rPr>
+        <w:t>curve.b</w:t>
+      </w:r>
+      <w:proofErr w:type="spellEnd"/>
+      <w:r>
+        <w:rPr>
+          <w:rFonts w:ascii="Consolas" w:eastAsia="Times New Roman" w:hAnsi="Consolas" w:cs="Times New Roman"/>
+          <w:color w:val="BBBBBB"/>
+          <w:sz w:val="21"/>
+          <w:szCs w:val="21"/>
+          <w:lang w:val="en-US"/>
+        </w:rPr>
+        <w:t xml:space="preserve">) </w:t>
       </w:r>
       <w:r>
         <w:rPr>
@@ -11377,7 +12474,7 @@
     <w:p>
       <w:pPr>
         <w:shd w:val="clear" w:color="auto" w:fill="1E1E1E"/>
-        <w:spacing w:after="0" w:line="285" w:lineRule="atLeast"/>
+        <w:spacing w:after="0" w:line="240" w:lineRule="auto"/>
         <w:ind w:left="0" w:firstLine="0"/>
         <w:jc w:val="left"/>
         <w:rPr>
@@ -11392,7 +12489,7 @@
     <w:p>
       <w:pPr>
         <w:shd w:val="clear" w:color="auto" w:fill="1E1E1E"/>
-        <w:spacing w:after="0" w:line="285" w:lineRule="atLeast"/>
+        <w:spacing w:after="0" w:line="240" w:lineRule="auto"/>
         <w:ind w:left="0" w:firstLine="0"/>
         <w:jc w:val="left"/>
         <w:rPr>
@@ -11433,6 +12530,7 @@
         </w:rPr>
         <w:t xml:space="preserve"> </w:t>
       </w:r>
+      <w:proofErr w:type="spellStart"/>
       <w:r>
         <w:rPr>
           <w:rFonts w:ascii="Consolas" w:eastAsia="Times New Roman" w:hAnsi="Consolas" w:cs="Times New Roman"/>
@@ -11441,23 +12539,58 @@
           <w:szCs w:val="21"/>
           <w:lang w:val="en-US"/>
         </w:rPr>
-        <w:t>is_quadratic_residue</w:t>
-      </w:r>
-      <w:r>
-        <w:rPr>
-          <w:rFonts w:ascii="Consolas" w:eastAsia="Times New Roman" w:hAnsi="Consolas" w:cs="Times New Roman"/>
-          <w:color w:val="BBBBBB"/>
-          <w:sz w:val="21"/>
-          <w:szCs w:val="21"/>
-          <w:lang w:val="en-US"/>
-        </w:rPr>
-        <w:t>(rhs, p):</w:t>
+        <w:t>is_quadratic_</w:t>
+      </w:r>
+      <w:proofErr w:type="gramStart"/>
+      <w:r>
+        <w:rPr>
+          <w:rFonts w:ascii="Consolas" w:eastAsia="Times New Roman" w:hAnsi="Consolas" w:cs="Times New Roman"/>
+          <w:color w:val="FFE66D"/>
+          <w:sz w:val="21"/>
+          <w:szCs w:val="21"/>
+          <w:lang w:val="en-US"/>
+        </w:rPr>
+        <w:t>residue</w:t>
+      </w:r>
+      <w:proofErr w:type="spellEnd"/>
+      <w:r>
+        <w:rPr>
+          <w:rFonts w:ascii="Consolas" w:eastAsia="Times New Roman" w:hAnsi="Consolas" w:cs="Times New Roman"/>
+          <w:color w:val="BBBBBB"/>
+          <w:sz w:val="21"/>
+          <w:szCs w:val="21"/>
+          <w:lang w:val="en-US"/>
+        </w:rPr>
+        <w:t>(</w:t>
+      </w:r>
+      <w:proofErr w:type="spellStart"/>
+      <w:proofErr w:type="gramEnd"/>
+      <w:r>
+        <w:rPr>
+          <w:rFonts w:ascii="Consolas" w:eastAsia="Times New Roman" w:hAnsi="Consolas" w:cs="Times New Roman"/>
+          <w:color w:val="BBBBBB"/>
+          <w:sz w:val="21"/>
+          <w:szCs w:val="21"/>
+          <w:lang w:val="en-US"/>
+        </w:rPr>
+        <w:t>rhs</w:t>
+      </w:r>
+      <w:proofErr w:type="spellEnd"/>
+      <w:r>
+        <w:rPr>
+          <w:rFonts w:ascii="Consolas" w:eastAsia="Times New Roman" w:hAnsi="Consolas" w:cs="Times New Roman"/>
+          <w:color w:val="BBBBBB"/>
+          <w:sz w:val="21"/>
+          <w:szCs w:val="21"/>
+          <w:lang w:val="en-US"/>
+        </w:rPr>
+        <w:t>, p):</w:t>
       </w:r>
     </w:p>
     <w:p>
       <w:pPr>
         <w:shd w:val="clear" w:color="auto" w:fill="1E1E1E"/>
-        <w:spacing w:after="0" w:line="285" w:lineRule="atLeast"/>
+        <w:spacing w:after="0" w:line="240" w:lineRule="auto"/>
         <w:ind w:left="0" w:firstLine="0"/>
         <w:jc w:val="left"/>
         <w:rPr>
@@ -11498,6 +12631,7 @@
         </w:rPr>
         <w:t xml:space="preserve"> </w:t>
       </w:r>
+      <w:proofErr w:type="spellStart"/>
       <w:r>
         <w:rPr>
           <w:rFonts w:ascii="Consolas" w:eastAsia="Times New Roman" w:hAnsi="Consolas" w:cs="Times New Roman"/>
@@ -11506,23 +12640,58 @@
           <w:szCs w:val="21"/>
           <w:lang w:val="en-US"/>
         </w:rPr>
-        <w:t>sqrt_mod</w:t>
-      </w:r>
-      <w:r>
-        <w:rPr>
-          <w:rFonts w:ascii="Consolas" w:eastAsia="Times New Roman" w:hAnsi="Consolas" w:cs="Times New Roman"/>
-          <w:color w:val="BBBBBB"/>
-          <w:sz w:val="21"/>
-          <w:szCs w:val="21"/>
-          <w:lang w:val="en-US"/>
-        </w:rPr>
-        <w:t>(rhs, p)</w:t>
+        <w:t>sqrt_</w:t>
+      </w:r>
+      <w:proofErr w:type="gramStart"/>
+      <w:r>
+        <w:rPr>
+          <w:rFonts w:ascii="Consolas" w:eastAsia="Times New Roman" w:hAnsi="Consolas" w:cs="Times New Roman"/>
+          <w:color w:val="FFE66D"/>
+          <w:sz w:val="21"/>
+          <w:szCs w:val="21"/>
+          <w:lang w:val="en-US"/>
+        </w:rPr>
+        <w:t>mod</w:t>
+      </w:r>
+      <w:proofErr w:type="spellEnd"/>
+      <w:r>
+        <w:rPr>
+          <w:rFonts w:ascii="Consolas" w:eastAsia="Times New Roman" w:hAnsi="Consolas" w:cs="Times New Roman"/>
+          <w:color w:val="BBBBBB"/>
+          <w:sz w:val="21"/>
+          <w:szCs w:val="21"/>
+          <w:lang w:val="en-US"/>
+        </w:rPr>
+        <w:t>(</w:t>
+      </w:r>
+      <w:proofErr w:type="spellStart"/>
+      <w:proofErr w:type="gramEnd"/>
+      <w:r>
+        <w:rPr>
+          <w:rFonts w:ascii="Consolas" w:eastAsia="Times New Roman" w:hAnsi="Consolas" w:cs="Times New Roman"/>
+          <w:color w:val="BBBBBB"/>
+          <w:sz w:val="21"/>
+          <w:szCs w:val="21"/>
+          <w:lang w:val="en-US"/>
+        </w:rPr>
+        <w:t>rhs</w:t>
+      </w:r>
+      <w:proofErr w:type="spellEnd"/>
+      <w:r>
+        <w:rPr>
+          <w:rFonts w:ascii="Consolas" w:eastAsia="Times New Roman" w:hAnsi="Consolas" w:cs="Times New Roman"/>
+          <w:color w:val="BBBBBB"/>
+          <w:sz w:val="21"/>
+          <w:szCs w:val="21"/>
+          <w:lang w:val="en-US"/>
+        </w:rPr>
+        <w:t>, p)</w:t>
       </w:r>
     </w:p>
     <w:p>
       <w:pPr>
         <w:shd w:val="clear" w:color="auto" w:fill="1E1E1E"/>
-        <w:spacing w:after="0" w:line="285" w:lineRule="atLeast"/>
+        <w:spacing w:after="0" w:line="240" w:lineRule="auto"/>
         <w:ind w:left="0" w:firstLine="0"/>
         <w:jc w:val="left"/>
         <w:rPr>
@@ -11567,7 +12736,7 @@
     <w:p>
       <w:pPr>
         <w:shd w:val="clear" w:color="auto" w:fill="1E1E1E"/>
-        <w:spacing w:after="0" w:line="285" w:lineRule="atLeast"/>
+        <w:spacing w:after="0" w:line="240" w:lineRule="auto"/>
         <w:ind w:left="0" w:firstLine="0"/>
         <w:jc w:val="left"/>
         <w:rPr>
@@ -11606,7 +12775,18 @@
           <w:szCs w:val="21"/>
           <w:lang w:val="en-US"/>
         </w:rPr>
-        <w:t xml:space="preserve"> curve.</w:t>
+        <w:t xml:space="preserve"> </w:t>
+      </w:r>
+      <w:proofErr w:type="spellStart"/>
+      <w:r>
+        <w:rPr>
+          <w:rFonts w:ascii="Consolas" w:eastAsia="Times New Roman" w:hAnsi="Consolas" w:cs="Times New Roman"/>
+          <w:color w:val="BBBBBB"/>
+          <w:sz w:val="21"/>
+          <w:szCs w:val="21"/>
+          <w:lang w:val="en-US"/>
+        </w:rPr>
+        <w:t>curve.</w:t>
       </w:r>
       <w:r>
         <w:rPr>
@@ -11618,6 +12798,7 @@
         </w:rPr>
         <w:t>is_on_curve</w:t>
       </w:r>
+      <w:proofErr w:type="spellEnd"/>
       <w:r>
         <w:rPr>
           <w:rFonts w:ascii="Consolas" w:eastAsia="Times New Roman" w:hAnsi="Consolas" w:cs="Times New Roman"/>
@@ -11632,7 +12813,7 @@
     <w:p>
       <w:pPr>
         <w:shd w:val="clear" w:color="auto" w:fill="1E1E1E"/>
-        <w:spacing w:after="0" w:line="285" w:lineRule="atLeast"/>
+        <w:spacing w:after="0" w:line="240" w:lineRule="auto"/>
         <w:ind w:left="0" w:firstLine="0"/>
         <w:jc w:val="left"/>
         <w:rPr>
@@ -11652,6 +12833,7 @@
         </w:rPr>
         <w:t xml:space="preserve">            </w:t>
       </w:r>
+      <w:proofErr w:type="spellStart"/>
       <w:r>
         <w:rPr>
           <w:rFonts w:ascii="Consolas" w:eastAsia="Times New Roman" w:hAnsi="Consolas" w:cs="Times New Roman"/>
@@ -11661,20 +12843,32 @@
         </w:rPr>
         <w:t>return</w:t>
       </w:r>
-      <w:r>
-        <w:rPr>
-          <w:rFonts w:ascii="Consolas" w:eastAsia="Times New Roman" w:hAnsi="Consolas" w:cs="Times New Roman"/>
-          <w:color w:val="BBBBBB"/>
-          <w:sz w:val="21"/>
-          <w:szCs w:val="21"/>
-        </w:rPr>
-        <w:t xml:space="preserve"> point</w:t>
-      </w:r>
+      <w:proofErr w:type="spellEnd"/>
+      <w:r>
+        <w:rPr>
+          <w:rFonts w:ascii="Consolas" w:eastAsia="Times New Roman" w:hAnsi="Consolas" w:cs="Times New Roman"/>
+          <w:color w:val="BBBBBB"/>
+          <w:sz w:val="21"/>
+          <w:szCs w:val="21"/>
+        </w:rPr>
+        <w:t xml:space="preserve"> </w:t>
+      </w:r>
+      <w:proofErr w:type="spellStart"/>
+      <w:r>
+        <w:rPr>
+          <w:rFonts w:ascii="Consolas" w:eastAsia="Times New Roman" w:hAnsi="Consolas" w:cs="Times New Roman"/>
+          <w:color w:val="BBBBBB"/>
+          <w:sz w:val="21"/>
+          <w:szCs w:val="21"/>
+        </w:rPr>
+        <w:t>point</w:t>
+      </w:r>
+      <w:proofErr w:type="spellEnd"/>
     </w:p>
     <w:p>
       <w:pPr>
         <w:shd w:val="clear" w:color="auto" w:fill="1E1E1E"/>
-        <w:spacing w:after="0" w:line="285" w:lineRule="atLeast"/>
+        <w:spacing w:after="0" w:line="240" w:lineRule="auto"/>
         <w:ind w:left="0" w:firstLine="0"/>
         <w:jc w:val="left"/>
         <w:rPr>
@@ -11688,7 +12882,7 @@
     <w:p>
       <w:pPr>
         <w:shd w:val="clear" w:color="auto" w:fill="1E1E1E"/>
-        <w:spacing w:after="0" w:line="285" w:lineRule="atLeast"/>
+        <w:spacing w:after="0" w:line="240" w:lineRule="auto"/>
         <w:ind w:left="0" w:firstLine="0"/>
         <w:jc w:val="left"/>
         <w:rPr>
@@ -11707,6 +12901,7 @@
         </w:rPr>
         <w:t xml:space="preserve">    </w:t>
       </w:r>
+      <w:proofErr w:type="spellStart"/>
       <w:r>
         <w:rPr>
           <w:rFonts w:ascii="Consolas" w:eastAsia="Times New Roman" w:hAnsi="Consolas" w:cs="Times New Roman"/>
@@ -11716,15 +12911,18 @@
         </w:rPr>
         <w:t>raise</w:t>
       </w:r>
-      <w:r>
-        <w:rPr>
-          <w:rFonts w:ascii="Consolas" w:eastAsia="Times New Roman" w:hAnsi="Consolas" w:cs="Times New Roman"/>
-          <w:color w:val="BBBBBB"/>
-          <w:sz w:val="21"/>
-          <w:szCs w:val="21"/>
-        </w:rPr>
-        <w:t xml:space="preserve"> </w:t>
-      </w:r>
+      <w:proofErr w:type="spellEnd"/>
+      <w:r>
+        <w:rPr>
+          <w:rFonts w:ascii="Consolas" w:eastAsia="Times New Roman" w:hAnsi="Consolas" w:cs="Times New Roman"/>
+          <w:color w:val="BBBBBB"/>
+          <w:sz w:val="21"/>
+          <w:szCs w:val="21"/>
+        </w:rPr>
+        <w:t xml:space="preserve"> </w:t>
+      </w:r>
+      <w:proofErr w:type="spellStart"/>
+      <w:proofErr w:type="gramStart"/>
       <w:r>
         <w:rPr>
           <w:rFonts w:ascii="Consolas" w:eastAsia="Times New Roman" w:hAnsi="Consolas" w:cs="Times New Roman"/>
@@ -11734,6 +12932,7 @@
         </w:rPr>
         <w:t>RuntimeError</w:t>
       </w:r>
+      <w:proofErr w:type="spellEnd"/>
       <w:r>
         <w:rPr>
           <w:rFonts w:ascii="Consolas" w:eastAsia="Times New Roman" w:hAnsi="Consolas" w:cs="Times New Roman"/>
@@ -11743,6 +12942,7 @@
         </w:rPr>
         <w:t>(</w:t>
       </w:r>
+      <w:proofErr w:type="gramEnd"/>
       <w:r>
         <w:rPr>
           <w:rFonts w:ascii="Consolas" w:eastAsia="Times New Roman" w:hAnsi="Consolas" w:cs="Times New Roman"/>
@@ -11765,7 +12965,7 @@
     <w:p>
       <w:pPr>
         <w:shd w:val="clear" w:color="auto" w:fill="1E1E1E"/>
-        <w:spacing w:after="240" w:line="285" w:lineRule="atLeast"/>
+        <w:spacing w:after="240" w:line="240" w:lineRule="auto"/>
         <w:ind w:left="0" w:firstLine="0"/>
         <w:jc w:val="left"/>
         <w:rPr>
@@ -11779,7 +12979,7 @@
     <w:p>
       <w:pPr>
         <w:shd w:val="clear" w:color="auto" w:fill="1E1E1E"/>
-        <w:spacing w:after="0" w:line="285" w:lineRule="atLeast"/>
+        <w:spacing w:after="0" w:line="240" w:lineRule="auto"/>
         <w:ind w:left="0" w:firstLine="0"/>
         <w:jc w:val="left"/>
         <w:rPr>
@@ -11798,6 +12998,7 @@
           <w:szCs w:val="21"/>
           <w:lang w:val="en-US"/>
         </w:rPr>
+        <w:lastRenderedPageBreak/>
         <w:t>def</w:t>
       </w:r>
       <w:r>
@@ -11810,6 +13011,7 @@
         </w:rPr>
         <w:t xml:space="preserve"> </w:t>
       </w:r>
+      <w:proofErr w:type="spellStart"/>
       <w:r>
         <w:rPr>
           <w:rFonts w:ascii="Consolas" w:eastAsia="Times New Roman" w:hAnsi="Consolas" w:cs="Times New Roman"/>
@@ -11818,8 +13020,20 @@
           <w:szCs w:val="21"/>
           <w:lang w:val="en-US"/>
         </w:rPr>
-        <w:t>brute_force_order</w:t>
-      </w:r>
+        <w:t>brute_force_</w:t>
+      </w:r>
+      <w:proofErr w:type="gramStart"/>
+      <w:r>
+        <w:rPr>
+          <w:rFonts w:ascii="Consolas" w:eastAsia="Times New Roman" w:hAnsi="Consolas" w:cs="Times New Roman"/>
+          <w:color w:val="FFE66D"/>
+          <w:sz w:val="21"/>
+          <w:szCs w:val="21"/>
+          <w:lang w:val="en-US"/>
+        </w:rPr>
+        <w:t>order</w:t>
+      </w:r>
+      <w:proofErr w:type="spellEnd"/>
       <w:r>
         <w:rPr>
           <w:rFonts w:ascii="Consolas" w:eastAsia="Times New Roman" w:hAnsi="Consolas" w:cs="Times New Roman"/>
@@ -11830,6 +13044,7 @@
         </w:rPr>
         <w:t>(</w:t>
       </w:r>
+      <w:proofErr w:type="gramEnd"/>
       <w:r>
         <w:rPr>
           <w:rFonts w:ascii="Consolas" w:eastAsia="Times New Roman" w:hAnsi="Consolas" w:cs="Times New Roman"/>
@@ -11870,6 +13085,7 @@
         </w:rPr>
         <w:t xml:space="preserve">, </w:t>
       </w:r>
+      <w:proofErr w:type="spellStart"/>
       <w:r>
         <w:rPr>
           <w:rFonts w:ascii="Consolas" w:eastAsia="Times New Roman" w:hAnsi="Consolas" w:cs="Times New Roman"/>
@@ -11880,6 +13096,7 @@
         </w:rPr>
         <w:t>log_every</w:t>
       </w:r>
+      <w:proofErr w:type="spellEnd"/>
       <w:r>
         <w:rPr>
           <w:rFonts w:ascii="Consolas" w:eastAsia="Times New Roman" w:hAnsi="Consolas" w:cs="Times New Roman"/>
@@ -11904,7 +13121,7 @@
     <w:p>
       <w:pPr>
         <w:shd w:val="clear" w:color="auto" w:fill="1E1E1E"/>
-        <w:spacing w:after="0" w:line="285" w:lineRule="atLeast"/>
+        <w:spacing w:after="0" w:line="240" w:lineRule="auto"/>
         <w:ind w:left="0" w:firstLine="0"/>
         <w:jc w:val="left"/>
         <w:rPr>
@@ -11937,7 +13154,7 @@
     <w:p>
       <w:pPr>
         <w:shd w:val="clear" w:color="auto" w:fill="1E1E1E"/>
-        <w:spacing w:after="0" w:line="285" w:lineRule="atLeast"/>
+        <w:spacing w:after="0" w:line="240" w:lineRule="auto"/>
         <w:ind w:left="0" w:firstLine="0"/>
         <w:jc w:val="left"/>
         <w:rPr>
@@ -11960,7 +13177,7 @@
     <w:p>
       <w:pPr>
         <w:shd w:val="clear" w:color="auto" w:fill="1E1E1E"/>
-        <w:spacing w:after="0" w:line="285" w:lineRule="atLeast"/>
+        <w:spacing w:after="0" w:line="240" w:lineRule="auto"/>
         <w:ind w:left="0" w:firstLine="0"/>
         <w:jc w:val="left"/>
         <w:rPr>
@@ -11988,13 +13205,35 @@
           <w:szCs w:val="21"/>
           <w:lang w:val="en-US"/>
         </w:rPr>
-        <w:t xml:space="preserve"> (n, elapsed_seconds).</w:t>
+        <w:t xml:space="preserve"> (n, </w:t>
+      </w:r>
+      <w:proofErr w:type="spellStart"/>
+      <w:r>
+        <w:rPr>
+          <w:rFonts w:ascii="Consolas" w:eastAsia="Times New Roman" w:hAnsi="Consolas" w:cs="Times New Roman"/>
+          <w:color w:val="96E072"/>
+          <w:sz w:val="21"/>
+          <w:szCs w:val="21"/>
+          <w:lang w:val="en-US"/>
+        </w:rPr>
+        <w:t>elapsed_seconds</w:t>
+      </w:r>
+      <w:proofErr w:type="spellEnd"/>
+      <w:r>
+        <w:rPr>
+          <w:rFonts w:ascii="Consolas" w:eastAsia="Times New Roman" w:hAnsi="Consolas" w:cs="Times New Roman"/>
+          <w:color w:val="96E072"/>
+          <w:sz w:val="21"/>
+          <w:szCs w:val="21"/>
+          <w:lang w:val="en-US"/>
+        </w:rPr>
+        <w:t>).</w:t>
       </w:r>
     </w:p>
     <w:p>
       <w:pPr>
         <w:shd w:val="clear" w:color="auto" w:fill="1E1E1E"/>
-        <w:spacing w:after="0" w:line="285" w:lineRule="atLeast"/>
+        <w:spacing w:after="0" w:line="240" w:lineRule="auto"/>
         <w:ind w:left="0" w:firstLine="0"/>
         <w:jc w:val="left"/>
         <w:rPr>
@@ -12019,7 +13258,7 @@
     <w:p>
       <w:pPr>
         <w:shd w:val="clear" w:color="auto" w:fill="1E1E1E"/>
-        <w:spacing w:after="0" w:line="285" w:lineRule="atLeast"/>
+        <w:spacing w:after="0" w:line="240" w:lineRule="auto"/>
         <w:ind w:left="0" w:firstLine="0"/>
         <w:jc w:val="left"/>
         <w:rPr>
@@ -12058,7 +13297,19 @@
           <w:szCs w:val="21"/>
           <w:lang w:val="en-US"/>
         </w:rPr>
-        <w:t xml:space="preserve"> time.</w:t>
+        <w:t xml:space="preserve"> </w:t>
+      </w:r>
+      <w:proofErr w:type="spellStart"/>
+      <w:proofErr w:type="gramStart"/>
+      <w:r>
+        <w:rPr>
+          <w:rFonts w:ascii="Consolas" w:eastAsia="Times New Roman" w:hAnsi="Consolas" w:cs="Times New Roman"/>
+          <w:color w:val="BBBBBB"/>
+          <w:sz w:val="21"/>
+          <w:szCs w:val="21"/>
+          <w:lang w:val="en-US"/>
+        </w:rPr>
+        <w:t>time.</w:t>
       </w:r>
       <w:r>
         <w:rPr>
@@ -12068,8 +13319,20 @@
           <w:szCs w:val="21"/>
           <w:lang w:val="en-US"/>
         </w:rPr>
-        <w:t>perf_counter</w:t>
-      </w:r>
+        <w:t>perf</w:t>
+      </w:r>
+      <w:proofErr w:type="gramEnd"/>
+      <w:r>
+        <w:rPr>
+          <w:rFonts w:ascii="Consolas" w:eastAsia="Times New Roman" w:hAnsi="Consolas" w:cs="Times New Roman"/>
+          <w:color w:val="FFE66D"/>
+          <w:sz w:val="21"/>
+          <w:szCs w:val="21"/>
+          <w:lang w:val="en-US"/>
+        </w:rPr>
+        <w:t>_counter</w:t>
+      </w:r>
+      <w:proofErr w:type="spellEnd"/>
       <w:r>
         <w:rPr>
           <w:rFonts w:ascii="Consolas" w:eastAsia="Times New Roman" w:hAnsi="Consolas" w:cs="Times New Roman"/>
@@ -12084,7 +13347,7 @@
     <w:p>
       <w:pPr>
         <w:shd w:val="clear" w:color="auto" w:fill="1E1E1E"/>
-        <w:spacing w:after="0" w:line="285" w:lineRule="atLeast"/>
+        <w:spacing w:after="0" w:line="240" w:lineRule="auto"/>
         <w:ind w:left="0" w:firstLine="0"/>
         <w:jc w:val="left"/>
         <w:rPr>
@@ -12099,7 +13362,7 @@
     <w:p>
       <w:pPr>
         <w:shd w:val="clear" w:color="auto" w:fill="1E1E1E"/>
-        <w:spacing w:after="0" w:line="285" w:lineRule="atLeast"/>
+        <w:spacing w:after="0" w:line="240" w:lineRule="auto"/>
         <w:ind w:left="0" w:firstLine="0"/>
         <w:jc w:val="left"/>
         <w:rPr>
@@ -12144,7 +13407,7 @@
     <w:p>
       <w:pPr>
         <w:shd w:val="clear" w:color="auto" w:fill="1E1E1E"/>
-        <w:spacing w:after="0" w:line="285" w:lineRule="atLeast"/>
+        <w:spacing w:after="0" w:line="240" w:lineRule="auto"/>
         <w:ind w:left="0" w:firstLine="0"/>
         <w:jc w:val="left"/>
         <w:rPr>
@@ -12199,7 +13462,7 @@
     <w:p>
       <w:pPr>
         <w:shd w:val="clear" w:color="auto" w:fill="1E1E1E"/>
-        <w:spacing w:after="0" w:line="285" w:lineRule="atLeast"/>
+        <w:spacing w:after="0" w:line="240" w:lineRule="auto"/>
         <w:ind w:left="0" w:firstLine="0"/>
         <w:jc w:val="left"/>
         <w:rPr>
@@ -12214,7 +13477,7 @@
     <w:p>
       <w:pPr>
         <w:shd w:val="clear" w:color="auto" w:fill="1E1E1E"/>
-        <w:spacing w:after="0" w:line="285" w:lineRule="atLeast"/>
+        <w:spacing w:after="0" w:line="240" w:lineRule="auto"/>
         <w:ind w:left="0" w:firstLine="0"/>
         <w:jc w:val="left"/>
         <w:rPr>
@@ -12319,7 +13582,7 @@
     <w:p>
       <w:pPr>
         <w:shd w:val="clear" w:color="auto" w:fill="1E1E1E"/>
-        <w:spacing w:after="0" w:line="285" w:lineRule="atLeast"/>
+        <w:spacing w:after="0" w:line="240" w:lineRule="auto"/>
         <w:ind w:left="0" w:firstLine="0"/>
         <w:jc w:val="left"/>
         <w:rPr>
@@ -12358,7 +13621,19 @@
           <w:szCs w:val="21"/>
           <w:lang w:val="en-US"/>
         </w:rPr>
-        <w:t xml:space="preserve"> curve.</w:t>
+        <w:t xml:space="preserve"> </w:t>
+      </w:r>
+      <w:proofErr w:type="spellStart"/>
+      <w:proofErr w:type="gramStart"/>
+      <w:r>
+        <w:rPr>
+          <w:rFonts w:ascii="Consolas" w:eastAsia="Times New Roman" w:hAnsi="Consolas" w:cs="Times New Roman"/>
+          <w:color w:val="BBBBBB"/>
+          <w:sz w:val="21"/>
+          <w:szCs w:val="21"/>
+          <w:lang w:val="en-US"/>
+        </w:rPr>
+        <w:t>curve.</w:t>
       </w:r>
       <w:r>
         <w:rPr>
@@ -12370,21 +13645,33 @@
         </w:rPr>
         <w:t>add</w:t>
       </w:r>
-      <w:r>
-        <w:rPr>
-          <w:rFonts w:ascii="Consolas" w:eastAsia="Times New Roman" w:hAnsi="Consolas" w:cs="Times New Roman"/>
-          <w:color w:val="BBBBBB"/>
-          <w:sz w:val="21"/>
-          <w:szCs w:val="21"/>
-          <w:lang w:val="en-US"/>
-        </w:rPr>
-        <w:t>(current, G)</w:t>
+      <w:proofErr w:type="spellEnd"/>
+      <w:r>
+        <w:rPr>
+          <w:rFonts w:ascii="Consolas" w:eastAsia="Times New Roman" w:hAnsi="Consolas" w:cs="Times New Roman"/>
+          <w:color w:val="BBBBBB"/>
+          <w:sz w:val="21"/>
+          <w:szCs w:val="21"/>
+          <w:lang w:val="en-US"/>
+        </w:rPr>
+        <w:t>(</w:t>
+      </w:r>
+      <w:proofErr w:type="gramEnd"/>
+      <w:r>
+        <w:rPr>
+          <w:rFonts w:ascii="Consolas" w:eastAsia="Times New Roman" w:hAnsi="Consolas" w:cs="Times New Roman"/>
+          <w:color w:val="BBBBBB"/>
+          <w:sz w:val="21"/>
+          <w:szCs w:val="21"/>
+          <w:lang w:val="en-US"/>
+        </w:rPr>
+        <w:t>current, G)</w:t>
       </w:r>
     </w:p>
     <w:p>
       <w:pPr>
         <w:shd w:val="clear" w:color="auto" w:fill="1E1E1E"/>
-        <w:spacing w:after="0" w:line="285" w:lineRule="atLeast"/>
+        <w:spacing w:after="0" w:line="240" w:lineRule="auto"/>
         <w:ind w:left="0" w:firstLine="0"/>
         <w:jc w:val="left"/>
         <w:rPr>
@@ -12439,7 +13726,7 @@
     <w:p>
       <w:pPr>
         <w:shd w:val="clear" w:color="auto" w:fill="1E1E1E"/>
-        <w:spacing w:after="0" w:line="285" w:lineRule="atLeast"/>
+        <w:spacing w:after="0" w:line="240" w:lineRule="auto"/>
         <w:ind w:left="0" w:firstLine="0"/>
         <w:jc w:val="left"/>
         <w:rPr>
@@ -12454,7 +13741,7 @@
     <w:p>
       <w:pPr>
         <w:shd w:val="clear" w:color="auto" w:fill="1E1E1E"/>
-        <w:spacing w:after="0" w:line="285" w:lineRule="atLeast"/>
+        <w:spacing w:after="0" w:line="240" w:lineRule="auto"/>
         <w:ind w:left="0" w:firstLine="0"/>
         <w:jc w:val="left"/>
         <w:rPr>
@@ -12493,7 +13780,29 @@
           <w:szCs w:val="21"/>
           <w:lang w:val="en-US"/>
         </w:rPr>
-        <w:t xml:space="preserve"> log_every </w:t>
+        <w:t xml:space="preserve"> </w:t>
+      </w:r>
+      <w:proofErr w:type="spellStart"/>
+      <w:r>
+        <w:rPr>
+          <w:rFonts w:ascii="Consolas" w:eastAsia="Times New Roman" w:hAnsi="Consolas" w:cs="Times New Roman"/>
+          <w:color w:val="BBBBBB"/>
+          <w:sz w:val="21"/>
+          <w:szCs w:val="21"/>
+          <w:lang w:val="en-US"/>
+        </w:rPr>
+        <w:t>log_every</w:t>
+      </w:r>
+      <w:proofErr w:type="spellEnd"/>
+      <w:r>
+        <w:rPr>
+          <w:rFonts w:ascii="Consolas" w:eastAsia="Times New Roman" w:hAnsi="Consolas" w:cs="Times New Roman"/>
+          <w:color w:val="BBBBBB"/>
+          <w:sz w:val="21"/>
+          <w:szCs w:val="21"/>
+          <w:lang w:val="en-US"/>
+        </w:rPr>
+        <w:t xml:space="preserve"> </w:t>
       </w:r>
       <w:r>
         <w:rPr>
@@ -12533,7 +13842,29 @@
           <w:szCs w:val="21"/>
           <w:lang w:val="en-US"/>
         </w:rPr>
-        <w:t xml:space="preserve"> log_every </w:t>
+        <w:t xml:space="preserve"> </w:t>
+      </w:r>
+      <w:proofErr w:type="spellStart"/>
+      <w:r>
+        <w:rPr>
+          <w:rFonts w:ascii="Consolas" w:eastAsia="Times New Roman" w:hAnsi="Consolas" w:cs="Times New Roman"/>
+          <w:color w:val="BBBBBB"/>
+          <w:sz w:val="21"/>
+          <w:szCs w:val="21"/>
+          <w:lang w:val="en-US"/>
+        </w:rPr>
+        <w:t>log_every</w:t>
+      </w:r>
+      <w:proofErr w:type="spellEnd"/>
+      <w:r>
+        <w:rPr>
+          <w:rFonts w:ascii="Consolas" w:eastAsia="Times New Roman" w:hAnsi="Consolas" w:cs="Times New Roman"/>
+          <w:color w:val="BBBBBB"/>
+          <w:sz w:val="21"/>
+          <w:szCs w:val="21"/>
+          <w:lang w:val="en-US"/>
+        </w:rPr>
+        <w:t xml:space="preserve"> </w:t>
       </w:r>
       <w:r>
         <w:rPr>
@@ -12579,7 +13910,7 @@
     <w:p>
       <w:pPr>
         <w:shd w:val="clear" w:color="auto" w:fill="1E1E1E"/>
-        <w:spacing w:after="0" w:line="285" w:lineRule="atLeast"/>
+        <w:spacing w:after="0" w:line="240" w:lineRule="auto"/>
         <w:ind w:left="0" w:firstLine="0"/>
         <w:jc w:val="left"/>
         <w:rPr>
@@ -12618,7 +13949,19 @@
           <w:szCs w:val="21"/>
           <w:lang w:val="en-US"/>
         </w:rPr>
-        <w:t xml:space="preserve"> time.</w:t>
+        <w:t xml:space="preserve"> </w:t>
+      </w:r>
+      <w:proofErr w:type="spellStart"/>
+      <w:proofErr w:type="gramStart"/>
+      <w:r>
+        <w:rPr>
+          <w:rFonts w:ascii="Consolas" w:eastAsia="Times New Roman" w:hAnsi="Consolas" w:cs="Times New Roman"/>
+          <w:color w:val="BBBBBB"/>
+          <w:sz w:val="21"/>
+          <w:szCs w:val="21"/>
+          <w:lang w:val="en-US"/>
+        </w:rPr>
+        <w:t>time.</w:t>
       </w:r>
       <w:r>
         <w:rPr>
@@ -12628,8 +13971,20 @@
           <w:szCs w:val="21"/>
           <w:lang w:val="en-US"/>
         </w:rPr>
-        <w:t>perf_counter</w:t>
-      </w:r>
+        <w:t>perf</w:t>
+      </w:r>
+      <w:proofErr w:type="gramEnd"/>
+      <w:r>
+        <w:rPr>
+          <w:rFonts w:ascii="Consolas" w:eastAsia="Times New Roman" w:hAnsi="Consolas" w:cs="Times New Roman"/>
+          <w:color w:val="FFE66D"/>
+          <w:sz w:val="21"/>
+          <w:szCs w:val="21"/>
+          <w:lang w:val="en-US"/>
+        </w:rPr>
+        <w:t>_counter</w:t>
+      </w:r>
+      <w:proofErr w:type="spellEnd"/>
       <w:r>
         <w:rPr>
           <w:rFonts w:ascii="Consolas" w:eastAsia="Times New Roman" w:hAnsi="Consolas" w:cs="Times New Roman"/>
@@ -12664,7 +14019,7 @@
     <w:p>
       <w:pPr>
         <w:shd w:val="clear" w:color="auto" w:fill="1E1E1E"/>
-        <w:spacing w:after="0" w:line="285" w:lineRule="atLeast"/>
+        <w:spacing w:after="0" w:line="240" w:lineRule="auto"/>
         <w:ind w:left="0" w:firstLine="0"/>
         <w:jc w:val="left"/>
         <w:rPr>
@@ -12685,6 +14040,7 @@
         </w:rPr>
         <w:t xml:space="preserve">            </w:t>
       </w:r>
+      <w:proofErr w:type="gramStart"/>
       <w:r>
         <w:rPr>
           <w:rFonts w:ascii="Consolas" w:eastAsia="Times New Roman" w:hAnsi="Consolas" w:cs="Times New Roman"/>
@@ -12705,6 +14061,7 @@
         </w:rPr>
         <w:t>(</w:t>
       </w:r>
+      <w:proofErr w:type="gramEnd"/>
       <w:r>
         <w:rPr>
           <w:rFonts w:ascii="Consolas" w:eastAsia="Times New Roman" w:hAnsi="Consolas" w:cs="Times New Roman"/>
@@ -12867,7 +14224,7 @@
     <w:p>
       <w:pPr>
         <w:shd w:val="clear" w:color="auto" w:fill="1E1E1E"/>
-        <w:spacing w:after="0" w:line="285" w:lineRule="atLeast"/>
+        <w:spacing w:after="0" w:line="240" w:lineRule="auto"/>
         <w:ind w:left="0" w:firstLine="0"/>
         <w:jc w:val="left"/>
         <w:rPr>
@@ -12882,7 +14239,7 @@
     <w:p>
       <w:pPr>
         <w:shd w:val="clear" w:color="auto" w:fill="1E1E1E"/>
-        <w:spacing w:after="0" w:line="285" w:lineRule="atLeast"/>
+        <w:spacing w:after="0" w:line="240" w:lineRule="auto"/>
         <w:ind w:left="0" w:firstLine="0"/>
         <w:jc w:val="left"/>
         <w:rPr>
@@ -12921,7 +14278,19 @@
           <w:szCs w:val="21"/>
           <w:lang w:val="en-US"/>
         </w:rPr>
-        <w:t xml:space="preserve"> time.</w:t>
+        <w:t xml:space="preserve"> </w:t>
+      </w:r>
+      <w:proofErr w:type="spellStart"/>
+      <w:proofErr w:type="gramStart"/>
+      <w:r>
+        <w:rPr>
+          <w:rFonts w:ascii="Consolas" w:eastAsia="Times New Roman" w:hAnsi="Consolas" w:cs="Times New Roman"/>
+          <w:color w:val="BBBBBB"/>
+          <w:sz w:val="21"/>
+          <w:szCs w:val="21"/>
+          <w:lang w:val="en-US"/>
+        </w:rPr>
+        <w:t>time.</w:t>
       </w:r>
       <w:r>
         <w:rPr>
@@ -12931,8 +14300,20 @@
           <w:szCs w:val="21"/>
           <w:lang w:val="en-US"/>
         </w:rPr>
-        <w:t>perf_counter</w:t>
-      </w:r>
+        <w:t>perf</w:t>
+      </w:r>
+      <w:proofErr w:type="gramEnd"/>
+      <w:r>
+        <w:rPr>
+          <w:rFonts w:ascii="Consolas" w:eastAsia="Times New Roman" w:hAnsi="Consolas" w:cs="Times New Roman"/>
+          <w:color w:val="FFE66D"/>
+          <w:sz w:val="21"/>
+          <w:szCs w:val="21"/>
+          <w:lang w:val="en-US"/>
+        </w:rPr>
+        <w:t>_counter</w:t>
+      </w:r>
+      <w:proofErr w:type="spellEnd"/>
       <w:r>
         <w:rPr>
           <w:rFonts w:ascii="Consolas" w:eastAsia="Times New Roman" w:hAnsi="Consolas" w:cs="Times New Roman"/>
@@ -12967,7 +14348,7 @@
     <w:p>
       <w:pPr>
         <w:shd w:val="clear" w:color="auto" w:fill="1E1E1E"/>
-        <w:spacing w:after="0" w:line="285" w:lineRule="atLeast"/>
+        <w:spacing w:after="0" w:line="240" w:lineRule="auto"/>
         <w:ind w:left="0" w:firstLine="0"/>
         <w:jc w:val="left"/>
         <w:rPr>
@@ -13012,7 +14393,7 @@
     <w:p>
       <w:pPr>
         <w:shd w:val="clear" w:color="auto" w:fill="1E1E1E"/>
-        <w:spacing w:after="240" w:line="285" w:lineRule="atLeast"/>
+        <w:spacing w:after="240" w:line="240" w:lineRule="auto"/>
         <w:ind w:left="0" w:firstLine="0"/>
         <w:jc w:val="left"/>
         <w:rPr>
@@ -13027,7 +14408,7 @@
     <w:p>
       <w:pPr>
         <w:shd w:val="clear" w:color="auto" w:fill="1E1E1E"/>
-        <w:spacing w:after="0" w:line="285" w:lineRule="atLeast"/>
+        <w:spacing w:after="0" w:line="240" w:lineRule="auto"/>
         <w:ind w:left="0" w:firstLine="0"/>
         <w:jc w:val="left"/>
         <w:rPr>
@@ -13058,6 +14439,7 @@
         </w:rPr>
         <w:t xml:space="preserve"> </w:t>
       </w:r>
+      <w:proofErr w:type="spellStart"/>
       <w:r>
         <w:rPr>
           <w:rFonts w:ascii="Consolas" w:eastAsia="Times New Roman" w:hAnsi="Consolas" w:cs="Times New Roman"/>
@@ -13066,8 +14448,20 @@
           <w:szCs w:val="21"/>
           <w:lang w:val="en-US"/>
         </w:rPr>
-        <w:t>find_prime</w:t>
-      </w:r>
+        <w:t>find_</w:t>
+      </w:r>
+      <w:proofErr w:type="gramStart"/>
+      <w:r>
+        <w:rPr>
+          <w:rFonts w:ascii="Consolas" w:eastAsia="Times New Roman" w:hAnsi="Consolas" w:cs="Times New Roman"/>
+          <w:color w:val="FFE66D"/>
+          <w:sz w:val="21"/>
+          <w:szCs w:val="21"/>
+          <w:lang w:val="en-US"/>
+        </w:rPr>
+        <w:t>prime</w:t>
+      </w:r>
+      <w:proofErr w:type="spellEnd"/>
       <w:r>
         <w:rPr>
           <w:rFonts w:ascii="Consolas" w:eastAsia="Times New Roman" w:hAnsi="Consolas" w:cs="Times New Roman"/>
@@ -13078,6 +14472,7 @@
         </w:rPr>
         <w:t>(</w:t>
       </w:r>
+      <w:proofErr w:type="gramEnd"/>
       <w:r>
         <w:rPr>
           <w:rFonts w:ascii="Consolas" w:eastAsia="Times New Roman" w:hAnsi="Consolas" w:cs="Times New Roman"/>
@@ -13098,6 +14493,7 @@
         </w:rPr>
         <w:t xml:space="preserve">, </w:t>
       </w:r>
+      <w:proofErr w:type="spellStart"/>
       <w:r>
         <w:rPr>
           <w:rFonts w:ascii="Consolas" w:eastAsia="Times New Roman" w:hAnsi="Consolas" w:cs="Times New Roman"/>
@@ -13108,6 +14504,7 @@
         </w:rPr>
         <w:t>rng</w:t>
       </w:r>
+      <w:proofErr w:type="spellEnd"/>
       <w:r>
         <w:rPr>
           <w:rFonts w:ascii="Consolas" w:eastAsia="Times New Roman" w:hAnsi="Consolas" w:cs="Times New Roman"/>
@@ -13132,7 +14529,7 @@
     <w:p>
       <w:pPr>
         <w:shd w:val="clear" w:color="auto" w:fill="1E1E1E"/>
-        <w:spacing w:after="0" w:line="285" w:lineRule="atLeast"/>
+        <w:spacing w:after="0" w:line="240" w:lineRule="auto"/>
         <w:ind w:left="0" w:firstLine="0"/>
         <w:jc w:val="left"/>
         <w:rPr>
@@ -13151,7 +14548,29 @@
           <w:szCs w:val="21"/>
           <w:lang w:val="en-US"/>
         </w:rPr>
-        <w:t xml:space="preserve">    rng </w:t>
+        <w:t xml:space="preserve">    </w:t>
+      </w:r>
+      <w:proofErr w:type="spellStart"/>
+      <w:r>
+        <w:rPr>
+          <w:rFonts w:ascii="Consolas" w:eastAsia="Times New Roman" w:hAnsi="Consolas" w:cs="Times New Roman"/>
+          <w:color w:val="BBBBBB"/>
+          <w:sz w:val="21"/>
+          <w:szCs w:val="21"/>
+          <w:lang w:val="en-US"/>
+        </w:rPr>
+        <w:t>rng</w:t>
+      </w:r>
+      <w:proofErr w:type="spellEnd"/>
+      <w:r>
+        <w:rPr>
+          <w:rFonts w:ascii="Consolas" w:eastAsia="Times New Roman" w:hAnsi="Consolas" w:cs="Times New Roman"/>
+          <w:color w:val="BBBBBB"/>
+          <w:sz w:val="21"/>
+          <w:szCs w:val="21"/>
+          <w:lang w:val="en-US"/>
+        </w:rPr>
+        <w:t xml:space="preserve"> </w:t>
       </w:r>
       <w:r>
         <w:rPr>
@@ -13171,7 +14590,29 @@
           <w:szCs w:val="21"/>
           <w:lang w:val="en-US"/>
         </w:rPr>
-        <w:t xml:space="preserve"> rng </w:t>
+        <w:t xml:space="preserve"> </w:t>
+      </w:r>
+      <w:proofErr w:type="spellStart"/>
+      <w:r>
+        <w:rPr>
+          <w:rFonts w:ascii="Consolas" w:eastAsia="Times New Roman" w:hAnsi="Consolas" w:cs="Times New Roman"/>
+          <w:color w:val="BBBBBB"/>
+          <w:sz w:val="21"/>
+          <w:szCs w:val="21"/>
+          <w:lang w:val="en-US"/>
+        </w:rPr>
+        <w:t>rng</w:t>
+      </w:r>
+      <w:proofErr w:type="spellEnd"/>
+      <w:r>
+        <w:rPr>
+          <w:rFonts w:ascii="Consolas" w:eastAsia="Times New Roman" w:hAnsi="Consolas" w:cs="Times New Roman"/>
+          <w:color w:val="BBBBBB"/>
+          <w:sz w:val="21"/>
+          <w:szCs w:val="21"/>
+          <w:lang w:val="en-US"/>
+        </w:rPr>
+        <w:t xml:space="preserve"> </w:t>
       </w:r>
       <w:r>
         <w:rPr>
@@ -13197,7 +14638,7 @@
     <w:p>
       <w:pPr>
         <w:shd w:val="clear" w:color="auto" w:fill="1E1E1E"/>
-        <w:spacing w:after="0" w:line="285" w:lineRule="atLeast"/>
+        <w:spacing w:after="0" w:line="240" w:lineRule="auto"/>
         <w:ind w:left="0" w:firstLine="0"/>
         <w:jc w:val="left"/>
         <w:rPr>
@@ -13212,7 +14653,7 @@
     <w:p>
       <w:pPr>
         <w:shd w:val="clear" w:color="auto" w:fill="1E1E1E"/>
-        <w:spacing w:after="0" w:line="285" w:lineRule="atLeast"/>
+        <w:spacing w:after="0" w:line="240" w:lineRule="auto"/>
         <w:ind w:left="0" w:firstLine="0"/>
         <w:jc w:val="left"/>
         <w:rPr>
@@ -13277,7 +14718,7 @@
     <w:p>
       <w:pPr>
         <w:shd w:val="clear" w:color="auto" w:fill="1E1E1E"/>
-        <w:spacing w:after="0" w:line="285" w:lineRule="atLeast"/>
+        <w:spacing w:after="0" w:line="240" w:lineRule="auto"/>
         <w:ind w:left="0" w:firstLine="0"/>
         <w:jc w:val="left"/>
         <w:rPr>
@@ -13316,7 +14757,19 @@
           <w:szCs w:val="21"/>
           <w:lang w:val="en-US"/>
         </w:rPr>
-        <w:t xml:space="preserve"> rng.</w:t>
+        <w:t xml:space="preserve"> </w:t>
+      </w:r>
+      <w:proofErr w:type="spellStart"/>
+      <w:proofErr w:type="gramStart"/>
+      <w:r>
+        <w:rPr>
+          <w:rFonts w:ascii="Consolas" w:eastAsia="Times New Roman" w:hAnsi="Consolas" w:cs="Times New Roman"/>
+          <w:color w:val="BBBBBB"/>
+          <w:sz w:val="21"/>
+          <w:szCs w:val="21"/>
+          <w:lang w:val="en-US"/>
+        </w:rPr>
+        <w:t>rng.</w:t>
       </w:r>
       <w:r>
         <w:rPr>
@@ -13328,6 +14781,8 @@
         </w:rPr>
         <w:t>getrandbits</w:t>
       </w:r>
+      <w:proofErr w:type="spellEnd"/>
+      <w:proofErr w:type="gramEnd"/>
       <w:r>
         <w:rPr>
           <w:rFonts w:ascii="Consolas" w:eastAsia="Times New Roman" w:hAnsi="Consolas" w:cs="Times New Roman"/>
@@ -13372,7 +14827,7 @@
     <w:p>
       <w:pPr>
         <w:shd w:val="clear" w:color="auto" w:fill="1E1E1E"/>
-        <w:spacing w:after="0" w:line="285" w:lineRule="atLeast"/>
+        <w:spacing w:after="0" w:line="240" w:lineRule="auto"/>
         <w:ind w:left="0" w:firstLine="0"/>
         <w:jc w:val="left"/>
         <w:rPr>
@@ -13497,7 +14952,7 @@
     <w:p>
       <w:pPr>
         <w:shd w:val="clear" w:color="auto" w:fill="1E1E1E"/>
-        <w:spacing w:after="0" w:line="285" w:lineRule="atLeast"/>
+        <w:spacing w:after="0" w:line="240" w:lineRule="auto"/>
         <w:ind w:left="0" w:firstLine="0"/>
         <w:jc w:val="left"/>
         <w:rPr>
@@ -13558,6 +15013,7 @@
         </w:rPr>
         <w:t xml:space="preserve"> </w:t>
       </w:r>
+      <w:proofErr w:type="gramStart"/>
       <w:r>
         <w:rPr>
           <w:rFonts w:ascii="Consolas" w:eastAsia="Times New Roman" w:hAnsi="Consolas" w:cs="Times New Roman"/>
@@ -13586,7 +15042,18 @@
           <w:szCs w:val="21"/>
           <w:lang w:val="en-US"/>
         </w:rPr>
-        <w:t>!=</w:t>
+        <w:t>!</w:t>
+      </w:r>
+      <w:proofErr w:type="gramEnd"/>
+      <w:r>
+        <w:rPr>
+          <w:rFonts w:ascii="Consolas" w:eastAsia="Times New Roman" w:hAnsi="Consolas" w:cs="Times New Roman"/>
+          <w:color w:val="EE5D43"/>
+          <w:sz w:val="21"/>
+          <w:szCs w:val="21"/>
+          <w:lang w:val="en-US"/>
+        </w:rPr>
+        <w:t>=</w:t>
       </w:r>
       <w:r>
         <w:rPr>
@@ -13622,7 +15089,7 @@
     <w:p>
       <w:pPr>
         <w:shd w:val="clear" w:color="auto" w:fill="1E1E1E"/>
-        <w:spacing w:after="0" w:line="285" w:lineRule="atLeast"/>
+        <w:spacing w:after="0" w:line="240" w:lineRule="auto"/>
         <w:ind w:left="0" w:firstLine="0"/>
         <w:jc w:val="left"/>
         <w:rPr>
@@ -13657,7 +15124,7 @@
     <w:p>
       <w:pPr>
         <w:shd w:val="clear" w:color="auto" w:fill="1E1E1E"/>
-        <w:spacing w:after="0" w:line="285" w:lineRule="atLeast"/>
+        <w:spacing w:after="0" w:line="240" w:lineRule="auto"/>
         <w:ind w:left="0" w:firstLine="0"/>
         <w:jc w:val="left"/>
         <w:rPr>
@@ -13698,6 +15165,7 @@
         </w:rPr>
         <w:t xml:space="preserve"> </w:t>
       </w:r>
+      <w:proofErr w:type="spellStart"/>
       <w:r>
         <w:rPr>
           <w:rFonts w:ascii="Consolas" w:eastAsia="Times New Roman" w:hAnsi="Consolas" w:cs="Times New Roman"/>
@@ -13708,6 +15176,7 @@
         </w:rPr>
         <w:t>is_prime</w:t>
       </w:r>
+      <w:proofErr w:type="spellEnd"/>
       <w:r>
         <w:rPr>
           <w:rFonts w:ascii="Consolas" w:eastAsia="Times New Roman" w:hAnsi="Consolas" w:cs="Times New Roman"/>
@@ -13722,7 +15191,7 @@
     <w:p>
       <w:pPr>
         <w:shd w:val="clear" w:color="auto" w:fill="1E1E1E"/>
-        <w:spacing w:after="0" w:line="285" w:lineRule="atLeast"/>
+        <w:spacing w:after="0" w:line="240" w:lineRule="auto"/>
         <w:ind w:left="0" w:firstLine="0"/>
         <w:jc w:val="left"/>
         <w:rPr>
@@ -13741,7 +15210,6 @@
           <w:szCs w:val="21"/>
           <w:lang w:val="en-US"/>
         </w:rPr>
-        <w:lastRenderedPageBreak/>
         <w:t xml:space="preserve">            </w:t>
       </w:r>
       <w:r>
@@ -13768,7 +15236,7 @@
     <w:p>
       <w:pPr>
         <w:shd w:val="clear" w:color="auto" w:fill="1E1E1E"/>
-        <w:spacing w:after="240" w:line="285" w:lineRule="atLeast"/>
+        <w:spacing w:after="240" w:line="240" w:lineRule="auto"/>
         <w:ind w:left="0" w:firstLine="0"/>
         <w:jc w:val="left"/>
         <w:rPr>
@@ -13783,7 +15251,7 @@
     <w:p>
       <w:pPr>
         <w:shd w:val="clear" w:color="auto" w:fill="1E1E1E"/>
-        <w:spacing w:after="0" w:line="285" w:lineRule="atLeast"/>
+        <w:spacing w:after="0" w:line="240" w:lineRule="auto"/>
         <w:ind w:left="0" w:firstLine="0"/>
         <w:jc w:val="left"/>
         <w:rPr>
@@ -13814,6 +15282,7 @@
         </w:rPr>
         <w:t xml:space="preserve"> </w:t>
       </w:r>
+      <w:proofErr w:type="spellStart"/>
       <w:r>
         <w:rPr>
           <w:rFonts w:ascii="Consolas" w:eastAsia="Times New Roman" w:hAnsi="Consolas" w:cs="Times New Roman"/>
@@ -13822,8 +15291,20 @@
           <w:szCs w:val="21"/>
           <w:lang w:val="en-US"/>
         </w:rPr>
-        <w:t>is_prime</w:t>
-      </w:r>
+        <w:t>is_</w:t>
+      </w:r>
+      <w:proofErr w:type="gramStart"/>
+      <w:r>
+        <w:rPr>
+          <w:rFonts w:ascii="Consolas" w:eastAsia="Times New Roman" w:hAnsi="Consolas" w:cs="Times New Roman"/>
+          <w:color w:val="FFE66D"/>
+          <w:sz w:val="21"/>
+          <w:szCs w:val="21"/>
+          <w:lang w:val="en-US"/>
+        </w:rPr>
+        <w:t>prime</w:t>
+      </w:r>
+      <w:proofErr w:type="spellEnd"/>
       <w:r>
         <w:rPr>
           <w:rFonts w:ascii="Consolas" w:eastAsia="Times New Roman" w:hAnsi="Consolas" w:cs="Times New Roman"/>
@@ -13834,6 +15315,7 @@
         </w:rPr>
         <w:t>(</w:t>
       </w:r>
+      <w:proofErr w:type="gramEnd"/>
       <w:r>
         <w:rPr>
           <w:rFonts w:ascii="Consolas" w:eastAsia="Times New Roman" w:hAnsi="Consolas" w:cs="Times New Roman"/>
@@ -13898,7 +15380,7 @@
     <w:p>
       <w:pPr>
         <w:shd w:val="clear" w:color="auto" w:fill="1E1E1E"/>
-        <w:spacing w:after="0" w:line="285" w:lineRule="atLeast"/>
+        <w:spacing w:after="0" w:line="240" w:lineRule="auto"/>
         <w:ind w:left="0" w:firstLine="0"/>
         <w:jc w:val="left"/>
         <w:rPr>
@@ -13983,7 +15465,7 @@
     <w:p>
       <w:pPr>
         <w:shd w:val="clear" w:color="auto" w:fill="1E1E1E"/>
-        <w:spacing w:after="0" w:line="285" w:lineRule="atLeast"/>
+        <w:spacing w:after="0" w:line="240" w:lineRule="auto"/>
         <w:ind w:left="0" w:firstLine="0"/>
         <w:jc w:val="left"/>
         <w:rPr>
@@ -14038,7 +15520,7 @@
     <w:p>
       <w:pPr>
         <w:shd w:val="clear" w:color="auto" w:fill="1E1E1E"/>
-        <w:spacing w:after="0" w:line="285" w:lineRule="atLeast"/>
+        <w:spacing w:after="0" w:line="240" w:lineRule="auto"/>
         <w:ind w:left="0" w:firstLine="0"/>
         <w:jc w:val="left"/>
         <w:rPr>
@@ -14077,7 +15559,18 @@
           <w:szCs w:val="21"/>
           <w:lang w:val="en-US"/>
         </w:rPr>
-        <w:t xml:space="preserve"> p </w:t>
+        <w:t xml:space="preserve"> </w:t>
+      </w:r>
+      <w:proofErr w:type="spellStart"/>
+      <w:r>
+        <w:rPr>
+          <w:rFonts w:ascii="Consolas" w:eastAsia="Times New Roman" w:hAnsi="Consolas" w:cs="Times New Roman"/>
+          <w:color w:val="BBBBBB"/>
+          <w:sz w:val="21"/>
+          <w:szCs w:val="21"/>
+          <w:lang w:val="en-US"/>
+        </w:rPr>
+        <w:t xml:space="preserve">p </w:t>
       </w:r>
       <w:r>
         <w:rPr>
@@ -14089,6 +15582,7 @@
         </w:rPr>
         <w:t>in</w:t>
       </w:r>
+      <w:proofErr w:type="spellEnd"/>
       <w:r>
         <w:rPr>
           <w:rFonts w:ascii="Consolas" w:eastAsia="Times New Roman" w:hAnsi="Consolas" w:cs="Times New Roman"/>
@@ -14343,7 +15837,7 @@
     <w:p>
       <w:pPr>
         <w:shd w:val="clear" w:color="auto" w:fill="1E1E1E"/>
-        <w:spacing w:after="0" w:line="285" w:lineRule="atLeast"/>
+        <w:spacing w:after="0" w:line="240" w:lineRule="auto"/>
         <w:ind w:left="0" w:firstLine="0"/>
         <w:jc w:val="left"/>
         <w:rPr>
@@ -14408,7 +15902,7 @@
     <w:p>
       <w:pPr>
         <w:shd w:val="clear" w:color="auto" w:fill="1E1E1E"/>
-        <w:spacing w:after="0" w:line="285" w:lineRule="atLeast"/>
+        <w:spacing w:after="0" w:line="240" w:lineRule="auto"/>
         <w:ind w:left="0" w:firstLine="0"/>
         <w:jc w:val="left"/>
         <w:rPr>
@@ -14463,7 +15957,7 @@
     <w:p>
       <w:pPr>
         <w:shd w:val="clear" w:color="auto" w:fill="1E1E1E"/>
-        <w:spacing w:after="0" w:line="285" w:lineRule="atLeast"/>
+        <w:spacing w:after="0" w:line="240" w:lineRule="auto"/>
         <w:ind w:left="0" w:firstLine="0"/>
         <w:jc w:val="left"/>
         <w:rPr>
@@ -14568,7 +16062,7 @@
     <w:p>
       <w:pPr>
         <w:shd w:val="clear" w:color="auto" w:fill="1E1E1E"/>
-        <w:spacing w:after="0" w:line="285" w:lineRule="atLeast"/>
+        <w:spacing w:after="0" w:line="240" w:lineRule="auto"/>
         <w:ind w:left="0" w:firstLine="0"/>
         <w:jc w:val="left"/>
         <w:rPr>
@@ -14623,7 +16117,7 @@
     <w:p>
       <w:pPr>
         <w:shd w:val="clear" w:color="auto" w:fill="1E1E1E"/>
-        <w:spacing w:after="0" w:line="285" w:lineRule="atLeast"/>
+        <w:spacing w:after="0" w:line="240" w:lineRule="auto"/>
         <w:ind w:left="0" w:firstLine="0"/>
         <w:jc w:val="left"/>
         <w:rPr>
@@ -14638,7 +16132,7 @@
     <w:p>
       <w:pPr>
         <w:shd w:val="clear" w:color="auto" w:fill="1E1E1E"/>
-        <w:spacing w:after="0" w:line="285" w:lineRule="atLeast"/>
+        <w:spacing w:after="0" w:line="240" w:lineRule="auto"/>
         <w:ind w:left="0" w:firstLine="0"/>
         <w:jc w:val="left"/>
         <w:rPr>
@@ -14713,7 +16207,7 @@
     <w:p>
       <w:pPr>
         <w:shd w:val="clear" w:color="auto" w:fill="1E1E1E"/>
-        <w:spacing w:after="0" w:line="285" w:lineRule="atLeast"/>
+        <w:spacing w:after="0" w:line="240" w:lineRule="auto"/>
         <w:ind w:left="0" w:firstLine="0"/>
         <w:jc w:val="left"/>
         <w:rPr>
@@ -14768,7 +16262,7 @@
     <w:p>
       <w:pPr>
         <w:shd w:val="clear" w:color="auto" w:fill="1E1E1E"/>
-        <w:spacing w:after="0" w:line="285" w:lineRule="atLeast"/>
+        <w:spacing w:after="0" w:line="240" w:lineRule="auto"/>
         <w:ind w:left="0" w:firstLine="0"/>
         <w:jc w:val="left"/>
         <w:rPr>
@@ -14893,7 +16387,7 @@
     <w:p>
       <w:pPr>
         <w:shd w:val="clear" w:color="auto" w:fill="1E1E1E"/>
-        <w:spacing w:after="0" w:line="285" w:lineRule="atLeast"/>
+        <w:spacing w:after="0" w:line="240" w:lineRule="auto"/>
         <w:ind w:left="0" w:firstLine="0"/>
         <w:jc w:val="left"/>
         <w:rPr>
@@ -14948,7 +16442,7 @@
     <w:p>
       <w:pPr>
         <w:shd w:val="clear" w:color="auto" w:fill="1E1E1E"/>
-        <w:spacing w:after="0" w:line="285" w:lineRule="atLeast"/>
+        <w:spacing w:after="0" w:line="240" w:lineRule="auto"/>
         <w:ind w:left="0" w:firstLine="0"/>
         <w:jc w:val="left"/>
         <w:rPr>
@@ -15003,7 +16497,7 @@
     <w:p>
       <w:pPr>
         <w:shd w:val="clear" w:color="auto" w:fill="1E1E1E"/>
-        <w:spacing w:after="0" w:line="285" w:lineRule="atLeast"/>
+        <w:spacing w:after="0" w:line="240" w:lineRule="auto"/>
         <w:ind w:left="0" w:firstLine="0"/>
         <w:jc w:val="left"/>
         <w:rPr>
@@ -15018,7 +16512,7 @@
     <w:p>
       <w:pPr>
         <w:shd w:val="clear" w:color="auto" w:fill="1E1E1E"/>
-        <w:spacing w:after="0" w:line="285" w:lineRule="atLeast"/>
+        <w:spacing w:after="0" w:line="240" w:lineRule="auto"/>
         <w:ind w:left="0" w:firstLine="0"/>
         <w:jc w:val="left"/>
         <w:rPr>
@@ -15103,7 +16597,7 @@
     <w:p>
       <w:pPr>
         <w:shd w:val="clear" w:color="auto" w:fill="1E1E1E"/>
-        <w:spacing w:after="0" w:line="285" w:lineRule="atLeast"/>
+        <w:spacing w:after="0" w:line="240" w:lineRule="auto"/>
         <w:ind w:left="0" w:firstLine="0"/>
         <w:jc w:val="left"/>
         <w:rPr>
@@ -15142,7 +16636,19 @@
           <w:szCs w:val="21"/>
           <w:lang w:val="en-US"/>
         </w:rPr>
-        <w:t xml:space="preserve"> random.</w:t>
+        <w:t xml:space="preserve"> </w:t>
+      </w:r>
+      <w:proofErr w:type="spellStart"/>
+      <w:proofErr w:type="gramStart"/>
+      <w:r>
+        <w:rPr>
+          <w:rFonts w:ascii="Consolas" w:eastAsia="Times New Roman" w:hAnsi="Consolas" w:cs="Times New Roman"/>
+          <w:color w:val="BBBBBB"/>
+          <w:sz w:val="21"/>
+          <w:szCs w:val="21"/>
+          <w:lang w:val="en-US"/>
+        </w:rPr>
+        <w:t>random.</w:t>
       </w:r>
       <w:r>
         <w:rPr>
@@ -15154,6 +16660,8 @@
         </w:rPr>
         <w:t>randrange</w:t>
       </w:r>
+      <w:proofErr w:type="spellEnd"/>
+      <w:proofErr w:type="gramEnd"/>
       <w:r>
         <w:rPr>
           <w:rFonts w:ascii="Consolas" w:eastAsia="Times New Roman" w:hAnsi="Consolas" w:cs="Times New Roman"/>
@@ -15228,7 +16736,7 @@
     <w:p>
       <w:pPr>
         <w:shd w:val="clear" w:color="auto" w:fill="1E1E1E"/>
-        <w:spacing w:after="0" w:line="285" w:lineRule="atLeast"/>
+        <w:spacing w:after="0" w:line="240" w:lineRule="auto"/>
         <w:ind w:left="0" w:firstLine="0"/>
         <w:jc w:val="left"/>
         <w:rPr>
@@ -15269,6 +16777,7 @@
         </w:rPr>
         <w:t xml:space="preserve"> </w:t>
       </w:r>
+      <w:proofErr w:type="gramStart"/>
       <w:r>
         <w:rPr>
           <w:rFonts w:ascii="Consolas" w:eastAsia="Times New Roman" w:hAnsi="Consolas" w:cs="Times New Roman"/>
@@ -15287,13 +16796,24 @@
           <w:szCs w:val="21"/>
           <w:lang w:val="en-US"/>
         </w:rPr>
-        <w:t>(a, d, n)</w:t>
+        <w:t>(</w:t>
+      </w:r>
+      <w:proofErr w:type="gramEnd"/>
+      <w:r>
+        <w:rPr>
+          <w:rFonts w:ascii="Consolas" w:eastAsia="Times New Roman" w:hAnsi="Consolas" w:cs="Times New Roman"/>
+          <w:color w:val="BBBBBB"/>
+          <w:sz w:val="21"/>
+          <w:szCs w:val="21"/>
+          <w:lang w:val="en-US"/>
+        </w:rPr>
+        <w:t>a, d, n)</w:t>
       </w:r>
     </w:p>
     <w:p>
       <w:pPr>
         <w:shd w:val="clear" w:color="auto" w:fill="1E1E1E"/>
-        <w:spacing w:after="0" w:line="285" w:lineRule="atLeast"/>
+        <w:spacing w:after="0" w:line="240" w:lineRule="auto"/>
         <w:ind w:left="0" w:firstLine="0"/>
         <w:jc w:val="left"/>
         <w:rPr>
@@ -15312,6 +16832,7 @@
           <w:szCs w:val="21"/>
           <w:lang w:val="en-US"/>
         </w:rPr>
+        <w:lastRenderedPageBreak/>
         <w:t xml:space="preserve">        </w:t>
       </w:r>
       <w:r>
@@ -15458,7 +16979,7 @@
     <w:p>
       <w:pPr>
         <w:shd w:val="clear" w:color="auto" w:fill="1E1E1E"/>
-        <w:spacing w:after="0" w:line="285" w:lineRule="atLeast"/>
+        <w:spacing w:after="0" w:line="240" w:lineRule="auto"/>
         <w:ind w:left="0" w:firstLine="0"/>
         <w:jc w:val="left"/>
         <w:rPr>
@@ -15493,7 +17014,7 @@
     <w:p>
       <w:pPr>
         <w:shd w:val="clear" w:color="auto" w:fill="1E1E1E"/>
-        <w:spacing w:after="0" w:line="285" w:lineRule="atLeast"/>
+        <w:spacing w:after="0" w:line="240" w:lineRule="auto"/>
         <w:ind w:left="0" w:firstLine="0"/>
         <w:jc w:val="left"/>
         <w:rPr>
@@ -15554,6 +17075,7 @@
         </w:rPr>
         <w:t xml:space="preserve"> </w:t>
       </w:r>
+      <w:proofErr w:type="gramStart"/>
       <w:r>
         <w:rPr>
           <w:rFonts w:ascii="Consolas" w:eastAsia="Times New Roman" w:hAnsi="Consolas" w:cs="Times New Roman"/>
@@ -15572,7 +17094,18 @@
           <w:szCs w:val="21"/>
           <w:lang w:val="en-US"/>
         </w:rPr>
-        <w:t xml:space="preserve">(r </w:t>
+        <w:t>(</w:t>
+      </w:r>
+      <w:proofErr w:type="gramEnd"/>
+      <w:r>
+        <w:rPr>
+          <w:rFonts w:ascii="Consolas" w:eastAsia="Times New Roman" w:hAnsi="Consolas" w:cs="Times New Roman"/>
+          <w:color w:val="BBBBBB"/>
+          <w:sz w:val="21"/>
+          <w:szCs w:val="21"/>
+          <w:lang w:val="en-US"/>
+        </w:rPr>
+        <w:t xml:space="preserve">r </w:t>
       </w:r>
       <w:r>
         <w:rPr>
@@ -15618,7 +17151,7 @@
     <w:p>
       <w:pPr>
         <w:shd w:val="clear" w:color="auto" w:fill="1E1E1E"/>
-        <w:spacing w:after="0" w:line="285" w:lineRule="atLeast"/>
+        <w:spacing w:after="0" w:line="240" w:lineRule="auto"/>
         <w:ind w:left="0" w:firstLine="0"/>
         <w:jc w:val="left"/>
         <w:rPr>
@@ -15659,6 +17192,7 @@
         </w:rPr>
         <w:t xml:space="preserve"> </w:t>
       </w:r>
+      <w:proofErr w:type="gramStart"/>
       <w:r>
         <w:rPr>
           <w:rFonts w:ascii="Consolas" w:eastAsia="Times New Roman" w:hAnsi="Consolas" w:cs="Times New Roman"/>
@@ -15677,7 +17211,18 @@
           <w:szCs w:val="21"/>
           <w:lang w:val="en-US"/>
         </w:rPr>
-        <w:t xml:space="preserve">(x, </w:t>
+        <w:t>(</w:t>
+      </w:r>
+      <w:proofErr w:type="gramEnd"/>
+      <w:r>
+        <w:rPr>
+          <w:rFonts w:ascii="Consolas" w:eastAsia="Times New Roman" w:hAnsi="Consolas" w:cs="Times New Roman"/>
+          <w:color w:val="BBBBBB"/>
+          <w:sz w:val="21"/>
+          <w:szCs w:val="21"/>
+          <w:lang w:val="en-US"/>
+        </w:rPr>
+        <w:t xml:space="preserve">x, </w:t>
       </w:r>
       <w:r>
         <w:rPr>
@@ -15703,7 +17248,7 @@
     <w:p>
       <w:pPr>
         <w:shd w:val="clear" w:color="auto" w:fill="1E1E1E"/>
-        <w:spacing w:after="0" w:line="285" w:lineRule="atLeast"/>
+        <w:spacing w:after="0" w:line="240" w:lineRule="auto"/>
         <w:ind w:left="0" w:firstLine="0"/>
         <w:jc w:val="left"/>
         <w:rPr>
@@ -15808,7 +17353,7 @@
     <w:p>
       <w:pPr>
         <w:shd w:val="clear" w:color="auto" w:fill="1E1E1E"/>
-        <w:spacing w:after="0" w:line="285" w:lineRule="atLeast"/>
+        <w:spacing w:after="0" w:line="240" w:lineRule="auto"/>
         <w:ind w:left="0" w:firstLine="0"/>
         <w:jc w:val="left"/>
         <w:rPr>
@@ -15843,7 +17388,7 @@
     <w:p>
       <w:pPr>
         <w:shd w:val="clear" w:color="auto" w:fill="1E1E1E"/>
-        <w:spacing w:after="0" w:line="285" w:lineRule="atLeast"/>
+        <w:spacing w:after="0" w:line="240" w:lineRule="auto"/>
         <w:ind w:left="0" w:firstLine="0"/>
         <w:jc w:val="left"/>
         <w:rPr>
@@ -15888,7 +17433,7 @@
     <w:p>
       <w:pPr>
         <w:shd w:val="clear" w:color="auto" w:fill="1E1E1E"/>
-        <w:spacing w:after="0" w:line="285" w:lineRule="atLeast"/>
+        <w:spacing w:after="0" w:line="240" w:lineRule="auto"/>
         <w:ind w:left="0" w:firstLine="0"/>
         <w:jc w:val="left"/>
         <w:rPr>
@@ -15943,7 +17488,7 @@
     <w:p>
       <w:pPr>
         <w:shd w:val="clear" w:color="auto" w:fill="1E1E1E"/>
-        <w:spacing w:after="0" w:line="285" w:lineRule="atLeast"/>
+        <w:spacing w:after="0" w:line="240" w:lineRule="auto"/>
         <w:ind w:left="0" w:firstLine="0"/>
         <w:jc w:val="left"/>
         <w:rPr>
@@ -15998,7 +17543,7 @@
     <w:p>
       <w:pPr>
         <w:shd w:val="clear" w:color="auto" w:fill="1E1E1E"/>
-        <w:spacing w:after="240" w:line="285" w:lineRule="atLeast"/>
+        <w:spacing w:after="240" w:line="240" w:lineRule="auto"/>
         <w:ind w:left="0" w:firstLine="0"/>
         <w:jc w:val="left"/>
         <w:rPr>
@@ -16013,7 +17558,7 @@
     <w:p>
       <w:pPr>
         <w:shd w:val="clear" w:color="auto" w:fill="1E1E1E"/>
-        <w:spacing w:after="0" w:line="285" w:lineRule="atLeast"/>
+        <w:spacing w:after="0" w:line="240" w:lineRule="auto"/>
         <w:ind w:left="0" w:firstLine="0"/>
         <w:jc w:val="left"/>
         <w:rPr>
@@ -16108,7 +17653,7 @@
     <w:p>
       <w:pPr>
         <w:shd w:val="clear" w:color="auto" w:fill="1E1E1E"/>
-        <w:spacing w:after="0" w:line="285" w:lineRule="atLeast"/>
+        <w:spacing w:after="0" w:line="240" w:lineRule="auto"/>
         <w:ind w:left="0" w:firstLine="0"/>
         <w:jc w:val="left"/>
         <w:rPr>
@@ -16183,7 +17728,7 @@
     <w:p>
       <w:pPr>
         <w:shd w:val="clear" w:color="auto" w:fill="1E1E1E"/>
-        <w:spacing w:after="0" w:line="285" w:lineRule="atLeast"/>
+        <w:spacing w:after="0" w:line="240" w:lineRule="auto"/>
         <w:ind w:left="0" w:firstLine="0"/>
         <w:jc w:val="left"/>
         <w:rPr>
@@ -16198,7 +17743,7 @@
     <w:p>
       <w:pPr>
         <w:shd w:val="clear" w:color="auto" w:fill="1E1E1E"/>
-        <w:spacing w:after="0" w:line="285" w:lineRule="atLeast"/>
+        <w:spacing w:after="0" w:line="240" w:lineRule="auto"/>
         <w:ind w:left="0" w:firstLine="0"/>
         <w:jc w:val="left"/>
         <w:rPr>
@@ -16206,7 +17751,6 @@
           <w:color w:val="BBBBBB"/>
           <w:sz w:val="21"/>
           <w:szCs w:val="21"/>
-          <w:lang w:val="en-US"/>
         </w:rPr>
       </w:pPr>
       <w:r>
@@ -16219,6 +17763,7 @@
         </w:rPr>
         <w:t xml:space="preserve">    </w:t>
       </w:r>
+      <w:proofErr w:type="gramStart"/>
       <w:r>
         <w:rPr>
           <w:rFonts w:ascii="Consolas" w:eastAsia="Times New Roman" w:hAnsi="Consolas" w:cs="Times New Roman"/>
@@ -16235,10 +17780,10 @@
           <w:color w:val="BBBBBB"/>
           <w:sz w:val="21"/>
           <w:szCs w:val="21"/>
-          <w:lang w:val="en-US"/>
         </w:rPr>
         <w:t>(</w:t>
       </w:r>
+      <w:proofErr w:type="gramEnd"/>
       <w:r>
         <w:rPr>
           <w:rFonts w:ascii="Consolas" w:eastAsia="Times New Roman" w:hAnsi="Consolas" w:cs="Times New Roman"/>
@@ -16255,7 +17800,6 @@
           <w:color w:val="96E072"/>
           <w:sz w:val="21"/>
           <w:szCs w:val="21"/>
-          <w:lang w:val="en-US"/>
         </w:rPr>
         <w:t>"</w:t>
       </w:r>
@@ -16274,7 +17818,6 @@
           <w:color w:val="96E072"/>
           <w:sz w:val="21"/>
           <w:szCs w:val="21"/>
-          <w:lang w:val="en-US"/>
         </w:rPr>
         <w:t xml:space="preserve"> </w:t>
       </w:r>
@@ -16293,9 +17836,8 @@
           <w:color w:val="96E072"/>
           <w:sz w:val="21"/>
           <w:szCs w:val="21"/>
-          <w:lang w:val="en-US"/>
-        </w:rPr>
-        <w:t xml:space="preserve"> p </w:t>
+        </w:rPr>
+        <w:t xml:space="preserve"> </w:t>
       </w:r>
       <w:r>
         <w:rPr>
@@ -16303,6 +17845,25 @@
           <w:color w:val="96E072"/>
           <w:sz w:val="21"/>
           <w:szCs w:val="21"/>
+          <w:lang w:val="en-US"/>
+        </w:rPr>
+        <w:t>p</w:t>
+      </w:r>
+      <w:r>
+        <w:rPr>
+          <w:rFonts w:ascii="Consolas" w:eastAsia="Times New Roman" w:hAnsi="Consolas" w:cs="Times New Roman"/>
+          <w:color w:val="96E072"/>
+          <w:sz w:val="21"/>
+          <w:szCs w:val="21"/>
+        </w:rPr>
+        <w:t xml:space="preserve"> </w:t>
+      </w:r>
+      <w:r>
+        <w:rPr>
+          <w:rFonts w:ascii="Consolas" w:eastAsia="Times New Roman" w:hAnsi="Consolas" w:cs="Times New Roman"/>
+          <w:color w:val="96E072"/>
+          <w:sz w:val="21"/>
+          <w:szCs w:val="21"/>
         </w:rPr>
         <w:t>размером</w:t>
       </w:r>
@@ -16312,7 +17873,6 @@
           <w:color w:val="96E072"/>
           <w:sz w:val="21"/>
           <w:szCs w:val="21"/>
-          <w:lang w:val="en-US"/>
         </w:rPr>
         <w:t xml:space="preserve"> </w:t>
       </w:r>
@@ -16322,7 +17882,6 @@
           <w:color w:val="EE5D43"/>
           <w:sz w:val="21"/>
           <w:szCs w:val="21"/>
-          <w:lang w:val="en-US"/>
         </w:rPr>
         <w:t>{</w:t>
       </w:r>
@@ -16342,7 +17901,6 @@
           <w:color w:val="EE5D43"/>
           <w:sz w:val="21"/>
           <w:szCs w:val="21"/>
-          <w:lang w:val="en-US"/>
         </w:rPr>
         <w:t>}</w:t>
       </w:r>
@@ -16352,7 +17910,6 @@
           <w:color w:val="96E072"/>
           <w:sz w:val="21"/>
           <w:szCs w:val="21"/>
-          <w:lang w:val="en-US"/>
         </w:rPr>
         <w:t xml:space="preserve"> </w:t>
       </w:r>
@@ -16371,17 +17928,34 @@
           <w:color w:val="96E072"/>
           <w:sz w:val="21"/>
           <w:szCs w:val="21"/>
-          <w:lang w:val="en-US"/>
-        </w:rPr>
-        <w:t xml:space="preserve"> (p % 4 == 3)..."</w:t>
-      </w:r>
-      <w:r>
-        <w:rPr>
-          <w:rFonts w:ascii="Consolas" w:eastAsia="Times New Roman" w:hAnsi="Consolas" w:cs="Times New Roman"/>
-          <w:color w:val="BBBBBB"/>
-          <w:sz w:val="21"/>
-          <w:szCs w:val="21"/>
-          <w:lang w:val="en-US"/>
+        </w:rPr>
+        <w:t xml:space="preserve"> (</w:t>
+      </w:r>
+      <w:r>
+        <w:rPr>
+          <w:rFonts w:ascii="Consolas" w:eastAsia="Times New Roman" w:hAnsi="Consolas" w:cs="Times New Roman"/>
+          <w:color w:val="96E072"/>
+          <w:sz w:val="21"/>
+          <w:szCs w:val="21"/>
+          <w:lang w:val="en-US"/>
+        </w:rPr>
+        <w:t>p</w:t>
+      </w:r>
+      <w:r>
+        <w:rPr>
+          <w:rFonts w:ascii="Consolas" w:eastAsia="Times New Roman" w:hAnsi="Consolas" w:cs="Times New Roman"/>
+          <w:color w:val="96E072"/>
+          <w:sz w:val="21"/>
+          <w:szCs w:val="21"/>
+        </w:rPr>
+        <w:t xml:space="preserve"> % 4 == 3)..."</w:t>
+      </w:r>
+      <w:r>
+        <w:rPr>
+          <w:rFonts w:ascii="Consolas" w:eastAsia="Times New Roman" w:hAnsi="Consolas" w:cs="Times New Roman"/>
+          <w:color w:val="BBBBBB"/>
+          <w:sz w:val="21"/>
+          <w:szCs w:val="21"/>
         </w:rPr>
         <w:t>)</w:t>
       </w:r>
@@ -16389,7 +17963,7 @@
     <w:p>
       <w:pPr>
         <w:shd w:val="clear" w:color="auto" w:fill="1E1E1E"/>
-        <w:spacing w:after="0" w:line="285" w:lineRule="atLeast"/>
+        <w:spacing w:after="0" w:line="240" w:lineRule="auto"/>
         <w:ind w:left="0" w:firstLine="0"/>
         <w:jc w:val="left"/>
         <w:rPr>
@@ -16408,7 +17982,35 @@
           <w:szCs w:val="21"/>
           <w:lang w:val="en-US"/>
         </w:rPr>
-        <w:t xml:space="preserve">    </w:t>
+        <w:t> </w:t>
+      </w:r>
+      <w:r>
+        <w:rPr>
+          <w:rFonts w:ascii="Consolas" w:eastAsia="Times New Roman" w:hAnsi="Consolas" w:cs="Times New Roman"/>
+          <w:color w:val="BBBBBB"/>
+          <w:sz w:val="21"/>
+          <w:szCs w:val="21"/>
+        </w:rPr>
+        <w:t xml:space="preserve"> </w:t>
+      </w:r>
+      <w:r>
+        <w:rPr>
+          <w:rFonts w:ascii="Consolas" w:eastAsia="Times New Roman" w:hAnsi="Consolas" w:cs="Times New Roman"/>
+          <w:color w:val="BBBBBB"/>
+          <w:sz w:val="21"/>
+          <w:szCs w:val="21"/>
+          <w:lang w:val="en-US"/>
+        </w:rPr>
+        <w:t> </w:t>
+      </w:r>
+      <w:r>
+        <w:rPr>
+          <w:rFonts w:ascii="Consolas" w:eastAsia="Times New Roman" w:hAnsi="Consolas" w:cs="Times New Roman"/>
+          <w:color w:val="BBBBBB"/>
+          <w:sz w:val="21"/>
+          <w:szCs w:val="21"/>
+        </w:rPr>
+        <w:t xml:space="preserve"> </w:t>
       </w:r>
       <w:r>
         <w:rPr>
@@ -16440,6 +18042,7 @@
         </w:rPr>
         <w:t xml:space="preserve"> </w:t>
       </w:r>
+      <w:proofErr w:type="spellStart"/>
       <w:r>
         <w:rPr>
           <w:rFonts w:ascii="Consolas" w:eastAsia="Times New Roman" w:hAnsi="Consolas" w:cs="Times New Roman"/>
@@ -16448,8 +18051,20 @@
           <w:szCs w:val="21"/>
           <w:lang w:val="en-US"/>
         </w:rPr>
-        <w:t>find_prime</w:t>
-      </w:r>
+        <w:t>find_</w:t>
+      </w:r>
+      <w:proofErr w:type="gramStart"/>
+      <w:r>
+        <w:rPr>
+          <w:rFonts w:ascii="Consolas" w:eastAsia="Times New Roman" w:hAnsi="Consolas" w:cs="Times New Roman"/>
+          <w:color w:val="FFE66D"/>
+          <w:sz w:val="21"/>
+          <w:szCs w:val="21"/>
+          <w:lang w:val="en-US"/>
+        </w:rPr>
+        <w:t>prime</w:t>
+      </w:r>
+      <w:proofErr w:type="spellEnd"/>
       <w:r>
         <w:rPr>
           <w:rFonts w:ascii="Consolas" w:eastAsia="Times New Roman" w:hAnsi="Consolas" w:cs="Times New Roman"/>
@@ -16460,6 +18075,7 @@
         </w:rPr>
         <w:t>(</w:t>
       </w:r>
+      <w:proofErr w:type="gramEnd"/>
       <w:r>
         <w:rPr>
           <w:rFonts w:ascii="Consolas" w:eastAsia="Times New Roman" w:hAnsi="Consolas" w:cs="Times New Roman"/>
@@ -16484,7 +18100,7 @@
     <w:p>
       <w:pPr>
         <w:shd w:val="clear" w:color="auto" w:fill="1E1E1E"/>
-        <w:spacing w:after="0" w:line="285" w:lineRule="atLeast"/>
+        <w:spacing w:after="0" w:line="240" w:lineRule="auto"/>
         <w:ind w:left="0" w:firstLine="0"/>
         <w:jc w:val="left"/>
         <w:rPr>
@@ -16505,6 +18121,7 @@
         </w:rPr>
         <w:t xml:space="preserve">    </w:t>
       </w:r>
+      <w:proofErr w:type="gramStart"/>
       <w:r>
         <w:rPr>
           <w:rFonts w:ascii="Consolas" w:eastAsia="Times New Roman" w:hAnsi="Consolas" w:cs="Times New Roman"/>
@@ -16525,6 +18142,8 @@
         </w:rPr>
         <w:t>(</w:t>
       </w:r>
+      <w:proofErr w:type="spellStart"/>
+      <w:proofErr w:type="gramEnd"/>
       <w:r>
         <w:rPr>
           <w:rFonts w:ascii="Consolas" w:eastAsia="Times New Roman" w:hAnsi="Consolas" w:cs="Times New Roman"/>
@@ -16543,7 +18162,18 @@
           <w:szCs w:val="21"/>
           <w:lang w:val="en-US"/>
         </w:rPr>
-        <w:t xml:space="preserve">"p = </w:t>
+        <w:t>"p</w:t>
+      </w:r>
+      <w:proofErr w:type="spellEnd"/>
+      <w:r>
+        <w:rPr>
+          <w:rFonts w:ascii="Consolas" w:eastAsia="Times New Roman" w:hAnsi="Consolas" w:cs="Times New Roman"/>
+          <w:color w:val="96E072"/>
+          <w:sz w:val="21"/>
+          <w:szCs w:val="21"/>
+          <w:lang w:val="en-US"/>
+        </w:rPr>
+        <w:t xml:space="preserve"> = </w:t>
       </w:r>
       <w:r>
         <w:rPr>
@@ -16599,7 +18229,7 @@
     <w:p>
       <w:pPr>
         <w:shd w:val="clear" w:color="auto" w:fill="1E1E1E"/>
-        <w:spacing w:after="0" w:line="285" w:lineRule="atLeast"/>
+        <w:spacing w:after="0" w:line="240" w:lineRule="auto"/>
         <w:ind w:left="0" w:firstLine="0"/>
         <w:jc w:val="left"/>
         <w:rPr>
@@ -16614,7 +18244,7 @@
     <w:p>
       <w:pPr>
         <w:shd w:val="clear" w:color="auto" w:fill="1E1E1E"/>
-        <w:spacing w:after="0" w:line="285" w:lineRule="atLeast"/>
+        <w:spacing w:after="0" w:line="240" w:lineRule="auto"/>
         <w:ind w:left="0" w:firstLine="0"/>
         <w:jc w:val="left"/>
         <w:rPr>
@@ -16679,7 +18309,7 @@
     <w:p>
       <w:pPr>
         <w:shd w:val="clear" w:color="auto" w:fill="1E1E1E"/>
-        <w:spacing w:after="0" w:line="285" w:lineRule="atLeast"/>
+        <w:spacing w:after="0" w:line="240" w:lineRule="auto"/>
         <w:ind w:left="0" w:firstLine="0"/>
         <w:jc w:val="left"/>
         <w:rPr>
@@ -16718,7 +18348,19 @@
           <w:szCs w:val="21"/>
           <w:lang w:val="en-US"/>
         </w:rPr>
-        <w:t xml:space="preserve"> random.</w:t>
+        <w:t xml:space="preserve"> </w:t>
+      </w:r>
+      <w:proofErr w:type="spellStart"/>
+      <w:proofErr w:type="gramStart"/>
+      <w:r>
+        <w:rPr>
+          <w:rFonts w:ascii="Consolas" w:eastAsia="Times New Roman" w:hAnsi="Consolas" w:cs="Times New Roman"/>
+          <w:color w:val="BBBBBB"/>
+          <w:sz w:val="21"/>
+          <w:szCs w:val="21"/>
+          <w:lang w:val="en-US"/>
+        </w:rPr>
+        <w:t>random.</w:t>
       </w:r>
       <w:r>
         <w:rPr>
@@ -16730,6 +18372,8 @@
         </w:rPr>
         <w:t>randint</w:t>
       </w:r>
+      <w:proofErr w:type="spellEnd"/>
+      <w:proofErr w:type="gramEnd"/>
       <w:r>
         <w:rPr>
           <w:rFonts w:ascii="Consolas" w:eastAsia="Times New Roman" w:hAnsi="Consolas" w:cs="Times New Roman"/>
@@ -16804,7 +18448,7 @@
     <w:p>
       <w:pPr>
         <w:shd w:val="clear" w:color="auto" w:fill="1E1E1E"/>
-        <w:spacing w:after="0" w:line="285" w:lineRule="atLeast"/>
+        <w:spacing w:after="0" w:line="240" w:lineRule="auto"/>
         <w:ind w:left="0" w:firstLine="0"/>
         <w:jc w:val="left"/>
         <w:rPr>
@@ -16843,7 +18487,19 @@
           <w:szCs w:val="21"/>
           <w:lang w:val="en-US"/>
         </w:rPr>
-        <w:t xml:space="preserve"> random.</w:t>
+        <w:t xml:space="preserve"> </w:t>
+      </w:r>
+      <w:proofErr w:type="spellStart"/>
+      <w:proofErr w:type="gramStart"/>
+      <w:r>
+        <w:rPr>
+          <w:rFonts w:ascii="Consolas" w:eastAsia="Times New Roman" w:hAnsi="Consolas" w:cs="Times New Roman"/>
+          <w:color w:val="BBBBBB"/>
+          <w:sz w:val="21"/>
+          <w:szCs w:val="21"/>
+          <w:lang w:val="en-US"/>
+        </w:rPr>
+        <w:t>random.</w:t>
       </w:r>
       <w:r>
         <w:rPr>
@@ -16855,6 +18511,8 @@
         </w:rPr>
         <w:t>randint</w:t>
       </w:r>
+      <w:proofErr w:type="spellEnd"/>
+      <w:proofErr w:type="gramEnd"/>
       <w:r>
         <w:rPr>
           <w:rFonts w:ascii="Consolas" w:eastAsia="Times New Roman" w:hAnsi="Consolas" w:cs="Times New Roman"/>
@@ -16929,7 +18587,7 @@
     <w:p>
       <w:pPr>
         <w:shd w:val="clear" w:color="auto" w:fill="1E1E1E"/>
-        <w:spacing w:after="0" w:line="285" w:lineRule="atLeast"/>
+        <w:spacing w:after="0" w:line="240" w:lineRule="auto"/>
         <w:ind w:left="0" w:firstLine="0"/>
         <w:jc w:val="left"/>
         <w:rPr>
@@ -16974,7 +18632,7 @@
     <w:p>
       <w:pPr>
         <w:shd w:val="clear" w:color="auto" w:fill="1E1E1E"/>
-        <w:spacing w:after="0" w:line="285" w:lineRule="atLeast"/>
+        <w:spacing w:after="0" w:line="240" w:lineRule="auto"/>
         <w:ind w:left="0" w:firstLine="0"/>
         <w:jc w:val="left"/>
         <w:rPr>
@@ -17015,6 +18673,8 @@
         </w:rPr>
         <w:t xml:space="preserve"> </w:t>
       </w:r>
+      <w:proofErr w:type="spellStart"/>
+      <w:proofErr w:type="gramStart"/>
       <w:r>
         <w:rPr>
           <w:rFonts w:ascii="Consolas" w:eastAsia="Times New Roman" w:hAnsi="Consolas" w:cs="Times New Roman"/>
@@ -17025,21 +18685,33 @@
         </w:rPr>
         <w:t>EllipticCurve</w:t>
       </w:r>
-      <w:r>
-        <w:rPr>
-          <w:rFonts w:ascii="Consolas" w:eastAsia="Times New Roman" w:hAnsi="Consolas" w:cs="Times New Roman"/>
-          <w:color w:val="BBBBBB"/>
-          <w:sz w:val="21"/>
-          <w:szCs w:val="21"/>
-          <w:lang w:val="en-US"/>
-        </w:rPr>
-        <w:t>(a, b, p)</w:t>
+      <w:proofErr w:type="spellEnd"/>
+      <w:r>
+        <w:rPr>
+          <w:rFonts w:ascii="Consolas" w:eastAsia="Times New Roman" w:hAnsi="Consolas" w:cs="Times New Roman"/>
+          <w:color w:val="BBBBBB"/>
+          <w:sz w:val="21"/>
+          <w:szCs w:val="21"/>
+          <w:lang w:val="en-US"/>
+        </w:rPr>
+        <w:t>(</w:t>
+      </w:r>
+      <w:proofErr w:type="gramEnd"/>
+      <w:r>
+        <w:rPr>
+          <w:rFonts w:ascii="Consolas" w:eastAsia="Times New Roman" w:hAnsi="Consolas" w:cs="Times New Roman"/>
+          <w:color w:val="BBBBBB"/>
+          <w:sz w:val="21"/>
+          <w:szCs w:val="21"/>
+          <w:lang w:val="en-US"/>
+        </w:rPr>
+        <w:t>a, b, p)</w:t>
       </w:r>
     </w:p>
     <w:p>
       <w:pPr>
         <w:shd w:val="clear" w:color="auto" w:fill="1E1E1E"/>
-        <w:spacing w:after="0" w:line="285" w:lineRule="atLeast"/>
+        <w:spacing w:after="0" w:line="240" w:lineRule="auto"/>
         <w:ind w:left="0" w:firstLine="0"/>
         <w:jc w:val="left"/>
         <w:rPr>
@@ -17074,7 +18746,7 @@
     <w:p>
       <w:pPr>
         <w:shd w:val="clear" w:color="auto" w:fill="1E1E1E"/>
-        <w:spacing w:after="0" w:line="285" w:lineRule="atLeast"/>
+        <w:spacing w:after="0" w:line="240" w:lineRule="auto"/>
         <w:ind w:left="0" w:firstLine="0"/>
         <w:jc w:val="left"/>
         <w:rPr>
@@ -17093,7 +18765,6 @@
           <w:szCs w:val="21"/>
           <w:lang w:val="en-US"/>
         </w:rPr>
-        <w:lastRenderedPageBreak/>
         <w:t xml:space="preserve">        </w:t>
       </w:r>
       <w:r>
@@ -17116,6 +18787,7 @@
         </w:rPr>
         <w:t xml:space="preserve"> </w:t>
       </w:r>
+      <w:proofErr w:type="spellStart"/>
       <w:r>
         <w:rPr>
           <w:rFonts w:ascii="Consolas" w:eastAsia="Times New Roman" w:hAnsi="Consolas" w:cs="Times New Roman"/>
@@ -17126,6 +18798,7 @@
         </w:rPr>
         <w:t>ValueError</w:t>
       </w:r>
+      <w:proofErr w:type="spellEnd"/>
       <w:r>
         <w:rPr>
           <w:rFonts w:ascii="Consolas" w:eastAsia="Times New Roman" w:hAnsi="Consolas" w:cs="Times New Roman"/>
@@ -17140,7 +18813,7 @@
     <w:p>
       <w:pPr>
         <w:shd w:val="clear" w:color="auto" w:fill="1E1E1E"/>
-        <w:spacing w:after="0" w:line="285" w:lineRule="atLeast"/>
+        <w:spacing w:after="0" w:line="240" w:lineRule="auto"/>
         <w:ind w:left="0" w:firstLine="0"/>
         <w:jc w:val="left"/>
         <w:rPr>
@@ -17175,7 +18848,7 @@
     <w:p>
       <w:pPr>
         <w:shd w:val="clear" w:color="auto" w:fill="1E1E1E"/>
-        <w:spacing w:after="0" w:line="285" w:lineRule="atLeast"/>
+        <w:spacing w:after="0" w:line="240" w:lineRule="auto"/>
         <w:ind w:left="0" w:firstLine="0"/>
         <w:jc w:val="left"/>
         <w:rPr>
@@ -17190,7 +18863,7 @@
     <w:p>
       <w:pPr>
         <w:shd w:val="clear" w:color="auto" w:fill="1E1E1E"/>
-        <w:spacing w:after="0" w:line="285" w:lineRule="atLeast"/>
+        <w:spacing w:after="0" w:line="240" w:lineRule="auto"/>
         <w:ind w:left="0" w:firstLine="0"/>
         <w:jc w:val="left"/>
         <w:rPr>
@@ -17211,6 +18884,7 @@
         </w:rPr>
         <w:t xml:space="preserve">    </w:t>
       </w:r>
+      <w:proofErr w:type="gramStart"/>
       <w:r>
         <w:rPr>
           <w:rFonts w:ascii="Consolas" w:eastAsia="Times New Roman" w:hAnsi="Consolas" w:cs="Times New Roman"/>
@@ -17231,6 +18905,7 @@
         </w:rPr>
         <w:t>(</w:t>
       </w:r>
+      <w:proofErr w:type="gramEnd"/>
       <w:r>
         <w:rPr>
           <w:rFonts w:ascii="Consolas" w:eastAsia="Times New Roman" w:hAnsi="Consolas" w:cs="Times New Roman"/>
@@ -17404,7 +19079,7 @@
     <w:p>
       <w:pPr>
         <w:shd w:val="clear" w:color="auto" w:fill="1E1E1E"/>
-        <w:spacing w:after="0" w:line="285" w:lineRule="atLeast"/>
+        <w:spacing w:after="0" w:line="240" w:lineRule="auto"/>
         <w:ind w:left="0" w:firstLine="0"/>
         <w:jc w:val="left"/>
         <w:rPr>
@@ -17419,7 +19094,7 @@
     <w:p>
       <w:pPr>
         <w:shd w:val="clear" w:color="auto" w:fill="1E1E1E"/>
-        <w:spacing w:after="0" w:line="285" w:lineRule="atLeast"/>
+        <w:spacing w:after="0" w:line="240" w:lineRule="auto"/>
         <w:ind w:left="0" w:firstLine="0"/>
         <w:jc w:val="left"/>
         <w:rPr>
@@ -17460,6 +19135,7 @@
         </w:rPr>
         <w:t xml:space="preserve"> </w:t>
       </w:r>
+      <w:proofErr w:type="spellStart"/>
       <w:r>
         <w:rPr>
           <w:rFonts w:ascii="Consolas" w:eastAsia="Times New Roman" w:hAnsi="Consolas" w:cs="Times New Roman"/>
@@ -17470,6 +19146,7 @@
         </w:rPr>
         <w:t>find_point</w:t>
       </w:r>
+      <w:proofErr w:type="spellEnd"/>
       <w:r>
         <w:rPr>
           <w:rFonts w:ascii="Consolas" w:eastAsia="Times New Roman" w:hAnsi="Consolas" w:cs="Times New Roman"/>
@@ -17484,7 +19161,7 @@
     <w:p>
       <w:pPr>
         <w:shd w:val="clear" w:color="auto" w:fill="1E1E1E"/>
-        <w:spacing w:after="0" w:line="285" w:lineRule="atLeast"/>
+        <w:spacing w:after="0" w:line="240" w:lineRule="auto"/>
         <w:ind w:left="0" w:firstLine="0"/>
         <w:jc w:val="left"/>
         <w:rPr>
@@ -17505,6 +19182,7 @@
         </w:rPr>
         <w:t xml:space="preserve">    </w:t>
       </w:r>
+      <w:proofErr w:type="gramStart"/>
       <w:r>
         <w:rPr>
           <w:rFonts w:ascii="Consolas" w:eastAsia="Times New Roman" w:hAnsi="Consolas" w:cs="Times New Roman"/>
@@ -17525,6 +19203,7 @@
         </w:rPr>
         <w:t>(</w:t>
       </w:r>
+      <w:proofErr w:type="gramEnd"/>
       <w:r>
         <w:rPr>
           <w:rFonts w:ascii="Consolas" w:eastAsia="Times New Roman" w:hAnsi="Consolas" w:cs="Times New Roman"/>
@@ -17618,7 +19297,7 @@
     <w:p>
       <w:pPr>
         <w:shd w:val="clear" w:color="auto" w:fill="1E1E1E"/>
-        <w:spacing w:after="0" w:line="285" w:lineRule="atLeast"/>
+        <w:spacing w:after="0" w:line="240" w:lineRule="auto"/>
         <w:ind w:left="0" w:firstLine="0"/>
         <w:jc w:val="left"/>
         <w:rPr>
@@ -17639,6 +19318,7 @@
         </w:rPr>
         <w:t xml:space="preserve">    </w:t>
       </w:r>
+      <w:proofErr w:type="gramStart"/>
       <w:r>
         <w:rPr>
           <w:rFonts w:ascii="Consolas" w:eastAsia="Times New Roman" w:hAnsi="Consolas" w:cs="Times New Roman"/>
@@ -17659,6 +19339,8 @@
         </w:rPr>
         <w:t>(</w:t>
       </w:r>
+      <w:proofErr w:type="spellStart"/>
+      <w:proofErr w:type="gramEnd"/>
       <w:r>
         <w:rPr>
           <w:rFonts w:ascii="Consolas" w:eastAsia="Times New Roman" w:hAnsi="Consolas" w:cs="Times New Roman"/>
@@ -17677,14 +19359,25 @@
           <w:szCs w:val="21"/>
           <w:lang w:val="en-US"/>
         </w:rPr>
-        <w:t xml:space="preserve">"G </w:t>
-      </w:r>
+        <w:t>"G</w:t>
+      </w:r>
+      <w:proofErr w:type="spellEnd"/>
       <w:r>
         <w:rPr>
           <w:rFonts w:ascii="Consolas" w:eastAsia="Times New Roman" w:hAnsi="Consolas" w:cs="Times New Roman"/>
           <w:color w:val="96E072"/>
           <w:sz w:val="21"/>
           <w:szCs w:val="21"/>
+          <w:lang w:val="en-US"/>
+        </w:rPr>
+        <w:t xml:space="preserve"> </w:t>
+      </w:r>
+      <w:r>
+        <w:rPr>
+          <w:rFonts w:ascii="Consolas" w:eastAsia="Times New Roman" w:hAnsi="Consolas" w:cs="Times New Roman"/>
+          <w:color w:val="96E072"/>
+          <w:sz w:val="21"/>
+          <w:szCs w:val="21"/>
         </w:rPr>
         <w:t>на</w:t>
       </w:r>
@@ -17727,6 +19420,7 @@
         </w:rPr>
         <w:t>{</w:t>
       </w:r>
+      <w:proofErr w:type="spellStart"/>
       <w:r>
         <w:rPr>
           <w:rFonts w:ascii="Consolas" w:eastAsia="Times New Roman" w:hAnsi="Consolas" w:cs="Times New Roman"/>
@@ -17747,6 +19441,7 @@
         </w:rPr>
         <w:t>is_on_curve</w:t>
       </w:r>
+      <w:proofErr w:type="spellEnd"/>
       <w:r>
         <w:rPr>
           <w:rFonts w:ascii="Consolas" w:eastAsia="Times New Roman" w:hAnsi="Consolas" w:cs="Times New Roman"/>
@@ -17791,7 +19486,7 @@
     <w:p>
       <w:pPr>
         <w:shd w:val="clear" w:color="auto" w:fill="1E1E1E"/>
-        <w:spacing w:after="0" w:line="285" w:lineRule="atLeast"/>
+        <w:spacing w:after="0" w:line="240" w:lineRule="auto"/>
         <w:ind w:left="0" w:firstLine="0"/>
         <w:jc w:val="left"/>
         <w:rPr>
@@ -17806,7 +19501,7 @@
     <w:p>
       <w:pPr>
         <w:shd w:val="clear" w:color="auto" w:fill="1E1E1E"/>
-        <w:spacing w:after="0" w:line="285" w:lineRule="atLeast"/>
+        <w:spacing w:after="0" w:line="240" w:lineRule="auto"/>
         <w:ind w:left="0" w:firstLine="0"/>
         <w:jc w:val="left"/>
         <w:rPr>
@@ -17839,7 +19534,7 @@
     <w:p>
       <w:pPr>
         <w:shd w:val="clear" w:color="auto" w:fill="1E1E1E"/>
-        <w:spacing w:after="0" w:line="285" w:lineRule="atLeast"/>
+        <w:spacing w:after="0" w:line="240" w:lineRule="auto"/>
         <w:ind w:left="0" w:firstLine="0"/>
         <w:jc w:val="left"/>
         <w:rPr>
@@ -17858,6 +19553,8 @@
         </w:rPr>
         <w:t xml:space="preserve">    </w:t>
       </w:r>
+      <w:proofErr w:type="spellStart"/>
+      <w:proofErr w:type="gramStart"/>
       <w:r>
         <w:rPr>
           <w:rFonts w:ascii="Consolas" w:eastAsia="Times New Roman" w:hAnsi="Consolas" w:cs="Times New Roman"/>
@@ -17867,6 +19564,7 @@
         </w:rPr>
         <w:t>print</w:t>
       </w:r>
+      <w:proofErr w:type="spellEnd"/>
       <w:r>
         <w:rPr>
           <w:rFonts w:ascii="Consolas" w:eastAsia="Times New Roman" w:hAnsi="Consolas" w:cs="Times New Roman"/>
@@ -17876,6 +19574,7 @@
         </w:rPr>
         <w:t>(</w:t>
       </w:r>
+      <w:proofErr w:type="gramEnd"/>
       <w:r>
         <w:rPr>
           <w:rFonts w:ascii="Consolas" w:eastAsia="Times New Roman" w:hAnsi="Consolas" w:cs="Times New Roman"/>
@@ -17892,7 +19591,17 @@
           <w:sz w:val="21"/>
           <w:szCs w:val="21"/>
         </w:rPr>
-        <w:t>\n</w:t>
+        <w:t>\</w:t>
+      </w:r>
+      <w:proofErr w:type="spellStart"/>
+      <w:r>
+        <w:rPr>
+          <w:rFonts w:ascii="Consolas" w:eastAsia="Times New Roman" w:hAnsi="Consolas" w:cs="Times New Roman"/>
+          <w:color w:val="EE5D43"/>
+          <w:sz w:val="21"/>
+          <w:szCs w:val="21"/>
+        </w:rPr>
+        <w:t>n</w:t>
       </w:r>
       <w:r>
         <w:rPr>
@@ -17901,7 +19610,17 @@
           <w:sz w:val="21"/>
           <w:szCs w:val="21"/>
         </w:rPr>
-        <w:t>Запускаем полный перебор порядка точки..."</w:t>
+        <w:t>Запускаем</w:t>
+      </w:r>
+      <w:proofErr w:type="spellEnd"/>
+      <w:r>
+        <w:rPr>
+          <w:rFonts w:ascii="Consolas" w:eastAsia="Times New Roman" w:hAnsi="Consolas" w:cs="Times New Roman"/>
+          <w:color w:val="96E072"/>
+          <w:sz w:val="21"/>
+          <w:szCs w:val="21"/>
+        </w:rPr>
+        <w:t xml:space="preserve"> полный перебор порядка точки..."</w:t>
       </w:r>
       <w:r>
         <w:rPr>
@@ -17916,7 +19635,7 @@
     <w:p>
       <w:pPr>
         <w:shd w:val="clear" w:color="auto" w:fill="1E1E1E"/>
-        <w:spacing w:after="0" w:line="285" w:lineRule="atLeast"/>
+        <w:spacing w:after="0" w:line="240" w:lineRule="auto"/>
         <w:ind w:left="0" w:firstLine="0"/>
         <w:jc w:val="left"/>
         <w:rPr>
@@ -17966,6 +19685,7 @@
         </w:rPr>
         <w:t xml:space="preserve"> </w:t>
       </w:r>
+      <w:proofErr w:type="spellStart"/>
       <w:r>
         <w:rPr>
           <w:rFonts w:ascii="Consolas" w:eastAsia="Times New Roman" w:hAnsi="Consolas" w:cs="Times New Roman"/>
@@ -17974,18 +19694,42 @@
           <w:szCs w:val="21"/>
           <w:lang w:val="en-US"/>
         </w:rPr>
-        <w:t>brute_force_order</w:t>
-      </w:r>
-      <w:r>
-        <w:rPr>
-          <w:rFonts w:ascii="Consolas" w:eastAsia="Times New Roman" w:hAnsi="Consolas" w:cs="Times New Roman"/>
-          <w:color w:val="BBBBBB"/>
-          <w:sz w:val="21"/>
-          <w:szCs w:val="21"/>
-          <w:lang w:val="en-US"/>
-        </w:rPr>
-        <w:t xml:space="preserve">(curve, G, </w:t>
-      </w:r>
+        <w:t>brute_force_</w:t>
+      </w:r>
+      <w:proofErr w:type="gramStart"/>
+      <w:r>
+        <w:rPr>
+          <w:rFonts w:ascii="Consolas" w:eastAsia="Times New Roman" w:hAnsi="Consolas" w:cs="Times New Roman"/>
+          <w:color w:val="FFE66D"/>
+          <w:sz w:val="21"/>
+          <w:szCs w:val="21"/>
+          <w:lang w:val="en-US"/>
+        </w:rPr>
+        <w:t>order</w:t>
+      </w:r>
+      <w:proofErr w:type="spellEnd"/>
+      <w:r>
+        <w:rPr>
+          <w:rFonts w:ascii="Consolas" w:eastAsia="Times New Roman" w:hAnsi="Consolas" w:cs="Times New Roman"/>
+          <w:color w:val="BBBBBB"/>
+          <w:sz w:val="21"/>
+          <w:szCs w:val="21"/>
+          <w:lang w:val="en-US"/>
+        </w:rPr>
+        <w:t>(</w:t>
+      </w:r>
+      <w:proofErr w:type="gramEnd"/>
+      <w:r>
+        <w:rPr>
+          <w:rFonts w:ascii="Consolas" w:eastAsia="Times New Roman" w:hAnsi="Consolas" w:cs="Times New Roman"/>
+          <w:color w:val="BBBBBB"/>
+          <w:sz w:val="21"/>
+          <w:szCs w:val="21"/>
+          <w:lang w:val="en-US"/>
+        </w:rPr>
+        <w:t xml:space="preserve">curve, G, </w:t>
+      </w:r>
+      <w:proofErr w:type="spellStart"/>
       <w:r>
         <w:rPr>
           <w:rFonts w:ascii="Consolas" w:eastAsia="Times New Roman" w:hAnsi="Consolas" w:cs="Times New Roman"/>
@@ -17996,6 +19740,7 @@
         </w:rPr>
         <w:t>log_every</w:t>
       </w:r>
+      <w:proofErr w:type="spellEnd"/>
       <w:r>
         <w:rPr>
           <w:rFonts w:ascii="Consolas" w:eastAsia="Times New Roman" w:hAnsi="Consolas" w:cs="Times New Roman"/>
@@ -18030,7 +19775,7 @@
     <w:p>
       <w:pPr>
         <w:shd w:val="clear" w:color="auto" w:fill="1E1E1E"/>
-        <w:spacing w:after="0" w:line="285" w:lineRule="atLeast"/>
+        <w:spacing w:after="0" w:line="240" w:lineRule="auto"/>
         <w:ind w:left="0" w:firstLine="0"/>
         <w:jc w:val="left"/>
         <w:rPr>
@@ -18045,7 +19790,7 @@
     <w:p>
       <w:pPr>
         <w:shd w:val="clear" w:color="auto" w:fill="1E1E1E"/>
-        <w:spacing w:after="0" w:line="285" w:lineRule="atLeast"/>
+        <w:spacing w:after="0" w:line="240" w:lineRule="auto"/>
         <w:ind w:left="0" w:firstLine="0"/>
         <w:jc w:val="left"/>
         <w:rPr>
@@ -18065,6 +19810,8 @@
         </w:rPr>
         <w:t xml:space="preserve">    </w:t>
       </w:r>
+      <w:proofErr w:type="spellStart"/>
+      <w:proofErr w:type="gramStart"/>
       <w:r>
         <w:rPr>
           <w:rFonts w:ascii="Consolas" w:eastAsia="Times New Roman" w:hAnsi="Consolas" w:cs="Times New Roman"/>
@@ -18074,6 +19821,7 @@
         </w:rPr>
         <w:t>print</w:t>
       </w:r>
+      <w:proofErr w:type="spellEnd"/>
       <w:r>
         <w:rPr>
           <w:rFonts w:ascii="Consolas" w:eastAsia="Times New Roman" w:hAnsi="Consolas" w:cs="Times New Roman"/>
@@ -18083,6 +19831,7 @@
         </w:rPr>
         <w:t>(</w:t>
       </w:r>
+      <w:proofErr w:type="gramEnd"/>
       <w:r>
         <w:rPr>
           <w:rFonts w:ascii="Consolas" w:eastAsia="Times New Roman" w:hAnsi="Consolas" w:cs="Times New Roman"/>
@@ -18108,7 +19857,17 @@
           <w:sz w:val="21"/>
           <w:szCs w:val="21"/>
         </w:rPr>
-        <w:t>\n</w:t>
+        <w:t>\</w:t>
+      </w:r>
+      <w:proofErr w:type="spellStart"/>
+      <w:r>
+        <w:rPr>
+          <w:rFonts w:ascii="Consolas" w:eastAsia="Times New Roman" w:hAnsi="Consolas" w:cs="Times New Roman"/>
+          <w:color w:val="EE5D43"/>
+          <w:sz w:val="21"/>
+          <w:szCs w:val="21"/>
+        </w:rPr>
+        <w:t>n</w:t>
       </w:r>
       <w:r>
         <w:rPr>
@@ -18117,7 +19876,17 @@
           <w:sz w:val="21"/>
           <w:szCs w:val="21"/>
         </w:rPr>
-        <w:t xml:space="preserve">Порядок точки G: n = </w:t>
+        <w:t>Порядок</w:t>
+      </w:r>
+      <w:proofErr w:type="spellEnd"/>
+      <w:r>
+        <w:rPr>
+          <w:rFonts w:ascii="Consolas" w:eastAsia="Times New Roman" w:hAnsi="Consolas" w:cs="Times New Roman"/>
+          <w:color w:val="96E072"/>
+          <w:sz w:val="21"/>
+          <w:szCs w:val="21"/>
+        </w:rPr>
+        <w:t xml:space="preserve"> точки G: n = </w:t>
       </w:r>
       <w:r>
         <w:rPr>
@@ -18168,7 +19937,7 @@
     <w:p>
       <w:pPr>
         <w:shd w:val="clear" w:color="auto" w:fill="1E1E1E"/>
-        <w:spacing w:after="0" w:line="285" w:lineRule="atLeast"/>
+        <w:spacing w:after="0" w:line="240" w:lineRule="auto"/>
         <w:ind w:left="0" w:firstLine="0"/>
         <w:jc w:val="left"/>
         <w:rPr>
@@ -18187,6 +19956,8 @@
         </w:rPr>
         <w:t xml:space="preserve">    </w:t>
       </w:r>
+      <w:proofErr w:type="spellStart"/>
+      <w:proofErr w:type="gramStart"/>
       <w:r>
         <w:rPr>
           <w:rFonts w:ascii="Consolas" w:eastAsia="Times New Roman" w:hAnsi="Consolas" w:cs="Times New Roman"/>
@@ -18196,6 +19967,7 @@
         </w:rPr>
         <w:t>print</w:t>
       </w:r>
+      <w:proofErr w:type="spellEnd"/>
       <w:r>
         <w:rPr>
           <w:rFonts w:ascii="Consolas" w:eastAsia="Times New Roman" w:hAnsi="Consolas" w:cs="Times New Roman"/>
@@ -18205,6 +19977,8 @@
         </w:rPr>
         <w:t>(</w:t>
       </w:r>
+      <w:proofErr w:type="spellStart"/>
+      <w:proofErr w:type="gramEnd"/>
       <w:r>
         <w:rPr>
           <w:rFonts w:ascii="Consolas" w:eastAsia="Times New Roman" w:hAnsi="Consolas" w:cs="Times New Roman"/>
@@ -18221,7 +19995,17 @@
           <w:sz w:val="21"/>
           <w:szCs w:val="21"/>
         </w:rPr>
-        <w:t xml:space="preserve">"Время выполнения: </w:t>
+        <w:t>"Время</w:t>
+      </w:r>
+      <w:proofErr w:type="spellEnd"/>
+      <w:r>
+        <w:rPr>
+          <w:rFonts w:ascii="Consolas" w:eastAsia="Times New Roman" w:hAnsi="Consolas" w:cs="Times New Roman"/>
+          <w:color w:val="96E072"/>
+          <w:sz w:val="21"/>
+          <w:szCs w:val="21"/>
+        </w:rPr>
+        <w:t xml:space="preserve"> выполнения: </w:t>
       </w:r>
       <w:r>
         <w:rPr>
@@ -18277,6 +20061,7 @@
         </w:rPr>
         <w:t>{</w:t>
       </w:r>
+      <w:proofErr w:type="spellStart"/>
       <w:r>
         <w:rPr>
           <w:rFonts w:ascii="Consolas" w:eastAsia="Times New Roman" w:hAnsi="Consolas" w:cs="Times New Roman"/>
@@ -18286,6 +20071,7 @@
         </w:rPr>
         <w:t>elapsed</w:t>
       </w:r>
+      <w:proofErr w:type="spellEnd"/>
       <w:r>
         <w:rPr>
           <w:rFonts w:ascii="Consolas" w:eastAsia="Times New Roman" w:hAnsi="Consolas" w:cs="Times New Roman"/>
@@ -18344,7 +20130,7 @@
     <w:p>
       <w:pPr>
         <w:shd w:val="clear" w:color="auto" w:fill="1E1E1E"/>
-        <w:spacing w:after="0" w:line="285" w:lineRule="atLeast"/>
+        <w:spacing w:after="0" w:line="240" w:lineRule="auto"/>
         <w:ind w:left="0" w:firstLine="0"/>
         <w:jc w:val="left"/>
         <w:rPr>
@@ -18358,7 +20144,7 @@
     <w:p>
       <w:pPr>
         <w:shd w:val="clear" w:color="auto" w:fill="1E1E1E"/>
-        <w:spacing w:after="0" w:line="285" w:lineRule="atLeast"/>
+        <w:spacing w:after="0" w:line="240" w:lineRule="auto"/>
         <w:ind w:left="0" w:firstLine="0"/>
         <w:jc w:val="left"/>
         <w:rPr>
@@ -18390,7 +20176,7 @@
     <w:p>
       <w:pPr>
         <w:shd w:val="clear" w:color="auto" w:fill="1E1E1E"/>
-        <w:spacing w:after="0" w:line="285" w:lineRule="atLeast"/>
+        <w:spacing w:after="0" w:line="240" w:lineRule="auto"/>
         <w:ind w:left="0" w:firstLine="0"/>
         <w:jc w:val="left"/>
         <w:rPr>
@@ -18438,7 +20224,19 @@
           <w:szCs w:val="21"/>
           <w:lang w:val="en-US"/>
         </w:rPr>
-        <w:t xml:space="preserve"> curve.</w:t>
+        <w:t xml:space="preserve"> </w:t>
+      </w:r>
+      <w:proofErr w:type="spellStart"/>
+      <w:proofErr w:type="gramStart"/>
+      <w:r>
+        <w:rPr>
+          <w:rFonts w:ascii="Consolas" w:eastAsia="Times New Roman" w:hAnsi="Consolas" w:cs="Times New Roman"/>
+          <w:color w:val="BBBBBB"/>
+          <w:sz w:val="21"/>
+          <w:szCs w:val="21"/>
+          <w:lang w:val="en-US"/>
+        </w:rPr>
+        <w:t>curve.</w:t>
       </w:r>
       <w:r>
         <w:rPr>
@@ -18448,8 +20246,20 @@
           <w:szCs w:val="21"/>
           <w:lang w:val="en-US"/>
         </w:rPr>
-        <w:t>scalar_mult</w:t>
-      </w:r>
+        <w:t>scalar</w:t>
+      </w:r>
+      <w:proofErr w:type="gramEnd"/>
+      <w:r>
+        <w:rPr>
+          <w:rFonts w:ascii="Consolas" w:eastAsia="Times New Roman" w:hAnsi="Consolas" w:cs="Times New Roman"/>
+          <w:color w:val="FFE66D"/>
+          <w:sz w:val="21"/>
+          <w:szCs w:val="21"/>
+          <w:lang w:val="en-US"/>
+        </w:rPr>
+        <w:t>_mult</w:t>
+      </w:r>
+      <w:proofErr w:type="spellEnd"/>
       <w:r>
         <w:rPr>
           <w:rFonts w:ascii="Consolas" w:eastAsia="Times New Roman" w:hAnsi="Consolas" w:cs="Times New Roman"/>
@@ -18464,7 +20274,7 @@
     <w:p>
       <w:pPr>
         <w:shd w:val="clear" w:color="auto" w:fill="1E1E1E"/>
-        <w:spacing w:after="0" w:line="285" w:lineRule="atLeast"/>
+        <w:spacing w:after="0" w:line="240" w:lineRule="auto"/>
         <w:ind w:left="0" w:firstLine="0"/>
         <w:jc w:val="left"/>
         <w:rPr>
@@ -18485,6 +20295,7 @@
         </w:rPr>
         <w:t xml:space="preserve">    </w:t>
       </w:r>
+      <w:proofErr w:type="gramStart"/>
       <w:r>
         <w:rPr>
           <w:rFonts w:ascii="Consolas" w:eastAsia="Times New Roman" w:hAnsi="Consolas" w:cs="Times New Roman"/>
@@ -18505,6 +20316,7 @@
         </w:rPr>
         <w:t>(</w:t>
       </w:r>
+      <w:proofErr w:type="gramEnd"/>
       <w:r>
         <w:rPr>
           <w:rFonts w:ascii="Consolas" w:eastAsia="Times New Roman" w:hAnsi="Consolas" w:cs="Times New Roman"/>
@@ -18628,7 +20440,7 @@
     <w:p>
       <w:pPr>
         <w:shd w:val="clear" w:color="auto" w:fill="1E1E1E"/>
-        <w:spacing w:after="0" w:line="285" w:lineRule="atLeast"/>
+        <w:spacing w:after="0" w:line="240" w:lineRule="auto"/>
         <w:ind w:left="0" w:firstLine="0"/>
         <w:jc w:val="left"/>
         <w:rPr>
@@ -18642,7 +20454,7 @@
     </w:p>
     <w:p>
       <w:pPr>
-        <w:spacing w:after="160" w:line="259" w:lineRule="auto"/>
+        <w:spacing w:after="160" w:line="240" w:lineRule="auto"/>
         <w:ind w:left="0" w:firstLine="0"/>
         <w:jc w:val="left"/>
         <w:rPr>
@@ -18667,7 +20479,7 @@
           <w:bCs/>
         </w:rPr>
       </w:pPr>
-      <w:bookmarkStart w:id="7" w:name="_Toc232455144"/>
+      <w:bookmarkStart w:id="6" w:name="_Toc232455144"/>
       <w:r>
         <w:rPr>
           <w:rFonts w:ascii="Times New Roman" w:hAnsi="Times New Roman" w:cs="Times New Roman"/>
@@ -18685,11 +20497,12 @@
         </w:rPr>
         <w:t>ы</w:t>
       </w:r>
-      <w:bookmarkEnd w:id="7"/>
+      <w:bookmarkEnd w:id="6"/>
     </w:p>
     <w:p>
       <w:pPr>
         <w:pStyle w:val="font-claude-response-body"/>
+        <w:spacing w:line="360" w:lineRule="auto"/>
         <w:ind w:firstLine="720"/>
         <w:jc w:val="both"/>
         <w:rPr>
@@ -18745,6 +20558,7 @@
     <w:p>
       <w:pPr>
         <w:pStyle w:val="font-claude-response-body"/>
+        <w:spacing w:line="360" w:lineRule="auto"/>
         <w:ind w:firstLine="720"/>
         <w:jc w:val="both"/>
       </w:pPr>
@@ -18753,7 +20567,32 @@
           <w:sz w:val="28"/>
           <w:szCs w:val="28"/>
         </w:rPr>
-        <w:t>Полученные данные наглядно демонстрируют, почему полный перебор неприменим для криптографически значимых размеров параметров: при n порядка 2^256 (как в реальных стандартах ECC) время вычисления превысило бы возраст Вселенной даже с учётом алгоритмов сложности O(√n)</w:t>
+        <w:t>Полученные данные наглядно демонстрируют, почему полн</w:t>
+      </w:r>
+      <w:bookmarkStart w:id="7" w:name="_GoBack"/>
+      <w:bookmarkEnd w:id="7"/>
+      <w:r>
+        <w:rPr>
+          <w:sz w:val="28"/>
+          <w:szCs w:val="28"/>
+        </w:rPr>
+        <w:t xml:space="preserve">ый перебор неприменим для </w:t>
+      </w:r>
+      <w:proofErr w:type="spellStart"/>
+      <w:r>
+        <w:rPr>
+          <w:sz w:val="28"/>
+          <w:szCs w:val="28"/>
+        </w:rPr>
+        <w:t>криптографически</w:t>
+      </w:r>
+      <w:proofErr w:type="spellEnd"/>
+      <w:r>
+        <w:rPr>
+          <w:sz w:val="28"/>
+          <w:szCs w:val="28"/>
+        </w:rPr>
+        <w:t xml:space="preserve"> значимых размеров параметров: при n порядка 2^256 (как в реальных стандартах ECC) время вычисления превысило бы возраст Вселенной даже с учётом алгоритмов сложности O(√n)</w:t>
       </w:r>
       <w:r>
         <w:rPr>
@@ -22188,7 +24027,7 @@
 </file>
 
 <file path=customXml/itemProps1.xml><?xml version="1.0" encoding="utf-8"?>
-<ds:datastoreItem xmlns:ds="http://schemas.openxmlformats.org/officeDocument/2006/customXml" ds:itemID="{97D83559-C6AD-4A3C-84EC-1E525357F632}">
+<ds:datastoreItem xmlns:ds="http://schemas.openxmlformats.org/officeDocument/2006/customXml" ds:itemID="{CF4D5291-90DF-4952-8CB2-DF446D2942E6}">
   <ds:schemaRefs>
     <ds:schemaRef ds:uri="http://schemas.openxmlformats.org/officeDocument/2006/bibliography"/>
   </ds:schemaRefs>
